--- a/documentos_academicos/PROTOCOLO_DOCTORAL_V4_humanizado.docx
+++ b/documentos_academicos/PROTOCOLO_DOCTORAL_V4_humanizado.docx
@@ -1229,17 +1229,17 @@
         <w:t xml:space="preserve">Colombia obtuvo 409 puntos en lectura en el ciclo 2022 del Programa para la Evaluación Internacional de Estudiantes. El promedio de la Organización para la Cooperación y el Desarrollo Económicos fue de 476, y el país quedó en la casilla 54 de 81 sistemas evaluados (Laboratorio de Economía de la Educación, 2023; Ministerio de Educación Nacional, 2023). La cifra suele leerse como diagnóstico de rezago. </w:t>
       </w:r>
       <w:r>
-        <w:t xml:space="preserve">Puesta en serie, sin embargo, dice menos de lo que aparenta: 425 puntos en 2015, 412 en 2018, 409 en 2022. El descenso ya venía en curso cuando las aulas cerraron. Cargarlo entero a la cuenta de la pandemia tiene la ventaja de ahorrarse una pregunta bastante más incómoda, que es qué venía ocurriendo desde antes con la enseñanza de la lectura.</w:t>
-      </w:r>
-    </w:p>
-    <w:p>
-      <w:pPr>
-        <w:ind w:firstLine="720"/>
-        <w:jc w:val="both"/>
-        <w:rPr/>
-      </w:pPr>
-      <w:r>
-        <w:t xml:space="preserve">Lo que la pandemia sí alteró fue la materia misma con la que hoy se enseña a leer. De la reorganización de urgencia de 2020 quedó un sedimento de prácticas mixtas que nadie acabó de bautizar, donde la clase presencial convive con sesiones sincrónicas por videollamada y con un caudal de trabajo asincrónico administrado desde plataformas. Hrastinski (2019) advierte que bajo la expresión aprendizaje combinado caben arreglos tan dispares entre sí que el término apenas alcanza a designar una familia. Lo que está en juego con esa imprecisión desborda el vocabulario. En el aula híbrida la consigna de lectura pasó de ser algo que un docente dice a ser algo que una interfaz determina, y el plazo, los intentos permitidos y el formato exigido de respuesta suelen venir fijados por alguien que no enseña.</w:t>
+        <w:t xml:space="preserve">Puesta en serie, sin embargo, dice menos de lo que aparenta: 425 puntos en 2015, 412 en 2018, 409 en 2022. El descenso ya venía en curso cuando las aulas cerraron. Cargarlo entero a la cuenta de la pandemia tiene la ventaja de ahorrarse una pregunta bastante más incómoda: qué venía ocurriendo desde antes con la enseñanza de la lectura.</w:t>
+      </w:r>
+    </w:p>
+    <w:p>
+      <w:pPr>
+        <w:ind w:firstLine="720"/>
+        <w:jc w:val="both"/>
+        <w:rPr/>
+      </w:pPr>
+      <w:r>
+        <w:t xml:space="preserve">Lo que la pandemia sí alteró fue la materia misma con la que hoy se enseña a leer. De la reorganización de urgencia de 2020 quedó un sedimento de prácticas mixtas que nadie acabó de bautizar, donde la clase presencial convive con sesiones sincrónicas por videollamada y con un caudal de trabajo asincrónico administrado desde plataformas. Hrastinski (2019) advierte que bajo la expresión aprendizaje combinado caben arreglos tan dispares entre sí que el término apenas alcanza a designar una familia. Y lo que está en juego con esa imprecisión desborda el vocabulario. En el aula híbrida la consigna de lectura pasó de ser algo que un docente dice a ser algo que una interfaz determina, y el plazo, los intentos permitidos y el formato exigido de respuesta suelen venir fijados por alguien que no enseña.</w:t>
       </w:r>
       <w:proofErr w:type="spellStart"/>
       <w:r>
@@ -1267,7 +1267,7 @@
         <w:rPr/>
       </w:pPr>
       <w:r>
-        <w:t xml:space="preserve">Tenemos entonces un desempeño lector que lleva una década sin repuntar, un aula que la técnica reorganizó sin que nadie acabara de decidirlo y una obligación jurídica que ya no admite discrecionalidad. Cada uno de esos planos tiene su propia literatura y se deja explicar por separado, cosa que en buena medida ya se ha hecho. El fenómeno que aquí interesa ocurre más bien en el punto donde los tres se enredan, y ese enredo no se deja repartir entre las literaturas que lo tocan por separado.</w:t>
+        <w:t xml:space="preserve">Tenemos entonces un desempeño lector que lleva una década sin repuntar, un aula que la técnica reorganizó sin que nadie acabara de decidirlo y una obligación jurídica que ya no admite discrecionalidad. Cada uno de esos planos tiene su propia literatura y admite explicarse por separado, cosa que en buena medida ya se ha hecho. El fenómeno que aquí interesa ocurre más bien en el punto donde los tres se enredan, y ese enredo no se deja repartir entre las literaturas que lo tocan una a una.</w:t>
       </w:r>
     </w:p>
     <w:p>
@@ -1286,27 +1286,27 @@
         <w:rPr/>
       </w:pPr>
       <w:r>
-        <w:t xml:space="preserve">La dislexia entra en ese enredo con un peso que las cifras alcanzan a estimar. Carrillo Gallego et al. (2011) hallaron una prevalencia del 11,8 % de dificultades específicas del aprendizaje de la lectura en población escolar hispanohablante, con oscilaciones por curso que van del 15,2 % en segundo grado al 10,9 % en sexto. Ahora bien, más decisivo que la magnitud resulta lo que Snowling et al. (2020) establecieron sobre la naturaleza del objeto, y es que la dislexia es una posición dentro del continuo de la habilidad lectora, determinada por factores de riesgo que se acumulan e interactúan, antes que una categoría discreta separada del resto de los lectores.</w:t>
-      </w:r>
-    </w:p>
-    <w:p>
-      <w:pPr>
-        <w:ind w:firstLine="720"/>
-        <w:jc w:val="both"/>
-        <w:rPr/>
-      </w:pPr>
-      <w:r>
-        <w:t xml:space="preserve">Conviene detenerse en la implicación, porque orienta buena parte de lo que sigue. Si la dislexia es un punto de un continuo, entonces el corte que separa la lentitud tolerable de la lentitud patológica lo traza alguien, en algún lugar, con algún criterio. Y en la escuela ese criterio rara vez pertenece a una persona identificable; con mayor frecuencia está inscrito en reglas que nadie se molesta en enunciar porque a nadie se le ocurre que haya que enunciarlas.</w:t>
-      </w:r>
-    </w:p>
-    <w:p>
-      <w:pPr>
-        <w:ind w:firstLine="720"/>
-        <w:jc w:val="both"/>
-        <w:rPr/>
-      </w:pPr>
-      <w:r>
-        <w:t xml:space="preserve">Al escenario híbrido cabe sospecharlo, además, por una razón material. Delgado et al. (2018) reunieron 54 estudios con más de 170.000 participantes y encontraron que la comprensión de textos informativos resulta mejor en papel que en pantalla, con una diferencia que crece cuando la tarea impone un límite temporal. Pantalla más cronómetro: es exactamente la combinación que la plataforma escolar produce por defecto. Ninguno de esos dos parámetros se fijó pensando en un lector disléxico, lo cual está lejos de volverlos neutrales respecto de él.</w:t>
+        <w:t xml:space="preserve">En ese enredo la dislexia entra con un peso que las cifras alcanzan a estimar. Carrillo Gallego et al. (2011) hallaron una prevalencia del 11,8 % de dificultades específicas del aprendizaje de la lectura en población escolar hispanohablante, con oscilaciones por curso que van del 15,2 % en segundo grado al 10,9 % en sexto. Ahora bien, más decisivo que la magnitud es lo que Snowling et al. (2020) establecieron sobre la naturaleza del objeto. La dislexia, para ellos, es una posición dentro del continuo de la habilidad lectora —determinada por factores de riesgo que se acumulan e interactúan— antes que una categoría discreta separada del resto de los lectores.</w:t>
+      </w:r>
+    </w:p>
+    <w:p>
+      <w:pPr>
+        <w:ind w:firstLine="720"/>
+        <w:jc w:val="both"/>
+        <w:rPr/>
+      </w:pPr>
+      <w:r>
+        <w:t xml:space="preserve">Conviene detenerse en la implicación, porque orienta buena parte de lo que sigue. Si la dislexia es un punto de un continuo, ¿quién traza el corte que separa la lentitud tolerable de la lentitud patológica? Alguien lo traza, en algún lugar y con algún criterio. Y en la escuela ese criterio rara vez pertenece a una persona identificable. Con mayor frecuencia está inscrito en reglas que nadie se molesta en enunciar porque a nadie se le ocurre que haya que enunciarlas.</w:t>
+      </w:r>
+    </w:p>
+    <w:p>
+      <w:pPr>
+        <w:ind w:firstLine="720"/>
+        <w:jc w:val="both"/>
+        <w:rPr/>
+      </w:pPr>
+      <w:r>
+        <w:t xml:space="preserve">Al escenario híbrido cabe sospecharlo, además, por una razón material. Delgado et al. (2018) reunieron 54 estudios con más de 170.000 participantes y encontraron que la comprensión de textos informativos resulta mejor en papel que en pantalla, con una diferencia que crece cuando la tarea impone un límite temporal. Pantalla y cronómetro a la vez: exactamente lo que la plataforma escolar produce por defecto. Ninguno de esos dos parámetros se fijó pensando en un lector disléxico, lo cual está lejos de volverlos neutrales respecto de él.</w:t>
       </w:r>
       <w:r>
         <w:lastRenderedPageBreak/>
@@ -1320,7 +1320,7 @@
         <w:rPr/>
       </w:pPr>
       <w:r>
-        <w:t xml:space="preserve">Describir una vez más el perfil cognitivo de la dislexia sería redundante. La psicolingüística lleva décadas en ese terreno y lo ha cubierto con solvencia. La pregunta que queda abierta toca a la escuela, y es de qué manera su propia organización de la lectura participa en fabricar aquello que más tarde reconocerá como dificultad.</w:t>
+        <w:t xml:space="preserve">Describir una vez más el perfil cognitivo de la dislexia sería redundante. La psicolingüística lleva décadas en ese terreno y lo ha cubierto con solvencia. La pregunta que queda abierta toca a la escuela: cómo participa su propia organización de la lectura en fabricar aquello que más tarde reconocerá como dificultad.</w:t>
       </w:r>
     </w:p>
     <w:p>
@@ -1349,7 +1349,7 @@
         <w:rPr/>
       </w:pPr>
       <w:r>
-        <w:t xml:space="preserve">La recursividad organizacional sostiene que los productos son al mismo tiempo productores de aquello que los produce. Trasladada al aula, la fórmula pierde su aire abstracto. La gramática escolar de lectura fabrica la experiencia disléxica al constituirla como desviación, y esa experiencia, una vez administrada mediante apoyos y ajustes, le devuelve a la gramática la confirmación de que su umbral era el correcto. Si la relación tiene un punto de inicio localizable, o si funciona sin él, es algo que habrá de resolver el trabajo de campo y no el marco teórico.</w:t>
+        <w:t xml:space="preserve">Según la recursividad organizacional, los productos son al mismo tiempo productores de aquello que los produce. Trasladada al aula, la fórmula pierde su aire abstracto. La gramática escolar de lectura fabrica la experiencia disléxica al constituirla como desviación, y esa experiencia, una vez administrada mediante apoyos y ajustes, le devuelve a la gramática la confirmación de que su umbral era el correcto. Si la relación tiene un punto de inicio localizable, o si funciona sin él, es algo que habrá de resolver el trabajo de campo y no el marco teórico.</w:t>
       </w:r>
     </w:p>
     <w:p>
@@ -1369,7 +1369,7 @@
         <w:rPr/>
       </w:pPr>
       <w:r>
-        <w:t xml:space="preserve">La multidimensionalidad hace un trabajo más modesto y no por ello menos necesario, pues impide reducir al estudiante a su perfil neurocognitivo. Quien lee es también un cuerpo con ritmo propio y un expediente evaluado contra cronologías estandarizadas (Terigi, 2010). Es, además, alguien que sabe perfectamente cómo lo miran sus compañeros cuando le toca leer en voz alta.</w:t>
+        <w:t xml:space="preserve">Más modesto, y no por ello menos necesario, resulta el trabajo de la multidimensionalidad: impedir que el estudiante quede reducido a su perfil neurocognitivo. Quien lee es también un cuerpo con ritmo propio y un expediente evaluado contra cronologías estandarizadas (Terigi, 2010). Es, además, alguien que sabe perfectamente cómo lo miran sus compañeros cuando le toca leer en voz alta.</w:t>
       </w:r>
     </w:p>
     <w:p>
@@ -1455,7 +1455,7 @@
         <w:rPr/>
       </w:pPr>
       <w:r>
-        <w:t xml:space="preserve">Que esa relación no sea inocua lo confirma la investigación reciente. León Mora (2021) demostró que incluso los modelos pedagógicos que se declaran complejos y transdisciplinares conservan estructuras de interacción bastante estables, desde las cuales el aprendizaje lector sigue moldeándose igual que antes. Por vías distintas llegan al mismo diagnóstico Miranda-Merizalde y Núñez Naranjo (2025), desde la neurociencia aplicada a la inclusión, y Ramos Ventura (2025), desde la revisión latinoamericana del diseño universal para el aprendizaje: las estrategias disponibles optimizan funciones ejecutivas, atención y rendimiento del estudiante dentro de marcos pedagógicos que nadie discute, de suerte que toda la corrección recae sobre el lector y el marco se queda sin examinar.</w:t>
+        <w:t xml:space="preserve">Que esa relación no sea inocua lo confirma la investigación reciente. León Mora (2021) demostró que incluso los modelos pedagógicos que se declaran complejos y transdisciplinares conservan estructuras de interacción notablemente estables, desde las cuales el aprendizaje lector sigue moldeándose igual que antes. Por vías distintas llegan al mismo diagnóstico Miranda-Merizalde y Núñez Naranjo (2025), desde la neurociencia aplicada a la inclusión, y Ramos Ventura (2025), desde la revisión latinoamericana del diseño universal para el aprendizaje: las estrategias disponibles optimizan funciones ejecutivas, atención y rendimiento del estudiante dentro de marcos pedagógicos que nadie discute, de suerte que toda la corrección recae sobre el lector y el marco se queda sin examinar.</w:t>
       </w:r>
     </w:p>
     <w:p>
@@ -1474,7 +1474,7 @@
         <w:rPr/>
       </w:pPr>
       <w:r>
-        <w:t xml:space="preserve">Conviene empezar por la arquitectura técnica de la consigna. Las plataformas de gestión del aprendizaje que usan los colegios colombianos organizan la lectura mediante formularios con temporizador, cuestionarios de opción múltiple que admiten un solo envío y foros que cierran a una hora fija. Un criterio pedagógico discutible, el de la fluidez, queda así convertido en un parámetro técnico inapelable, el tiempo de respuesta. Penalizar la lentitud deja de ser una decisión que alguien tomó y se vuelve un efecto del diseño, con lo cual resulta a la vez invisible</w:t>
+        <w:t xml:space="preserve">Conviene empezar por la arquitectura técnica de la consigna. Las plataformas de gestión del aprendizaje que usan los colegios colombianos organizan la lectura mediante formularios con temporizador, cuestionarios de opción múltiple que admiten un solo envío y foros que cierran a una hora fija. Un criterio pedagógico discutible, el de la fluidez, queda así convertido en un parámetro técnico inapelable, el tiempo de respuesta. Penalizar la lentitud deja de ser una decisión que alguien tomó para volverse un efecto del diseño, y eso la hace a la vez invisible</w:t>
       </w:r>
       <w:r>
         <w:t xml:space="preserve"> </w:t>
@@ -1504,16 +1504,16 @@
         <w:rPr/>
       </w:pPr>
       <w:r>
-        <w:t xml:space="preserve">En la evaluación el efecto se vuelve más costoso. La comprensión lectora se valora casi siempre mediante productos escritos, con lo cual una misma calificación termina midiendo de una sola vez la comprensión, la ortografía y la velocidad de escritura. Un estudiante puede entender un texto con precisión y aparecer en el sistema como si no lo hubiera entendido; el registro documenta entonces un déficit que el propio instrumento acaba de producir.</w:t>
-      </w:r>
-    </w:p>
-    <w:p>
-      <w:pPr>
-        <w:ind w:firstLine="720"/>
-        <w:jc w:val="both"/>
-      </w:pPr>
-      <w:r>
-        <w:t xml:space="preserve">La distancia se hace más visible todavía en la gestión de los ajustes razonables. El Decreto 1421 de 2017 obliga a formular el Plan Individual de Ajustes Razonables, pero el instrumento fue concebido para el salón presencial y no siempre encuentra traducción en plataformas cuyos parámetros son comunes para todo el curso. Conceder tiempo adicional resulta sencillo cuando el docente controla el reloj; bastante más difícil cuando lo controla un formulario. Arteaga Gualán et al. (2024) añaden, en revisión sistemática, que la falta de formación docente específica recorta sistemáticamente la eficacia de cualquier estrategia que se intente.</w:t>
+        <w:t xml:space="preserve">En la evaluación el efecto se vuelve más costoso. La comprensión lectora se valora casi siempre mediante productos escritos, de modo que una misma calificación termina midiendo de una sola vez la comprensión, la ortografía y la velocidad de escritura. Un estudiante puede entender un texto con precisión y aparecer en el sistema como si no lo hubiera entendido, y el registro documenta entonces un déficit que el propio instrumento acaba de producir.</w:t>
+      </w:r>
+    </w:p>
+    <w:p>
+      <w:pPr>
+        <w:ind w:firstLine="720"/>
+        <w:jc w:val="both"/>
+      </w:pPr>
+      <w:r>
+        <w:t xml:space="preserve">Donde la distancia se hace más visible todavía es en la gestión de los ajustes razonables. El Decreto 1421 de 2017 obliga a formular el Plan Individual de Ajustes Razonables, pero el instrumento fue concebido para el salón presencial y no siempre encuentra traducción en plataformas cuyos parámetros son comunes para todo el curso. Conceder tiempo adicional resulta sencillo cuando el docente controla el reloj; bastante más difícil cuando lo controla un formulario. Arteaga Gualán et al. (2024) añaden, en revisión sistemática, que la falta de formación docente específica recorta sistemáticamente la eficacia de cualquier estrategia que se intente.</w:t>
       </w:r>
     </w:p>
     <w:p>
@@ -1576,7 +1576,7 @@
         <w:t xml:space="preserve">Atraviesa esos circuitos una contradicción que ninguna solución técnica disuelve. La escuela tiene que homogeneizar para poder certificar y tiene que diferenciar para poder incluir, y ambos mandatos son legítimos. </w:t>
       </w:r>
       <w:r>
-        <w:t xml:space="preserve">Lo que el aula híbrida agrega es una capa de código que fija el primero de esos mandatos en los ajustes por defecto, con lo cual la diferenciación queda relegada al margen de lo que cada docente logre negociar con la interfaz.</w:t>
+        <w:t xml:space="preserve">Lo que el aula híbrida agrega es una capa de código que fija el primero de esos mandatos en los ajustes por defecto, con lo cual la diferenciación queda relegada al margen que cada docente logre negociarle a la interfaz.</w:t>
       </w:r>
     </w:p>
     <w:p>
@@ -1608,17 +1608,17 @@
         <w:rPr/>
       </w:pPr>
       <w:r>
-        <w:t xml:space="preserve">Los efectos de dejar el fenómeno sin comprender desbordan con holgura lo pedagógico. En las trayectorias educativas, los circuitos descritos se traducen en reprobación, extraedad y salida temprana del sistema. El informe de seguimiento de la educación en el mundo (Organización de las Naciones Unidas para la Educación, la Ciencia y la Cultura, 2020) documenta que la clasificación escolar ordinaria es una de las vías principales por las cuales los sistemas educativos excluyen, y lo hacen sin que nadie tenga que proponérselo. En un país cuyo desempeño lector agregado se ubica 67 puntos por debajo del promedio de la Organización para la Cooperación y el Desarrollo Económicos, ese efecto se acumula sobre estudiantes que ya partían en desventaja.</w:t>
-      </w:r>
-    </w:p>
-    <w:p>
-      <w:pPr>
-        <w:ind w:firstLine="720"/>
-        <w:jc w:val="both"/>
-        <w:rPr/>
-      </w:pPr>
-      <w:r>
-        <w:t xml:space="preserve">Pedagógicamente, la ausencia de una comprensión sistémica condena la respuesta institucional a la remediación individual. Se multiplican los planes de apoyo sin que la consigna varíe un ápice, y el colegio gasta esfuerzo en compensar un efecto cuya causa sigue tranquilamente en su lugar. Arteaga Gualán et al. (2024) constatan, en este sentido, que las intervenciones documentadas se concentran en la estrategia didáctica de aula y rara vez alcanzan el diseño curricular o la política institucional, que es donde el problema tiene su origen.</w:t>
+        <w:t xml:space="preserve">Dejar el fenómeno sin comprender tiene efectos que desbordan con holgura lo pedagógico. En las trayectorias educativas, los circuitos descritos se traducen en reprobación, extraedad y salida temprana del sistema. El informe de seguimiento de la educación en el mundo (Organización de las Naciones Unidas para la Educación, la Ciencia y la Cultura, 2020) deja constancia de que la clasificación escolar ordinaria es una de las vías principales por las cuales los sistemas educativos excluyen, y lo hacen sin que nadie tenga que proponérselo. En un país cuyo desempeño lector agregado se ubica 67 puntos por debajo del promedio de la Organización para la Cooperación y el Desarrollo Económicos, ese efecto se acumula sobre estudiantes que ya partían en desventaja.</w:t>
+      </w:r>
+    </w:p>
+    <w:p>
+      <w:pPr>
+        <w:ind w:firstLine="720"/>
+        <w:jc w:val="both"/>
+        <w:rPr/>
+      </w:pPr>
+      <w:r>
+        <w:t xml:space="preserve">Pedagógicamente, la ausencia de una comprensión sistémica condena la respuesta institucional a la remediación individual. Se multiplican los planes de apoyo sin que la consigna varíe un ápice, y el colegio gasta esfuerzo en compensar un efecto cuya causa sigue tranquilamente en su lugar. Las intervenciones documentadas, constatan Arteaga Gualán et al. (2024), se concentran en la estrategia didáctica de aula y rara vez alcanzan el diseño curricular o la política institucional, que es donde el problema tiene su origen.</w:t>
       </w:r>
     </w:p>
     <w:p>
@@ -1647,7 +1647,7 @@
         <w:jc w:val="both"/>
       </w:pPr>
       <w:r>
-        <w:t xml:space="preserve">Sostener el fenómeno sin examinarlo significa, en suma, mantener en funcionamiento un dispositivo que documenta inclusión y produce exclusión. El diagnóstico, así enunciado, no es nuevo; lo que falta es el trabajo empírico que muestre por dónde pasa exactamente el circuito, y de ahí que valga la pena investigarlo.</w:t>
+        <w:t xml:space="preserve">Sostener el fenómeno sin examinarlo significa, en suma, mantener en funcionamiento un dispositivo que documenta inclusión y produce exclusión. El diagnóstico, así enunciado, no es nuevo. Falta el trabajo empírico que muestre por dónde pasa exactamente el circuito, y de ahí que valga la pena investigarlo.</w:t>
       </w:r>
     </w:p>
     <w:p>
@@ -1690,7 +1690,7 @@
         <w:rPr/>
       </w:pPr>
       <w:r>
-        <w:t xml:space="preserve">La revisión cubrió la producción publicada entre 1994 y 2025 en los cuatro campos mencionados. La fecha de arranque obedece a una razón precisa, y es que en 1994 Tyack y Tobin formularon la gramática de la escolarización, categoría matriz de la que deriva la propuesta conceptual de este trabajo.</w:t>
+        <w:t xml:space="preserve">Se revisó la producción publicada entre 1994 y 2025 en los cuatro campos mencionados. La fecha de arranque obedece a una razón precisa, y es que en 1994 Tyack y Tobin formularon la gramática de la escolarización, categoría matriz de la que deriva la propuesta conceptual de este trabajo.</w:t>
       </w:r>
       <w:proofErr w:type="spellStart"/>
       <w:r>
@@ -1708,7 +1708,7 @@
         <w:rPr/>
       </w:pPr>
       <w:r>
-        <w:t xml:space="preserve">El criterio de admisión fue exigente y tuvo su costo. Solo entró producción arbitrada o de editorial académica reconocida, en español, inglés o francés, y únicamente si cada pieza tocaba al menos dos de los cuatro campos. Ese filtro dejó fuera bastante literatura valiosa, aunque encerrada en su propia disciplina, y dejó fuera también los materiales de divulgación sin respaldo empírico y las guías clínicas dirigidas a familias. Las bases consultadas fueron Scopus, Web of Science, Scielo, Redalyc, Dialnet y ERIC.</w:t>
+        <w:t xml:space="preserve">El criterio de admisión fue exigente y tuvo su costo. Solo entró producción arbitrada o de editorial académica reconocida, en español, inglés o francés, y únicamente si cada pieza tocaba al menos dos de los cuatro campos. Ese filtro dejó fuera literatura valiosa, aunque encerrada en su propia disciplina, y dejó fuera también los materiales de divulgación sin respaldo empírico y las guías clínicas dirigidas a familias. Las bases consultadas fueron Scopus, Web of Science, Scielo, Redalyc, Dialnet y ERIC.</w:t>
       </w:r>
     </w:p>
     <w:p>
@@ -1737,17 +1737,17 @@
         <w:rPr/>
       </w:pPr>
       <w:r>
-        <w:t xml:space="preserve">Los enfoques que organizan la literatura difieren entre sí menos por sus hallazgos que por aquello que cada uno considera que la dislexia es.</w:t>
-      </w:r>
-    </w:p>
-    <w:p>
-      <w:pPr>
-        <w:ind w:firstLine="720"/>
-        <w:jc w:val="both"/>
-        <w:rPr/>
-      </w:pPr>
-      <w:r>
-        <w:t xml:space="preserve">La tradición fonológica localiza el núcleo del problema en la representación y el acceso a la estructura sonora del lenguaje. Ramus et al. (2003) pusieron a competir las hipótesis fonológica, auditiva, visual, cerebelosa y magnocelular en un estudio de casos múltiples con adultos disléxicos, y el resultado fue que el déficit fonológico estaba presente en prácticamente toda la muestra mientras los sensoriales aparecían solo en un subgrupo. La jerarquía explicativa que salió de ahí todavía organiza el campo. Goswami (2015) no la discute de frente: formuló tres desafíos a las teorías sensoriales y propuso que las dificultades fonológicas podrían derivarse de una alteración en el muestreo oscilatorio de la señal acústica, con lo cual lo fonológico conserva su centralidad y a la vez deja de ser la causa última.</w:t>
+        <w:t xml:space="preserve">¿En qué difieren entre sí los enfoques que organizan la literatura? Menos en sus hallazgos, a decir verdad, que en aquello que cada uno da por sentado que la dislexia es.</w:t>
+      </w:r>
+    </w:p>
+    <w:p>
+      <w:pPr>
+        <w:ind w:firstLine="720"/>
+        <w:jc w:val="both"/>
+        <w:rPr/>
+      </w:pPr>
+      <w:r>
+        <w:t xml:space="preserve">La tradición fonológica localiza el núcleo del problema en la representación y el acceso a la estructura sonora del lenguaje. Ramus et al. (2003) pusieron a competir las hipótesis fonológica, auditiva, visual, cerebelosa y magnocelular en un estudio de casos múltiples con adultos disléxicos, y el resultado fue que el déficit fonológico estaba presente en prácticamente toda la muestra mientras los sensoriales aparecían solo en un subgrupo. La jerarquía explicativa que salió de ahí todavía organiza el campo. Goswami (2015) no la discute de frente: formuló tres desafíos a las teorías sensoriales y propuso que las dificultades fonológicas podrían derivarse de una alteración en el muestreo oscilatorio de la señal acústica, y así lo fonológico conserva su centralidad y a la vez deja de ser la causa última.</w:t>
       </w:r>
     </w:p>
     <w:p>
@@ -1777,7 +1777,7 @@
         <w:rPr/>
       </w:pPr>
       <w:r>
-        <w:t xml:space="preserve">Una última posición reformula la pregunta desde su base. Dehaene (2009) propuso la hipótesis del reciclaje neuronal, según la cual la lectura reutiliza circuitos cerebrales destinados originalmente al reconocimiento visual de objetos, lo que la convierte en tecnología cultural y no en capacidad natural. Maturana y Varela (1984) aportan el acoplamiento estructural y el determinismo estructural, con los que el aprendizaje puede pensarse como historia de interacciones recurrentes que modifica a los dos términos de la relación. Y Barrios-Tao (2016) recuerda, desde el debate iberoamericano, que el diálogo entre neurociencias y educación no puede reducirse al cerebro aislado, porque el entorno sociocultural, la salud y las condiciones de vida influyen sobre lo que ocurre en el aula tanto como la maduración neuronal.</w:t>
+        <w:t xml:space="preserve">Una última posición reformula la pregunta desde su base. Dehaene (2009) propuso la hipótesis del reciclaje neuronal, según la cual la lectura reutiliza circuitos cerebrales destinados originalmente al reconocimiento visual de objetos, y la convierte por tanto en tecnología cultural y no en capacidad natural. Maturana y Varela (1984) aportan el acoplamiento estructural y el determinismo estructural, con los que el aprendizaje puede pensarse como historia de interacciones recurrentes que modifica a los dos términos de la relación. Y Barrios-Tao (2016) recuerda, desde el debate iberoamericano, que el diálogo entre neurociencias y educación no puede reducirse al cerebro aislado, porque el entorno sociocultural, la salud y las condiciones de vida influyen sobre lo que ocurre en el aula tanto como la maduración neuronal.</w:t>
       </w:r>
       <w:r>
         <w:lastRenderedPageBreak/>
@@ -1790,7 +1790,7 @@
         <w:jc w:val="both"/>
       </w:pPr>
       <w:r>
-        <w:t xml:space="preserve">Estos enfoques no se suman entre sí, y ese es el punto: sostienen tesis incompatibles sobre qué clase de cosa es la dislexia. El desacuerdo se retoma más adelante, porque de él depende buena parte de lo que aquí se propone.</w:t>
+        <w:t xml:space="preserve">Estos enfoques no se suman entre sí, y ese es el punto: sostienen tesis incompatibles sobre qué clase de cosa es la dislexia. Pero el desacuerdo se retoma más adelante, porque de él depende buena parte de la propuesta.</w:t>
       </w:r>
     </w:p>
     <w:p>
@@ -1912,7 +1912,7 @@
         <w:rPr/>
       </w:pPr>
       <w:r>
-        <w:t xml:space="preserve">La producción de las últimas dos décadas se ordena en torno a unos pocos movimientos. El más consolidado es el abandono progresivo de los modelos de déficit único en favor de explicaciones multifactoriales y dimensionales, movimiento que la síntesis de Snowling et al. (2020) selló y que le ha restado bastante prestigio a las causas simples. En paralelo creció la investigación sobre soporte y comprensión, impulsada por el metaanálisis de Delgado et al. (2018), con un interés cada vez mayor por la temporalidad de la tarea como variable que modula el efecto, más que por el dispositivo en sí mismo.</w:t>
+        <w:t xml:space="preserve">En torno a unos pocos movimientos se ordena la producción de las últimas dos décadas. El más consolidado es el abandono progresivo de los modelos de déficit único en favor de explicaciones multifactoriales y dimensionales, movimiento que la síntesis de Snowling et al. (2020) selló y que le ha restado prestigio a las causas simples. En paralelo creció la investigación sobre soporte y comprensión, impulsada por el metaanálisis de Delgado et al. (2018), con un interés cada vez mayor por la temporalidad de la tarea como variable que modula el efecto, más que por el dispositivo en sí mismo.</w:t>
       </w:r>
     </w:p>
     <w:p>
@@ -1923,7 +1923,7 @@
       </w:pPr>
       <w:r>
         <w:lastRenderedPageBreak/>
-        <w:t xml:space="preserve">El diseño universal para el aprendizaje se adoptó, entretanto, como marco de política pública. Ramos Ventura (2025) documenta esa expansión en América Latina y anota de paso una tensión que merece atención: la accesibilidad y la flexibilización amplían el repertorio de intervención, y con todo el aprendizaje sigue organizándose desde modelos de adaptación del estudiante al marco existente.</w:t>
+        <w:t xml:space="preserve">Entretanto, el diseño universal para el aprendizaje se adoptó como marco de política pública. Ramos Ventura (2025) le sigue el rastro a esa expansión en América Latina y anota de paso una tensión que merece atención: la accesibilidad y la flexibilización amplían el repertorio de intervención, y con todo el aprendizaje sigue organizándose desde modelos de adaptación del estudiante al marco existente.</w:t>
       </w:r>
     </w:p>
     <w:p>
@@ -1951,7 +1951,7 @@
         <w:jc w:val="both"/>
       </w:pPr>
       <w:r>
-        <w:t xml:space="preserve">Falta investigación que trate la dislexia como fenómeno coproducido por la organización escolar. La psicolingüística estudia al lector y la sociología de la educación estudia la institución; la revisión no encontró trabajos que documenten empíricamente el circuito que une las condiciones escolares de reconocimiento con la constitución de la experiencia disléxica.</w:t>
+        <w:t xml:space="preserve">Falta investigación que trate la dislexia como fenómeno coproducido por la organización escolar. La psicolingüística estudia al lector y la sociología de la educación estudia la institución, y la revisión no encontró trabajos que documenten empíricamente el circuito que une las condiciones escolares de reconocimiento con la constitución de la experiencia disléxica.</w:t>
       </w:r>
     </w:p>
     <w:p>
@@ -2027,7 +2027,7 @@
         <w:jc w:val="both"/>
       </w:pPr>
       <w:r>
-        <w:t xml:space="preserve">Pedagógicamente se oponen, por último, el mandato de equidad, que exige criterios comunes para certificar, y el de inclusión, que exige respuesta diferenciada. Booth y Ainscow (2015) reconocen en esa oposición el</w:t>
+        <w:t xml:space="preserve">Pedagógicamente se oponen, además, el mandato de equidad, que exige criterios comunes para certificar, y el de inclusión, que exige respuesta diferenciada. Booth y Ainscow (2015) reconocen en esa oposición el</w:t>
       </w:r>
       <w:r>
         <w:t xml:space="preserve"> problema central de la evaluación institucional de la inclusión. La literatura </w:t>
@@ -2044,7 +2044,7 @@
         <w:rPr/>
       </w:pPr>
       <w:r>
-        <w:t xml:space="preserve">La fricción tecnológica, en fin, confronta la promesa de personalización de los entornos digitales con la evidencia de estandarización que documentan Delgado et al. (2018) y Mangen y van der Weel (2016). La plataforma se presenta como instrumento de individualización y funciona de hecho como instrumento de uniformización de la tarea. Esa contradicción está en el centro de la indagación empírica que aquí se propone.</w:t>
+        <w:t xml:space="preserve">Y está, por último, la fricción tecnológica, que confronta la promesa de personalización de los entornos digitales con la evidencia de estandarización que reúnen Delgado et al. (2018) y Mangen y van der Weel (2016). La plataforma se presenta como instrumento de individualización y funciona de hecho como instrumento de uniformización de la tarea. Esa contradicción está en el centro de la indagación empírica que aquí se propone.</w:t>
       </w:r>
     </w:p>
     <w:p>
@@ -2063,17 +2063,17 @@
         <w:rPr/>
       </w:pPr>
       <w:r>
-        <w:t xml:space="preserve">La literatura revisada tiene límites que acotan sus conclusiones, y este estudio los toma como advertencias para su propio diseño antes que como reproches.</w:t>
-      </w:r>
-    </w:p>
-    <w:p>
-      <w:pPr>
-        <w:ind w:firstLine="720"/>
-        <w:jc w:val="both"/>
-        <w:rPr/>
-      </w:pPr>
-      <w:r>
-        <w:t xml:space="preserve">La investigación psicolingüística trabaja predominantemente en laboratorio, con alta validez interna y baja transferibilidad a las condiciones ordinarias del aula. Ramus et al. (2003), por ejemplo, estudiaron una muestra reducida de adultos universitarios, lo que hace arriesgada cualquier extrapolación a adolescentes escolarizados. A ello se añade que los criterios de identificación de la dislexia varían entre estudios, dificultad que Snowling et al. (2020) reconocen expresamente y que impide comparar prevalencias y efectos con seguridad; Carrillo Gallego et al. (2011) advierten en la misma dirección que la cifra cambia según el punto de corte y el instrumento empleado.</w:t>
+        <w:t xml:space="preserve">No conviene pasar por alto los límites que acotan las conclusiones de la literatura revisada. Este estudio los toma como advertencias para su propio diseño antes que como reproches.</w:t>
+      </w:r>
+    </w:p>
+    <w:p>
+      <w:pPr>
+        <w:ind w:firstLine="720"/>
+        <w:jc w:val="both"/>
+        <w:rPr/>
+      </w:pPr>
+      <w:r>
+        <w:t xml:space="preserve">Trabajada predominantemente en laboratorio, la investigación psicolingüística gana en validez interna lo que pierde en transferibilidad a las condiciones ordinarias del aula. Ramus et al. (2003), por ejemplo, estudiaron una muestra reducida de adultos universitarios, y eso vuelve arriesgada cualquier extrapolación a adolescentes escolarizados. A ello se añade que los criterios de identificación de la dislexia varían entre estudios, dificultad que Snowling et al. (2020) reconocen expresamente y que impide comparar prevalencias y efectos con seguridad; Carrillo Gallego et al. (2011) advierten en la misma dirección que la cifra cambia según el punto de corte y el instrumento empleado.</w:t>
       </w:r>
     </w:p>
     <w:p>
@@ -2093,7 +2093,7 @@
         <w:rPr/>
       </w:pPr>
       <w:r>
-        <w:t xml:space="preserve">Tampoco están exentos de problemas los metaanálisis sobre soporte de lectura. Delgado et al. (2018) admiten heterogeneidad entre los estudios primarios y dificultad para controlar el tipo de dispositivo, la extensión del texto y la familiaridad previa del lector. En la producción latinoamericana predominan, por su parte, los diseños transversales de corta duración, con escasa medición de la sostenibilidad de los efectos, según reportan Arteaga Gualán et al. (2024) y Ramos Ventura (2025).</w:t>
+        <w:t xml:space="preserve">Tampoco están exentos de problemas los metaanálisis sobre soporte de lectura. Delgado et al. (2018) admiten heterogeneidad entre los estudios primarios y dificultad para controlar el tipo de dispositivo, la extensión del texto y la familiaridad previa del lector. En la producción latinoamericana predominan, por lo demás, los diseños transversales de corta duración, con escasa medición de la sostenibilidad de los efectos, según reportan Arteaga Gualán et al. (2024) y Ramos Ventura (2025).</w:t>
       </w:r>
     </w:p>
     <w:p>
@@ -2284,7 +2284,7 @@
         <w:rPr/>
       </w:pPr>
       <w:r>
-        <w:t xml:space="preserve">En lo metodológico, el trabajo procura dar forma operativa al principio de recursividad organizacional, que la investigación educativa iberoamericana suele invocar sin traducirlo en procedimientos, según el límite que León Mora (2021) documenta.</w:t>
+        <w:t xml:space="preserve">En lo metodológico, el trabajo procura dar forma operativa al principio de recursividad organizacional, que la investigación educativa iberoamericana suele invocar sin traducirlo en procedimientos, según el límite que León Mora (2021) deja señalado.</w:t>
       </w:r>
     </w:p>
     <w:p>
@@ -2303,17 +2303,17 @@
         <w:rPr/>
       </w:pPr>
       <w:r>
-        <w:t xml:space="preserve">Para el docente de lenguaje de educación media, el estudio produce criterios verificables con los cuales diseñar consignas en plataforma: cuánto tiempo conceder y a partir de qué punto el cronómetro deja de medir comprensión; qué extensión y qué estructura debe tener el enunciado; cómo separar la valoración de lo comprendido de la valoración de lo escrito; qué formatos alternativos conviene tener listos desde el inicio. Ese repertorio responde con bastante precisión al déficit de formación específica que Arteaga Gualán et al. (2024) documentan.</w:t>
-      </w:r>
-    </w:p>
-    <w:p>
-      <w:pPr>
-        <w:ind w:firstLine="720"/>
-        <w:jc w:val="both"/>
-        <w:rPr/>
-      </w:pPr>
-      <w:r>
-        <w:t xml:space="preserve">El equipo de orientación escolar gana una herramienta para leer la institución y no solamente al estudiante, con lo cual el Plan Individual de Ajustes Razonables puede pasar de registro que se archiva a instrumento que rediseña la tarea.</w:t>
+        <w:t xml:space="preserve">Para el docente de lenguaje de educación media, el estudio produce criterios verificables con los cuales diseñar consignas en plataforma: cuánto tiempo conceder y a partir de qué punto el cronómetro deja de medir comprensión; qué extensión y qué estructura debe tener el enunciado; cómo separar la valoración de lo comprendido de la valoración de lo escrito; qué formatos alternativos conviene tener listos desde el inicio. Ese repertorio responde con precisión al déficit de formación específica que Arteaga Gualán et al. (2024) reportan.</w:t>
+      </w:r>
+    </w:p>
+    <w:p>
+      <w:pPr>
+        <w:ind w:firstLine="720"/>
+        <w:jc w:val="both"/>
+        <w:rPr/>
+      </w:pPr>
+      <w:r>
+        <w:t xml:space="preserve">Para el equipo de orientación escolar el resultado es una herramienta con la que leer la institución y no solamente al estudiante; con ella el Plan Individual de Ajustes Razonables puede pasar de registro que se archiva a instrumento que rediseña la tarea.</w:t>
       </w:r>
     </w:p>
     <w:p>
@@ -2499,7 +2499,7 @@
         <w:rPr/>
       </w:pPr>
       <w:r>
-        <w:t xml:space="preserve">Ninguna de las tradiciones que sostienen este estudio basta por sí sola. Ponerlas a trabajar juntas, señalando dónde se apoyan y dónde chocan, conduce a una definición del objeto que ninguna de ellas habría producido en solitario. Los conceptos que se introducen funcionan como herramientas de investigación, revisables si el campo los vuelve inadecuados, y no como definiciones cerradas que obliguen al fenómeno a coincidir con ellas.</w:t>
+        <w:t xml:space="preserve">Ninguna de las tradiciones en que este estudio se apoya basta por sí sola. Ponerlas a trabajar juntas, señalando dónde se apoyan y dónde chocan, conduce a una definición del objeto que ninguna de ellas habría producido en solitario. Los conceptos que se introducen funcionan como herramientas de investigación, revisables si el campo los vuelve inadecuados, y no como definiciones cerradas que obliguen al fenómeno a coincidir con ellas.</w:t>
       </w:r>
     </w:p>
     <w:p>
@@ -2623,7 +2623,7 @@
         <w:rPr/>
       </w:pPr>
       <w:r>
-        <w:t xml:space="preserve">Leer es antes una experiencia del cuerpo que un procesamiento de información. Merleau-Ponty (1945/1957) sostiene que percibir no consiste en recibir un dato sino en sostener una relación corporal con el mundo: el cuerpo orienta y produce sentido, no se limita a recibirlo. Maturana y Varela (1984) desarrollan el acoplamiento estructural y el determinismo estructural, con los cuales el aprendizaje puede pensarse como historia de interacciones recurrentes que transforma tanto al organismo como al entorno. Desde ahí, alfabetizarse resulta ser bastante más que adquirir una técnica: supone reorganizar formas de atención, de secuencialidad y de procesamiento perceptivo dentro de un espacio institucional que las regula.</w:t>
+        <w:t xml:space="preserve">Leer es antes una experiencia del cuerpo que un procesamiento de información. Merleau-Ponty (1945/1957) sostiene que percibir no consiste en recibir un dato sino en sostener una relación corporal con el mundo: el cuerpo orienta y produce sentido, no se limita a recibirlo. Maturana y Varela (1984) desarrollan el acoplamiento estructural y el determinismo estructural, con los cuales el aprendizaje puede pensarse como historia de interacciones recurrentes que transforma tanto al organismo como al entorno. Desde ahí, alfabetizarse resulta ser mucho más que adquirir una técnica: supone reorganizar formas de atención, de secuencialidad y de procesamiento perceptivo, y hacerlo dentro de un espacio institucional que las regula.</w:t>
       </w:r>
     </w:p>
     <w:p>
@@ -2661,7 +2661,7 @@
       </w:pPr>
       <w:proofErr w:type="spellStart"/>
       <w:r>
-        <w:t xml:space="preserve">Hrastinski (2019) documenta que el aprendizaje combinado carece de definición unívoca y propone entenderlo como familia de arreglos que integran enseñanza presencial y en línea en proporciones variables. Este estudio adopta una definición más restringida, y más útil para su objeto. El aula híbrida es aquí una ecología de la consigna, un arreglo material y temporal donde la tarea de lectura se reparte en dos tramos: uno sincrónico, gobernado por la copresencia y la respuesta inmediata; otro asincrónico, gobernado por la plataforma y la autorregulación del estudiante.</w:t>
+        <w:t xml:space="preserve">Según Hrastinski (2019), el aprendizaje combinado carece de definición unívoca y conviene entenderlo como familia de arreglos que integran enseñanza presencial y en línea en proporciones variables. Este estudio adopta una definición más restringida, y más útil para su objeto. El aula híbrida es aquí una ecología de la consigna, un arreglo material y temporal donde la tarea de lectura se reparte en dos tramos: uno sincrónico, gobernado por la copresencia y la respuesta inmediata; otro asincrónico, gobernado por la plataforma y la autorregulación del estudiante.</w:t>
       </w:r>
       <w:proofErr w:type="spellEnd"/>
       <w:r>
@@ -2684,7 +2684,7 @@
       </w:pPr>
       <w:proofErr w:type="spellStart"/>
       <w:r>
-        <w:t xml:space="preserve">Mangen y van der Weel (2016) proponen un marco que considera conjuntamente las dimensiones cognitiva, ergonómica, emocional y material de la lectura, y sostienen que el soporte no transporta el contenido sino que forma parte del acto lector. Delgado et al. (2018) le dan respaldo cuantitativo a esa tesis en el terreno de la comprensión de textos informativos y señalan la limitación temporal como condición que modula el efecto. De ambos se desprende el supuesto operativo con el que este trabajo mira las plataformas, a saber, que la interfaz codifica una gramática de lectura y la aplica por igual a todos los estudiantes del curso, sin que nadie haya decidido explícitamente que así sea.</w:t>
+        <w:t xml:space="preserve">Mangen y van der Weel (2016) proponen un marco que considera conjuntamente las dimensiones cognitiva, ergonómica, emocional y material de la lectura, y a su juicio el soporte no transporta el contenido: forma parte del acto lector. Delgado et al. (2018) le dan respaldo cuantitativo a esa tesis en el terreno de la comprensión de textos informativos y señalan la limitación temporal como condición que modula el efecto. De ambos se desprende el supuesto operativo con el que este trabajo mira las plataformas, a saber, que la interfaz codifica una gramática de lectura y la aplica por igual a todos los estudiantes del curso, sin que nadie haya decidido explícitamente que así sea.</w:t>
       </w:r>
       <w:proofErr w:type="spellEnd"/>
       <w:r>
@@ -2724,7 +2724,7 @@
       </w:pPr>
       <w:r>
         <w:lastRenderedPageBreak/>
-        <w:t xml:space="preserve">Meyer et al. (2014) formulan el diseño universal para el aprendizaje como marco que multiplica las formas de representación, de acción y expresión, y de implicación, con el propósito de reducir barreras del entorno en lugar de compensar déficits del sujeto. El Center for Applied Special Technology (2018) sistematiza esas pautas para su uso curricular, y Ramos Ventura (2025) documenta su difusión latinoamericana junto con su límite práctico, dado que el aprendizaje sigue organizándose desde modelos de adaptación del estudiante. Booth y Ainscow (2015) aportan, en otra dirección, un dispositivo de autoevaluación institucional que corre el foco desde el estudiante hacia las culturas, las políticas y las prácticas del establecimiento.</w:t>
+        <w:t xml:space="preserve">Meyer et al. (2014) formulan el diseño universal para el aprendizaje como marco que multiplica las formas de representación, de acción y expresión, y de implicación, con el propósito de reducir barreras del entorno en lugar de compensar déficits del sujeto. El Center for Applied Special Technology (2018) sistematiza esas pautas para su uso curricular, y Ramos Ventura (2025) rastrea su difusión latinoamericana junto con su límite práctico, dado que el aprendizaje sigue organizándose desde modelos de adaptación del estudiante. Booth y Ainscow (2015) aportan, en otra dirección, un dispositivo de autoevaluación institucional que corre el foco desde el estudiante hacia las culturas, las políticas y las prácticas del establecimiento.</w:t>
       </w:r>
       <w:proofErr w:type="spellStart"/>
       <w:r>
@@ -2793,17 +2793,17 @@
         <w:rPr/>
       </w:pPr>
       <w:r>
-        <w:t xml:space="preserve">Las tradiciones convocadas convergen sin homogeneizarse. La psicolingüística aporta el carácter dimensional de la variabilidad lectora; la sociología de la organización escolar, el carácter institucional y no natural de la norma; la fenomenología y la cognición enactiva, la corporalidad de la percepción; la investigación sobre lectura digital, la materialidad del soporte. Lo que ninguna de ellas tiene por sí misma lo pone el pensamiento complejo, que es el operador para pensar la relación entre esos planos como circuito y no como cadena.</w:t>
-      </w:r>
-    </w:p>
-    <w:p>
-      <w:pPr>
-        <w:ind w:firstLine="720"/>
-        <w:jc w:val="both"/>
-        <w:rPr/>
-      </w:pPr>
-      <w:r>
-        <w:t xml:space="preserve">De ahí resulta la definición que sostiene el trabajo. Si la variabilidad lectora es dimensional, si la norma escolar es una construcción histórica, si la percepción es corporal y situada, y si el soporte digital codifica y uniformiza esa norma, entonces la experiencia disléxica en el aula híbrida resultaría de la interacción entre esos planos, y comprenderla exigiría no reducir ninguno a los otros.</w:t>
+        <w:t xml:space="preserve">Convergen las tradiciones convocadas sin homogeneizarse por ello. La psicolingüística aporta el carácter dimensional de la variabilidad lectora; la sociología de la organización escolar, el carácter institucional y no natural de la norma; la fenomenología y la cognición enactiva, la corporalidad de la percepción; la investigación sobre lectura digital, la materialidad del soporte. Lo que ninguna de ellas tiene por sí misma lo pone el pensamiento complejo, que es el operador para pensar la relación entre esos planos como circuito y no como cadena.</w:t>
+      </w:r>
+    </w:p>
+    <w:p>
+      <w:pPr>
+        <w:ind w:firstLine="720"/>
+        <w:jc w:val="both"/>
+        <w:rPr/>
+      </w:pPr>
+      <w:r>
+        <w:t xml:space="preserve">De ahí resulta la definición de la que parte el trabajo. Si la variabilidad lectora es dimensional, si la norma escolar es una construcción histórica, si la percepción es corporal y situada, y si el soporte digital codifica y uniformiza esa norma, entonces la experiencia disléxica en el aula híbrida resultaría de la interacción entre esos planos, y comprenderla exigiría no reducir ninguno a los otros.</w:t>
       </w:r>
     </w:p>
     <w:p>
@@ -2861,7 +2861,7 @@
         <w:rPr/>
       </w:pPr>
       <w:r>
-        <w:t xml:space="preserve">La proposición admite ser falsada en dos puntos. Puede ocurrir que las condiciones de reconocimiento no lleguen a formar conjunto reconocible alguno y se dispersen en prácticas sin regularidad; y puede ocurrir que la gestión del ajuste, lejos de reafirmar la norma, la erosione. Cualquiera de las dos situaciones obligaría a reformular el problema antes que a descartar el dato. Conviene subrayar, en todo caso, que la experiencia lectora de los estudiantes diagnosticados con dislexia funciona aquí como posición de observación y no como objeto de examen.</w:t>
+        <w:t xml:space="preserve">La proposición admite ser falsada en dos puntos. Puede ocurrir que las condiciones de reconocimiento no lleguen a formar conjunto reconocible alguno y se dispersen en prácticas sin regularidad; y puede ocurrir que la gestión del ajuste, lejos de reafirmar la norma, la erosione. Ni una ni otra situación autorizaría a descartar el dato; obligaría, más bien, a reformular el problema. Conviene subrayar, en todo caso, que la experiencia lectora de los estudiantes diagnosticados con dislexia funciona aquí como posición de observación y no como objeto de examen.</w:t>
       </w:r>
     </w:p>
     <w:p>
@@ -2898,7 +2898,7 @@
         <w:rPr/>
       </w:pPr>
       <w:r>
-        <w:t xml:space="preserve">Esa gramática la codifica el diseño técnico de las plataformas, que la aplica sin variación, con lo cual el ajuste razonable queda relegado a lo que cada docente logre negociar y no alcanza el núcleo de la tarea.</w:t>
+        <w:t xml:space="preserve">Esa gramática la codifica el diseño técnico de las plataformas, que la aplica sin variación, razón por la cual el ajuste razonable queda relegado al margen de negociación de cada docente y no alcanza el núcleo de la tarea.</w:t>
       </w:r>
     </w:p>
     <w:p>
@@ -3597,7 +3597,7 @@
         <w:rPr/>
       </w:pPr>
       <w:r>
-        <w:t xml:space="preserve">Siguiendo a García (2006), el sistema de análisis se define por decisiones que conviene dejar explícitas. Sus límites son los del aula de lenguaje en modalidad híbrida de educación media. Opera en el diseño institucional de la consigna, en la práctica docente y en la experiencia estudiantil, sin que ninguno de esos niveles se subordine de antemano a los otros. Su escala temporal es la de un ciclo académico completo, y lo es por una razón sencilla: una relación de retroalimentación solo se hace observable si se la sigue durante más de un giro.</w:t>
+        <w:t xml:space="preserve">Siguiendo a García (2006), el sistema de análisis se define por decisiones que conviene dejar explícitas. Sus límites son los del aula de lenguaje en modalidad híbrida de educación media. Opera en el diseño institucional de la consigna, en la práctica docente y en la experiencia estudiantil, sin que ninguno de esos niveles se subordine de antemano a los otros. Su escala temporal es la de un ciclo académico completo, y lo es por una razón sencilla (una relación de retroalimentación solo se hace observable si se la sigue durante más de un giro).</w:t>
       </w:r>
     </w:p>
     <w:p>
@@ -3616,7 +3616,7 @@
         <w:rPr/>
       </w:pPr>
       <w:r>
-        <w:t xml:space="preserve">El diseño es un estudio de casos múltiples con orientación fenomenológica y hermenéutica. El componente de caso conserva la densidad contextual que exige comprender una gramática institucional, y encuentra su justificación en el principio hologramático. Lo fenomenológico orienta la reconstrucción de la experiencia vivida; lo hermenéutico gobierna la lectura de documentos y consignas, tratados aquí como textos que dicen más de lo que enuncian.</w:t>
+        <w:t xml:space="preserve">Se trata de un estudio de casos múltiples con orientación fenomenológica y hermenéutica. El componente de caso conserva la densidad contextual que exige comprender una gramática institucional, y encuentra su justificación en el principio hologramático. Lo fenomenológico orienta la reconstrucción de la experiencia vivida; lo hermenéutico gobierna la lectura de documentos y consignas, tratados aquí como textos que, por lo demás, dicen más de lo que enuncian.</w:t>
       </w:r>
     </w:p>
     <w:p>
@@ -4218,7 +4218,7 @@
         <w:rPr/>
       </w:pPr>
       <w:r>
-        <w:t xml:space="preserve">Las rejillas de análisis cumplen una función que la codificación tiende a estropear, que es mantener unidas, mientras se analiza, la temporalidad lectora, la interacción con la consigna, los ritmos de respuesta, las formas de atención y la regulación institucional, todas ellas ligadas a los procesos por los cuales una experiencia termina tratada como error, déficit, lentitud o desajuste. Su diseño admite relaciones que el campo vuelva relevantes y que no estaban previstas.</w:t>
+        <w:t xml:space="preserve">Cumplen las rejillas de análisis una función que la codificación tiende a estropear, que es mantener unidas, mientras se analiza, la temporalidad lectora, la interacción con la consigna, los ritmos de respuesta, las formas de atención y la regulación institucional, todas ellas ligadas a los procesos por los cuales una experiencia termina tratada como error, déficit, lentitud o desajuste. Su diseño admite relaciones que el campo vuelva relevantes y que no estaban previstas.</w:t>
       </w:r>
     </w:p>
     <w:p>
@@ -5243,27 +5243,27 @@
         <w:rPr/>
       </w:pPr>
       <w:r>
-        <w:t xml:space="preserve">Las decisiones que anteceden no derivan de un modelo metodológico adoptado de antemano. Derivan del problema, y su validez depende de que sigan sirviéndole; si dejan de hacerlo, se cambian. El rigor no consiste aquí en sostener un procedimiento a toda costa, sino en no dejar que el procedimiento decida por adelantado qué podrá ser encontrado.</w:t>
-      </w:r>
-    </w:p>
-    <w:p>
-      <w:pPr>
-        <w:ind w:firstLine="720"/>
-        <w:jc w:val="both"/>
-        <w:rPr/>
-      </w:pPr>
-      <w:r>
-        <w:t xml:space="preserve">Nada de lo que se registre será tratado como copia transparente de la situación. Un fragmento de observación, una respuesta en entrevista o el enunciado de una consigna son registros, y se vuelven evidencia solo cuando se los pone en relación con una pregunta y bajo condiciones que puedan enunciarse; la interpretación es un tercer momento, y la afirmación que el estudio finalmente sostenga, un cuarto. Confundir esos planos es el modo más rápido de convertir una lectura en un hecho. De ahí que cada afirmación de peso quede acompañada de aquello que la sostiene, de la evidencia en que se apoya, de las condiciones bajo las cuales vale y de los límites que la acotan.</w:t>
-      </w:r>
-    </w:p>
-    <w:p>
-      <w:pPr>
-        <w:ind w:firstLine="720"/>
-        <w:jc w:val="both"/>
-        <w:rPr/>
-      </w:pPr>
-      <w:r>
-        <w:t xml:space="preserve">La evidencia que no coincida con lo esperado no se descartará como error de campo. Puede indicar que la categoría es inadecuada, que el instrumento captura otra cosa, que la relación supuesta no existe o que el problema estaba mal formulado. Cuál de esas alternativas corresponde es algo que deberá argumentarse en cada caso, y no resolverse por comodidad.</w:t>
+        <w:t xml:space="preserve">Ninguna de las decisiones que anteceden deriva de un modelo metodológico adoptado de antemano. Derivan del problema, y su validez depende de que sigan sirviéndole; si dejan de hacerlo, se cambian. El rigor no consiste aquí en sostener un procedimiento a toda costa, sino en no dejar que el procedimiento decida por adelantado qué podrá ser encontrado.</w:t>
+      </w:r>
+    </w:p>
+    <w:p>
+      <w:pPr>
+        <w:ind w:firstLine="720"/>
+        <w:jc w:val="both"/>
+        <w:rPr/>
+      </w:pPr>
+      <w:r>
+        <w:t xml:space="preserve">Nada de lo que se registre será tratado como copia transparente de la situación. Un fragmento de observación, una respuesta en entrevista o el enunciado de una consigna son registros, y se vuelven evidencia solo cuando se los pone en relación con una pregunta y bajo condiciones que puedan enunciarse; la interpretación es un tercer momento, y la afirmación que el estudio finalmente sostenga, un cuarto. Confundir esos planos es el modo más rápido de convertir una lectura en un hecho. Cada afirmación de peso quedará por eso acompañada de aquello que la respalda, de la evidencia en que se apoya, de las condiciones bajo las cuales vale y de los límites que la acotan.</w:t>
+      </w:r>
+    </w:p>
+    <w:p>
+      <w:pPr>
+        <w:ind w:firstLine="720"/>
+        <w:jc w:val="both"/>
+        <w:rPr/>
+      </w:pPr>
+      <w:r>
+        <w:t xml:space="preserve">Cuando la evidencia no coincida con lo esperado, no se la descartará como error de campo. Puede indicar que la categoría es inadecuada, que el instrumento captura otra cosa, que la relación supuesta no existe o que el problema estaba mal formulado. Cuál de esas alternativas corresponde es algo que deberá argumentarse en cada caso, y no resolverse por comodidad.</w:t>
       </w:r>
     </w:p>
     <w:p>
@@ -5287,7 +5287,7 @@
         <w:rPr/>
       </w:pPr>
       <w:r>
-        <w:t xml:space="preserve">Queda excluido, por último, presentar como hallazgo aquello que ya estaba contenido en las premisas con que se construyó el objeto. Si el estudio encuentra circuitos de retroalimentación porque el marco los presupuso, no habrá encontrado nada. La prueba de que la investigación produjo conocimiento será que algo del campo resista a las categorías con que se lo miró.</w:t>
+        <w:t xml:space="preserve">Queda excluido, por último, presentar como hallazgo aquello que ya estaba contenido en las premisas con que se construyó el objeto. Si el estudio encuentra circuitos de retroalimentación porque el marco los presupuso, no habrá encontrado nada. ¿Qué probaría entonces que la investigación produjo conocimiento? Que algo del campo se resista a las categorías con que se lo miró.</w:t>
       </w:r>
     </w:p>
     <w:p>
@@ -5306,7 +5306,7 @@
         <w:rPr/>
       </w:pPr>
       <w:r>
-        <w:t xml:space="preserve">Los cuatro criterios convencionales se traducen aquí en compromisos verificables. La credibilidad descansa en la permanencia prolongada en el campo durante un ciclo completo, en la triangulación y en la validación comunicativa con los participantes. La transferibilidad no se afirma, se ofrece: mediante una descripción densa del contexto, y es el lector quien juzga qué resulta aplicable a su escenario. La dependencia queda cubierta por la auditoría del director de tesis sobre una bitácora que registra cada decisión metodológica y su motivo; la confirmabilidad, por la conservación del corpus primario junto con la explicitación de la posición del investigador. A esos cuatro el enfoque obliga a añadir un quinto, la reflexividad, entendida con Morin (1999) como inclusión del observador en lo observado, y de ahí que el diario reflexivo se analice como fuente en lugar de archivarse como anexo.</w:t>
+        <w:t xml:space="preserve">Aquí los cuatro criterios convencionales se traducen en compromisos verificables. La credibilidad descansa en la permanencia prolongada en el campo durante un ciclo completo, en la triangulación y en la validación comunicativa con los participantes. La transferibilidad no se afirma: se ofrece mediante una descripción densa del contexto, y es el lector quien juzga qué resulta aplicable a su escenario. La dependencia queda cubierta por la auditoría del director de tesis sobre una bitácora que registra cada decisión metodológica y su motivo; la confirmabilidad, por la conservación del corpus primario junto con la explicitación de la posición del investigador. A esos cuatro el enfoque obliga a añadir un quinto, la reflexividad, entendida con Morin (1999) como inclusión del observador en lo observado, razón por la cual el diario reflexivo se analiza como fuente y no se archiva como anexo.</w:t>
       </w:r>
     </w:p>
     <w:p>
@@ -5353,7 +5353,7 @@
         <w:jc w:val="both"/>
       </w:pPr>
       <w:r>
-        <w:t xml:space="preserve">Investigar sobre estudiantes ya rotulados obliga, sin embargo, a resguardos que van más allá del trámite. Las entrevistas evitan cualquier formulación que refuerce la identidad deficitaria del estudiante y se centran en describir situaciones antes que en evaluar capacidades. Los hallazgos institucionales se devuelven a los colegios con ánimo de mejoramiento y nunca de auditoría, para no exponer a los docentes que abrieron sus aulas. El estudio, en fin, no practica valoración diagnóstica ni interviene en los procesos de evaluación en curso; cualquier situación que requiera atención profesional se remite a los canales institucionales.</w:t>
+        <w:t xml:space="preserve">Investigar sobre estudiantes ya rotulados obliga, sin embargo, a resguardos que van más allá del trámite. Las entrevistas evitan cualquier formulación que refuerce la identidad deficitaria del estudiante y se centran en describir situaciones antes que en evaluar capacidades. Los hallazgos institucionales se devuelven a los colegios con ánimo de mejoramiento y nunca de auditoría, para no exponer a los docentes que abrieron sus aulas. El estudio, en fin, no practica valoración diagnóstica ni interviene en los procesos de evaluación en curso, y cualquier situación que requiera atención profesional se remite a los canales institucionales.</w:t>
       </w:r>
     </w:p>
     <w:p>
@@ -5606,7 +5606,7 @@
         <w:rPr/>
       </w:pPr>
       <w:r>
-        <w:t xml:space="preserve">Las categorías tomadas del pensamiento complejo hacen trabajo dentro del diseño y no solo dentro del marco. La recursividad se traduce en un procedimiento de diagramación que puede fallar si las relaciones no la sostienen. La tensión entre saberes obliga a una triangulación teórica que exige leer un mismo fragmento desde claves incompatibles. Y la multidimensionalidad da forma a las dimensiones que estructuran el protocolo de entrevista. Ninguna de ellas se emplea, en suma, como adjetivo del proyecto, y ninguna sobrevivirá a la versión final si el campo no la respalda.</w:t>
+        <w:t xml:space="preserve">Dentro del diseño, y no solo dentro del marco, hacen trabajo las categorías tomadas del pensamiento complejo. La recursividad se traduce en un procedimiento de diagramación que puede fallar si las relaciones no la confirman. La tensión entre saberes obliga a una triangulación teórica que exige leer un mismo fragmento desde claves incompatibles. Y la multidimensionalidad da forma a las dimensiones que estructuran el protocolo de entrevista. Ninguna de ellas se emplea, en suma, como adjetivo del proyecto, y si el campo no las respalda no llegarán a la versión final.</w:t>
       </w:r>
     </w:p>
     <w:p>

--- a/documentos_academicos/PROTOCOLO_DOCTORAL_V4_humanizado.docx
+++ b/documentos_academicos/PROTOCOLO_DOCTORAL_V4_humanizado.docx
@@ -1306,7 +1306,7 @@
         <w:rPr/>
       </w:pPr>
       <w:r>
-        <w:t xml:space="preserve">Al escenario híbrido cabe sospecharlo, además, por una razón material. Delgado et al. (2018) reunieron 54 estudios con más de 170.000 participantes y encontraron que la comprensión de textos informativos resulta mejor en papel que en pantalla, con una diferencia que crece cuando la tarea impone un límite temporal. Pantalla y cronómetro a la vez: exactamente lo que la plataforma escolar produce por defecto. Ninguno de esos dos parámetros se fijó pensando en un lector disléxico, lo cual está lejos de volverlos neutrales respecto de él.</w:t>
+        <w:t xml:space="preserve">Al escenario híbrido cabe sospecharlo, además, por una razón material. Delgado et al. (2018) reunieron 54 estudios con más de 170.000 participantes y encontraron que la comprensión de textos informativos resulta mejor en papel que en pantalla, con una diferencia que crece cuando la tarea impone un límite temporal. Pantalla y cronómetro juntos: exactamente lo que la plataforma escolar produce por defecto. Ninguno de esos dos parámetros se fijó pensando en un lector disléxico, lo cual está lejos de volverlos neutrales respecto de él.</w:t>
       </w:r>
       <w:r>
         <w:lastRenderedPageBreak/>
@@ -1378,7 +1378,7 @@
         <w:jc w:val="both"/>
       </w:pPr>
       <w:r>
-        <w:t xml:space="preserve">Con estos operadores el fenómeno queda planteado como algo que resultaría de la interacción entre actores escolares, tecnologías de enseñanza y condiciones de neurodivergencia, sin preexistir en ninguno de esos términos por separado. Las categorías se emplean porque el fenómeno parece exigirlas: hay retroacción documentable entre la norma y su propia gestión, y hay dos mandatos institucionales simultáneamente vigentes y contrarios. Si el campo mostrara que la relación es lineal, o que los mandatos no colisionan, el vocabulario sobraría y habría que abandonarlo sin mayor duelo.</w:t>
+        <w:t xml:space="preserve">Con estos operadores el fenómeno queda planteado como algo que resultaría de la interacción entre actores escolares, tecnologías de enseñanza y condiciones de neurodivergencia, sin preexistir en ninguno de esos términos por separado. Las categorías se emplean porque el fenómeno parece exigirlas. Hay retroacción documentable entre la norma y su propia gestión. Y hay dos mandatos institucionales igualmente vigentes y contrarios entre sí. Si el campo mostrara que la relación es lineal, o que los mandatos no colisionan, el vocabulario sobraría y habría que abandonarlo sin mayor duelo.</w:t>
       </w:r>
     </w:p>
     <w:p>
@@ -1410,16 +1410,16 @@
         <w:rPr/>
       </w:pPr>
       <w:r>
-        <w:t xml:space="preserve">En las aulas híbridas de educación media la lectura se reconoce mediante criterios que nadie discute, y no se discuten porque casi nadie los enuncia. Un estudiante lee bien cuando lee con cierta velocidad, en cierto orden y con cierta estabilidad de significado; si alguno de esos rasgos falla, el sistema interroga al lector y deja el criterio en paz. La variabilidad perceptiva y temporal queda así traducida en déficit personal, mientras las condiciones desde las cuales se produce la traducción conservan su posición de referencia sin verse obligadas a justificarse nunca. Que la traducción opere sin que su criterio quede expuesto es lo que esta investigación se propone interrogar.</w:t>
-      </w:r>
-    </w:p>
-    <w:p>
-      <w:pPr>
-        <w:ind w:firstLine="720"/>
-        <w:jc w:val="both"/>
-      </w:pPr>
-      <w:r>
-        <w:t xml:space="preserve">La dislexia funciona aquí como punto de entrada más que como objeto definitivo. Lo que se investiga son las condiciones bajo las cuales una variación en el modo de leer llega a ser reconocida como dislexia escolarmente relevante, y tales condiciones no vienen dadas de antemano: hay que reconstruirlas.</w:t>
+        <w:t xml:space="preserve">En las aulas híbridas de educación media la lectura se reconoce mediante criterios que nadie discute, y no se discuten porque casi nadie los enuncia. Un estudiante lee bien cuando lee con cierta velocidad, en cierto orden y con cierta estabilidad de significado. Si alguno de esos rasgos falla, el sistema interroga al lector. El criterio queda en paz. La variabilidad perceptiva y temporal queda así traducida en déficit personal, mientras las condiciones desde las cuales se produce la traducción conservan su posición de referencia sin verse obligadas a justificarse nunca. Que la traducción opere sin que su criterio quede expuesto es lo que esta investigación se propone interrogar.</w:t>
+      </w:r>
+    </w:p>
+    <w:p>
+      <w:pPr>
+        <w:ind w:firstLine="720"/>
+        <w:jc w:val="both"/>
+      </w:pPr>
+      <w:r>
+        <w:t xml:space="preserve">La dislexia funciona aquí como punto de entrada más que como objeto definitivo. Lo que se investiga son las condiciones bajo las cuales una variación en el modo de leer llega a ser reconocida como dislexia escolarmente relevante, y tales condiciones no vienen dadas: hay que reconstruirlas.</w:t>
       </w:r>
       <w:r>
         <w:t xml:space="preserve"> Las propias categorías con que este protocolo construye el problema, gramática escolar de lectura entre ellas, quedan sometidas a la misma exigencia y podrían resultar insuficientes o mal recortadas una vez que el campo las someta a prueba.</w:t>
@@ -1513,7 +1513,7 @@
         <w:jc w:val="both"/>
       </w:pPr>
       <w:r>
-        <w:t xml:space="preserve">Donde la distancia se hace más visible todavía es en la gestión de los ajustes razonables. El Decreto 1421 de 2017 obliga a formular el Plan Individual de Ajustes Razonables, pero el instrumento fue concebido para el salón presencial y no siempre encuentra traducción en plataformas cuyos parámetros son comunes para todo el curso. Conceder tiempo adicional resulta sencillo cuando el docente controla el reloj; bastante más difícil cuando lo controla un formulario. Arteaga Gualán et al. (2024) añaden, en revisión sistemática, que la falta de formación docente específica recorta sistemáticamente la eficacia de cualquier estrategia que se intente.</w:t>
+        <w:t xml:space="preserve">Donde la distancia se hace más visible todavía es en la gestión de los ajustes razonables. El Decreto 1421 de 2017 obliga a formular el Plan Individual de Ajustes Razonables, pero el instrumento fue concebido para el salón presencial y no siempre encuentra traducción en plataformas cuyos parámetros son comunes para todo el curso. Conceder tiempo adicional resulta sencillo cuando el docente controla el reloj; bastante más difícil cuando lo controla un formulario. Arteaga Gualán et al. (2024) añaden, en revisión sistemática, que la falta de formación docente específica merma sin excepción la eficacia de cualquier estrategia que se intente.</w:t>
       </w:r>
     </w:p>
     <w:p>
@@ -1545,7 +1545,7 @@
         <w:rPr/>
       </w:pPr>
       <w:r>
-        <w:t xml:space="preserve">Considérese el circuito que une la norma de fluidez con el registro del déficit. La institución fija un umbral de velocidad, el estudiante no lo alcanza, el sistema anota la brecha, la anotación justifica intensificar el ejercicio de fluidez, y esa intensificación reafirma el umbral como criterio legítimo. Si el circuito opera de ese modo, produciría estabilidad sin producir aprendizaje, y en ningún momento obligaría a revisar el umbral inicial.</w:t>
+        <w:t xml:space="preserve">Considérese el circuito que une la norma de fluidez con el registro del déficit. La institución fija un umbral de velocidad. El estudiante no lo alcanza, el sistema anota la brecha, la anotación justifica intensificar el ejercicio de fluidez, y esa intensificación reafirma el umbral como criterio legítimo. Si el circuito opera de ese modo, produciría estabilidad sin producir aprendizaje, y en ningún momento obligaría a revisar el umbral inicial.</w:t>
       </w:r>
     </w:p>
     <w:p>
@@ -1564,7 +1564,7 @@
         <w:jc w:val="both"/>
       </w:pPr>
       <w:r>
-        <w:t xml:space="preserve">Un tercer enlace une la mediación tecnológica con la pérdida del proceso. La plataforma guarda resultados y no procesos: el docente ve la nota, no cuántas veces el estudiante volvió al segundo párrafo, dónde se detuvo, qué releyó. Desaparecido el proceso del campo de observación, la única información disponible para decidir pedagógicamente es justamente la que confirma el déficit.</w:t>
+        <w:t xml:space="preserve">Un tercer enlace une la mediación tecnológica con la pérdida del proceso. La plataforma guarda resultados y no procesos: el docente ve la nota, no cuántas veces el estudiante volvió al segundo párrafo, dónde se detuvo, qué releyó. Desaparecido el proceso del campo de observación, la única información disponible para tomar una decisión pedagógica es la que confirma el déficit.</w:t>
       </w:r>
     </w:p>
     <w:p>
@@ -1608,17 +1608,17 @@
         <w:rPr/>
       </w:pPr>
       <w:r>
-        <w:t xml:space="preserve">Dejar el fenómeno sin comprender tiene efectos que desbordan con holgura lo pedagógico. En las trayectorias educativas, los circuitos descritos se traducen en reprobación, extraedad y salida temprana del sistema. El informe de seguimiento de la educación en el mundo (Organización de las Naciones Unidas para la Educación, la Ciencia y la Cultura, 2020) deja constancia de que la clasificación escolar ordinaria es una de las vías principales por las cuales los sistemas educativos excluyen, y lo hacen sin que nadie tenga que proponérselo. En un país cuyo desempeño lector agregado se ubica 67 puntos por debajo del promedio de la Organización para la Cooperación y el Desarrollo Económicos, ese efecto se acumula sobre estudiantes que ya partían en desventaja.</w:t>
-      </w:r>
-    </w:p>
-    <w:p>
-      <w:pPr>
-        <w:ind w:firstLine="720"/>
-        <w:jc w:val="both"/>
-        <w:rPr/>
-      </w:pPr>
-      <w:r>
-        <w:t xml:space="preserve">Pedagógicamente, la ausencia de una comprensión sistémica condena la respuesta institucional a la remediación individual. Se multiplican los planes de apoyo sin que la consigna varíe un ápice, y el colegio gasta esfuerzo en compensar un efecto cuya causa sigue tranquilamente en su lugar. Las intervenciones documentadas, constatan Arteaga Gualán et al. (2024), se concentran en la estrategia didáctica de aula y rara vez alcanzan el diseño curricular o la política institucional, que es donde el problema tiene su origen.</w:t>
+        <w:t xml:space="preserve">Dejar el fenómeno sin comprender tiene efectos que desbordan con holgura lo pedagógico. En las trayectorias educativas, los circuitos descritos se traducen en reprobación, extraedad y salida temprana del sistema. El informe de seguimiento de la educación en el mundo (Organización de las Naciones Unidas para la Educación, la Ciencia y la Cultura, 2020) deja constancia de que la clasificación escolar ordinaria es una de las vías principales por las cuales los sistemas educativos excluyen. Nadie tiene que proponérselo. En un país cuyo desempeño lector agregado se ubica 67 puntos por debajo del promedio de la Organización para la Cooperación y el Desarrollo Económicos, ese efecto se acumula sobre estudiantes que ya partían en desventaja.</w:t>
+      </w:r>
+    </w:p>
+    <w:p>
+      <w:pPr>
+        <w:ind w:firstLine="720"/>
+        <w:jc w:val="both"/>
+        <w:rPr/>
+      </w:pPr>
+      <w:r>
+        <w:t xml:space="preserve">Pedagógicamente, la ausencia de una comprensión sistémica condena la respuesta institucional a la remediación individual. Se multiplican los planes de apoyo sin que la consigna varíe un ápice, y el colegio gasta esfuerzo en compensar un efecto cuya causa sigue intacta en su lugar. Las intervenciones documentadas, constatan Arteaga Gualán et al. (2024), se concentran en la estrategia didáctica de aula y rara vez alcanzan el diseño curricular o la política institucional, que es donde el problema tiene su origen.</w:t>
       </w:r>
     </w:p>
     <w:p>
@@ -1747,7 +1747,7 @@
         <w:rPr/>
       </w:pPr>
       <w:r>
-        <w:t xml:space="preserve">La tradición fonológica localiza el núcleo del problema en la representación y el acceso a la estructura sonora del lenguaje. Ramus et al. (2003) pusieron a competir las hipótesis fonológica, auditiva, visual, cerebelosa y magnocelular en un estudio de casos múltiples con adultos disléxicos, y el resultado fue que el déficit fonológico estaba presente en prácticamente toda la muestra mientras los sensoriales aparecían solo en un subgrupo. La jerarquía explicativa que salió de ahí todavía organiza el campo. Goswami (2015) no la discute de frente: formuló tres desafíos a las teorías sensoriales y propuso que las dificultades fonológicas podrían derivarse de una alteración en el muestreo oscilatorio de la señal acústica, y así lo fonológico conserva su centralidad y a la vez deja de ser la causa última.</w:t>
+        <w:t xml:space="preserve">La tradición fonológica localiza el núcleo del problema en la representación y el acceso a la estructura sonora del lenguaje. Ramus et al. (2003) pusieron a competir las hipótesis fonológica, auditiva, visual, cerebelosa y magnocelular en un estudio de casos múltiples con adultos disléxicos, y el resultado fue que el déficit fonológico estaba presente en prácticamente toda la muestra mientras los sensoriales aparecían solo en un subgrupo. La jerarquía explicativa que salió de ahí todavía organiza el campo. Goswami (2015) no la impugna: formuló tres desafíos a las teorías sensoriales y propuso que las dificultades fonológicas podrían derivarse de una alteración en el muestreo oscilatorio de la señal acústica, y así lo fonológico conserva su centralidad y deja al tiempo de ser la causa última.</w:t>
       </w:r>
     </w:p>
     <w:p>
@@ -1933,7 +1933,7 @@
         <w:rPr/>
       </w:pPr>
       <w:r>
-        <w:t xml:space="preserve">Del lado latinoamericano aumentó también la producción sobre estrategias didácticas para la dislexia, con predominio de revisiones sistemáticas y estudios descriptivos de corta duración, según se desprende tanto de Arteaga Gualán et al. (2024) como de Miranda-Merizalde y Núñez Naranjo (2025). El pensamiento complejo, por su parte, se incorporó a la investigación educativa iberoamericana con más fuerza en la fundamentación general que en el diseño metodológico concreto, como muestra León Mora (2021).</w:t>
+        <w:t xml:space="preserve">Del lado latinoamericano aumentó también la producción sobre estrategias didácticas para la dislexia, con predominio de revisiones sistemáticas y estudios descriptivos de corta duración, según se desprende tanto de Arteaga Gualán et al. (2024) como de Miranda-Merizalde y Núñez Naranjo (2025). Y el pensamiento complejo, como muestra León Mora (2021), se incorporó a la investigación educativa iberoamericana con más fuerza en la fundamentación general que en el diseño metodológico concreto.</w:t>
       </w:r>
     </w:p>
     <w:p>
@@ -2008,7 +2008,7 @@
         <w:rPr/>
       </w:pPr>
       <w:r>
-        <w:t xml:space="preserve">La fricción ontológica enfrenta a Snowling et al. (2020), para quienes la dislexia posee realidad empírica como punto de un continuo, con Elliott y Grigorenko (2014) y con Singer (1999), para quienes el rótulo carece de utilidad educativa diferencial o patologiza indebidamente una variación. La investigación no toma partido por adhesión; prefiere reformular el desacuerdo. Si la dislexia es un punto de un continuo, el corte que la delimita es una decisión institucional antes que un hecho natural, y esa decisión es justamente lo que aquí se estudia. La disputa deja entonces de ser un obstáculo para volverse punto de entrada, aunque la reformulación no zanje el desacuerdo de fondo.</w:t>
+        <w:t xml:space="preserve">La fricción ontológica enfrenta a Snowling et al. (2020), para quienes la dislexia posee realidad empírica como punto de un continuo, con Elliott y Grigorenko (2014) y con Singer (1999), para quienes el rótulo carece de utilidad educativa diferencial o patologiza indebidamente una variación. La investigación no toma partido por adhesión; prefiere reformular el desacuerdo. Si la dislexia es un punto de un continuo, el corte que la delimita es una decisión institucional antes que un hecho natural, y esa decisión es el objeto de este estudio. La disputa deja entonces de ser un obstáculo para volverse punto de entrada, aunque la reformulación no zanje el desacuerdo de fondo.</w:t>
       </w:r>
     </w:p>
     <w:p>
@@ -2027,7 +2027,7 @@
         <w:jc w:val="both"/>
       </w:pPr>
       <w:r>
-        <w:t xml:space="preserve">Pedagógicamente se oponen, además, el mandato de equidad, que exige criterios comunes para certificar, y el de inclusión, que exige respuesta diferenciada. Booth y Ainscow (2015) reconocen en esa oposición el</w:t>
+        <w:t xml:space="preserve">En el plano pedagógico se oponen, además, el mandato de equidad, que exige criterios comunes para certificar, y el de inclusión, que exige respuesta diferenciada. Booth y Ainscow (2015) reconocen en esa oposición el</w:t>
       </w:r>
       <w:r>
         <w:t xml:space="preserve"> problema central de la evaluación institucional de la inclusión. La literatura </w:t>
@@ -2073,7 +2073,7 @@
         <w:rPr/>
       </w:pPr>
       <w:r>
-        <w:t xml:space="preserve">Trabajada predominantemente en laboratorio, la investigación psicolingüística gana en validez interna lo que pierde en transferibilidad a las condiciones ordinarias del aula. Ramus et al. (2003), por ejemplo, estudiaron una muestra reducida de adultos universitarios, y eso vuelve arriesgada cualquier extrapolación a adolescentes escolarizados. A ello se añade que los criterios de identificación de la dislexia varían entre estudios, dificultad que Snowling et al. (2020) reconocen expresamente y que impide comparar prevalencias y efectos con seguridad; Carrillo Gallego et al. (2011) advierten en la misma dirección que la cifra cambia según el punto de corte y el instrumento empleado.</w:t>
+        <w:t xml:space="preserve">Trabajada predominantemente en laboratorio, la investigación psicolingüística gana en validez interna lo que pierde en transferibilidad a las condiciones ordinarias del aula. Ramus et al. (2003), por ejemplo, estudiaron una muestra reducida de adultos universitarios, y eso vuelve arriesgada cualquier extrapolación a adolescentes escolarizados. A ello se añade que los criterios de identificación de la dislexia varían entre estudios, dificultad que los propios Snowling et al. (2020) reconocen y que impide comparar prevalencias y efectos con seguridad; Carrillo Gallego et al. (2011) advierten en la misma dirección que la cifra cambia según el punto de corte y el instrumento empleado.</w:t>
       </w:r>
     </w:p>
     <w:p>
@@ -2093,7 +2093,7 @@
         <w:rPr/>
       </w:pPr>
       <w:r>
-        <w:t xml:space="preserve">Tampoco están exentos de problemas los metaanálisis sobre soporte de lectura. Delgado et al. (2018) admiten heterogeneidad entre los estudios primarios y dificultad para controlar el tipo de dispositivo, la extensión del texto y la familiaridad previa del lector. En la producción latinoamericana predominan, por lo demás, los diseños transversales de corta duración, con escasa medición de la sostenibilidad de los efectos, según reportan Arteaga Gualán et al. (2024) y Ramos Ventura (2025).</w:t>
+        <w:t xml:space="preserve">Tampoco están exentos de problemas los metaanálisis sobre soporte de lectura. Delgado et al. (2018) admiten heterogeneidad entre los estudios primarios y dificultad para controlar el tipo de dispositivo, la extensión del texto y la familiaridad previa del lector. Arteaga Gualán et al. (2024) y Ramos Ventura (2025) reportan, por lo demás, el predominio de diseños transversales de corta duración en la producción latinoamericana, con escasa medición de la sostenibilidad de los efectos.</w:t>
       </w:r>
     </w:p>
     <w:p>
@@ -2303,7 +2303,7 @@
         <w:rPr/>
       </w:pPr>
       <w:r>
-        <w:t xml:space="preserve">Para el docente de lenguaje de educación media, el estudio produce criterios verificables con los cuales diseñar consignas en plataforma: cuánto tiempo conceder y a partir de qué punto el cronómetro deja de medir comprensión; qué extensión y qué estructura debe tener el enunciado; cómo separar la valoración de lo comprendido de la valoración de lo escrito; qué formatos alternativos conviene tener listos desde el inicio. Ese repertorio responde con precisión al déficit de formación específica que Arteaga Gualán et al. (2024) reportan.</w:t>
+        <w:t xml:space="preserve">Para el docente de lenguaje de educación media, el estudio produce criterios verificables con los cuales diseñar consignas en plataforma: cuánto tiempo conceder y a partir de qué punto el cronómetro deja de medir comprensión; qué extensión y qué estructura debe tener el enunciado; cómo separar la valoración de lo comprendido de la valoración de lo escrito; qué formatos alternativos conviene tener listos desde el inicio. Al déficit de formación específica que señalan Arteaga Gualán et al. (2024), ese repertorio responde con precisión.</w:t>
       </w:r>
     </w:p>
     <w:p>
@@ -2341,7 +2341,7 @@
         <w:jc w:val="both"/>
       </w:pPr>
       <w:r>
-        <w:t xml:space="preserve">El desempeño lector del país se sitúa 67 puntos por debajo del promedio de la Organización para la Cooperación y el Desarrollo Económicos, y más de la mitad de los estudiantes evaluados no alcanza el nivel básico de competencia (Ministerio de Educación Nacional, 2023). En ese escenario, quien llega a la educación media con una dificultad específica del aprendizaje de la lectura acumula desventajas que ninguna estrategia individual alcanza a compensar. El estudio contribuye a hacer visible el componente institucional de ese riesgo, que es precisamente el que las políticas de remediación no alcanzan, porque ni siquiera lo miran.</w:t>
+        <w:t xml:space="preserve">El desempeño lector del país se sitúa 67 puntos por debajo del promedio de la Organización para la Cooperación y el Desarrollo Económicos, y más de la mitad de los estudiantes evaluados no alcanza el nivel básico de competencia (Ministerio de Educación Nacional, 2023). En ese escenario, quien llega a la educación media con una dificultad específica del aprendizaje de la lectura acumula desventajas que ninguna estrategia individual alcanza a compensar. El estudio contribuye a hacer visible el componente institucional de ese riesgo, que es el que las políticas de remediación no alcanzan, porque ni siquiera lo miran.</w:t>
       </w:r>
     </w:p>
     <w:p>
@@ -2499,7 +2499,7 @@
         <w:rPr/>
       </w:pPr>
       <w:r>
-        <w:t xml:space="preserve">Ninguna de las tradiciones en que este estudio se apoya basta por sí sola. Ponerlas a trabajar juntas, señalando dónde se apoyan y dónde chocan, conduce a una definición del objeto que ninguna de ellas habría producido en solitario. Los conceptos que se introducen funcionan como herramientas de investigación, revisables si el campo los vuelve inadecuados, y no como definiciones cerradas que obliguen al fenómeno a coincidir con ellas.</w:t>
+        <w:t xml:space="preserve">Ninguna de las tradiciones en que este estudio se apoya basta por sí sola. Ponerlas a trabajar juntas, señalando dónde se apoyan y dónde chocan, conduce a una definición del objeto que ninguna de ellas habría producido en solitario. Los conceptos que se introducen funcionan como herramientas de investigación, revisables si el campo los vuelve inadecuados; no son definiciones cerradas que obliguen al fenómeno a coincidir con ellas.</w:t>
       </w:r>
     </w:p>
     <w:p>
@@ -2518,7 +2518,7 @@
         <w:rPr/>
       </w:pPr>
       <w:r>
-        <w:t xml:space="preserve">Morin (1994) define la complejidad como el tejido de eventos, acciones, interacciones, retroacciones y determinaciones que constituye el mundo fenoménico, y de ahí desprende varios operadores. El dialógico mantiene la dualidad dentro de la unidad y asocia términos complementarios y antagonistas sin obligarlos a fundirse. El de recursividad organizacional rompe la causalidad lineal al establecer que los productos son también productores de aquello que los produce. Interesa sobre todo, con todo, el hologramático, según el cual la parte está en el todo y el todo en la parte, porque es él quien autoriza el estudio intensivo de unos pocos casos: si la organización se repite en cada fragmento, un aula bien observada dice más que el promedio de cincuenta.</w:t>
+        <w:t xml:space="preserve">Morin (1994) define la complejidad como el tejido de eventos, acciones, interacciones, retroacciones y determinaciones que constituye el mundo fenoménico, y de ahí desprende varios operadores. El dialógico mantiene la dualidad dentro de la unidad y asocia términos complementarios y antagonistas sin obligarlos a fundirse. El de recursividad organizacional rompe la causalidad lineal al establecer que los productos son también productores de aquello que los produce. Interesa sobre todo el hologramático. La parte está en el todo y el todo en la parte, y es ese operador el que autoriza el estudio intensivo de unos pocos casos: si la organización se repite en cada fragmento, un aula bien observada dice más que el promedio de cincuenta.</w:t>
       </w:r>
     </w:p>
     <w:p>
@@ -2633,7 +2633,7 @@
         <w:rPr/>
       </w:pPr>
       <w:r>
-        <w:t xml:space="preserve">Barrios-Tao (2016) sitúa esta orientación en el debate iberoamericano al recordar que las relaciones entre neurociencias y educación no pueden reducirse al cerebro aislado, pues “factores como salud, ambiente vital, ejercicio físico y aspectos como plasticidad, madurez cerebral y neuronas espejo son relevantes para considerar el influjo del entorno sociocultural en la educación” (p. 398). La pieza complementaria la aporta Dehaene (2009) con el reciclaje neuronal, hipótesis según la cual la lectura reutiliza circuitos previos y constituye por tanto una invención cultural, de donde se sigue que toda dificultad lectora es siempre relativa a un artefacto histórico y no a un orden natural. Wolf (2018) extiende el argumento al soporte digital y plantea que la lectura fragmentada de pantalla interfiere en la construcción del circuito de lectura profunda.</w:t>
+        <w:t xml:space="preserve">Barrios-Tao (2016) sitúa esta orientación en el debate iberoamericano al recordar que las relaciones entre neurociencias y educación no pueden reducirse al cerebro aislado, pues “factores como salud, ambiente vital, ejercicio físico y aspectos como plasticidad, madurez cerebral y neuronas espejo son relevantes para considerar el influjo del entorno sociocultural en la educación” (p. 398). La pieza complementaria la aporta Dehaene (2009) con el reciclaje neuronal: la lectura reutiliza circuitos previos y constituye por tanto una invención cultural. Leer es un artefacto histórico. De donde se sigue que toda dificultad lectora resulta siempre relativa a ese artefacto y no a un orden natural. Wolf (2018) extiende el argumento al soporte digital y plantea que la lectura fragmentada de pantalla interfiere en la construcción del circuito de lectura profunda.</w:t>
       </w:r>
       <w:proofErr w:type="spellStart"/>
       <w:r>
@@ -2684,7 +2684,7 @@
       </w:pPr>
       <w:proofErr w:type="spellStart"/>
       <w:r>
-        <w:t xml:space="preserve">Mangen y van der Weel (2016) proponen un marco que considera conjuntamente las dimensiones cognitiva, ergonómica, emocional y material de la lectura, y a su juicio el soporte no transporta el contenido: forma parte del acto lector. Delgado et al. (2018) le dan respaldo cuantitativo a esa tesis en el terreno de la comprensión de textos informativos y señalan la limitación temporal como condición que modula el efecto. De ambos se desprende el supuesto operativo con el que este trabajo mira las plataformas, a saber, que la interfaz codifica una gramática de lectura y la aplica por igual a todos los estudiantes del curso, sin que nadie haya decidido explícitamente que así sea.</w:t>
+        <w:t xml:space="preserve">Mangen y van der Weel (2016) proponen un marco que considera conjuntamente las dimensiones cognitiva, ergonómica, emocional y material de la lectura, y a su juicio el soporte no transporta el contenido: forma parte del acto lector. Delgado et al. (2018) le dan respaldo cuantitativo a esa tesis en el terreno de la comprensión de textos informativos y señalan la limitación temporal como condición que modula el efecto. De ambos se desprende el supuesto operativo con el que este trabajo mira las plataformas, a saber, que la interfaz codifica una gramática de lectura y la aplica por igual a todos los estudiantes del curso, sin que medie decisión explícita de nadie.</w:t>
       </w:r>
       <w:proofErr w:type="spellEnd"/>
       <w:r>
@@ -2861,7 +2861,7 @@
         <w:rPr/>
       </w:pPr>
       <w:r>
-        <w:t xml:space="preserve">La proposición admite ser falsada en dos puntos. Puede ocurrir que las condiciones de reconocimiento no lleguen a formar conjunto reconocible alguno y se dispersen en prácticas sin regularidad; y puede ocurrir que la gestión del ajuste, lejos de reafirmar la norma, la erosione. Ni una ni otra situación autorizaría a descartar el dato; obligaría, más bien, a reformular el problema. Conviene subrayar, en todo caso, que la experiencia lectora de los estudiantes diagnosticados con dislexia funciona aquí como posición de observación y no como objeto de examen.</w:t>
+        <w:t xml:space="preserve">La proposición admite ser falsada en dos puntos. Puede ocurrir que las condiciones de reconocimiento no lleguen a formar conjunto reconocible alguno y se dispersen en prácticas sin regularidad; y puede ocurrir que la gestión del ajuste, lejos de reafirmar la norma, la erosione. Ni una ni otra situación autorizaría a descartar el dato; obligaría, más bien, a reformular el problema. Conviene subrayar, en todo caso, que la experiencia lectora de los estudiantes diagnosticados con dislexia es aquí la posición desde la que se observa, no el objeto que se examina.</w:t>
       </w:r>
     </w:p>
     <w:p>
@@ -3587,17 +3587,17 @@
         <w:rPr/>
       </w:pPr>
       <w:r>
-        <w:t xml:space="preserve">El estudio es cualitativo, de orientación etnográfica y filosófica, e inscrito en el paradigma de la complejidad. La elección se sigue de la naturaleza del objeto, no de una preferencia de escuela ni de la disponibilidad de un procedimiento: una configuración recursiva entre norma institucional y experiencia perceptiva difícilmente puede capturarse midiendo variables independientes, porque su rasgo definitorio es justamente que los términos no se dejan separar. Lo que interesa es reconstruir, desde la experiencia lectora de estudiantes diagnosticados con dislexia, las condiciones bajo las cuales ciertas formas de leer resultan organizadas, interpretadas y reguladas. No se medirán desempeños ni se verificarán indicadores clínicos, entre otras razones porque el objeto no está hecho de eso.</w:t>
-      </w:r>
-    </w:p>
-    <w:p>
-      <w:pPr>
-        <w:ind w:firstLine="720"/>
-        <w:jc w:val="both"/>
-        <w:rPr/>
-      </w:pPr>
-      <w:r>
-        <w:t xml:space="preserve">Siguiendo a García (2006), el sistema de análisis se define por decisiones que conviene dejar explícitas. Sus límites son los del aula de lenguaje en modalidad híbrida de educación media. Opera en el diseño institucional de la consigna, en la práctica docente y en la experiencia estudiantil, sin que ninguno de esos niveles se subordine de antemano a los otros. Su escala temporal es la de un ciclo académico completo, y lo es por una razón sencilla (una relación de retroalimentación solo se hace observable si se la sigue durante más de un giro).</w:t>
+        <w:t xml:space="preserve">El estudio es cualitativo, de orientación etnográfica y filosófica, e inscrito en el paradigma de la complejidad. La elección se sigue de la naturaleza del objeto, no de una preferencia de escuela ni de la disponibilidad de un procedimiento: una configuración recursiva entre norma institucional y experiencia perceptiva difícilmente puede capturarse midiendo variables independientes, porque su rasgo definitorio consiste en que los términos no se dejan separar. Lo que interesa es reconstruir, desde la experiencia lectora de estudiantes diagnosticados con dislexia, las condiciones desde las que ciertas formas de leer resultan organizadas, interpretadas y reguladas. No se medirán desempeños ni se verificarán indicadores clínicos, entre otras razones porque el objeto no está hecho de eso.</w:t>
+      </w:r>
+    </w:p>
+    <w:p>
+      <w:pPr>
+        <w:ind w:firstLine="720"/>
+        <w:jc w:val="both"/>
+        <w:rPr/>
+      </w:pPr>
+      <w:r>
+        <w:t xml:space="preserve">Siguiendo a García (2006), el sistema de análisis se define por decisiones que conviene dejar explícitas. Sus límites son los del aula de lenguaje en modalidad híbrida de educación media. Opera en el diseño institucional de la consigna, en la práctica docente y en la experiencia estudiantil, sin que ninguno de esos niveles se subordine por principio a los otros. Su escala temporal es la de un ciclo académico completo, y lo es por una razón sencilla (una relación de retroalimentación solo se hace observable si se la sigue durante más de un giro).</w:t>
       </w:r>
     </w:p>
     <w:p>
@@ -3616,7 +3616,7 @@
         <w:rPr/>
       </w:pPr>
       <w:r>
-        <w:t xml:space="preserve">Se trata de un estudio de casos múltiples con orientación fenomenológica y hermenéutica. El componente de caso conserva la densidad contextual que exige comprender una gramática institucional, y encuentra su justificación en el principio hologramático. Lo fenomenológico orienta la reconstrucción de la experiencia vivida; lo hermenéutico gobierna la lectura de documentos y consignas, tratados aquí como textos que, por lo demás, dicen más de lo que enuncian.</w:t>
+        <w:t xml:space="preserve">Se trata de un estudio de casos múltiples con orientación fenomenológica y hermenéutica. El componente de caso conserva la densidad contextual que exige comprender una gramática institucional, y encuentra su justificación en el principio hologramático. Lo fenomenológico orienta la reconstrucción de la experiencia vivida. Lo hermenéutico gobierna la lectura de documentos y consignas, tratados aquí como textos que dicen más de lo que enuncian.</w:t>
       </w:r>
     </w:p>
     <w:p>
@@ -4169,7 +4169,7 @@
         <w:rPr/>
       </w:pPr>
       <w:r>
-        <w:t xml:space="preserve">Estas cifras funcionan como piso y no como techo. El cierre lo determinará la saturación teórica de las categorías, que bien puede exigir ampliar el corpus o incorporar participantes no previstos.</w:t>
+        <w:t xml:space="preserve">Estas cifras marcan un mínimo, nunca un tope. El cierre lo determinará la saturación teórica de las categorías, que bien puede exigir ampliar el corpus o incorporar participantes no previstos.</w:t>
       </w:r>
     </w:p>
     <w:p>
@@ -4208,7 +4208,7 @@
         <w:rPr/>
       </w:pPr>
       <w:r>
-        <w:t xml:space="preserve">Donde lo observado adquiere espesor es en el diario de campo. Allí quedan las relaciones entre regulación pedagógica, interpretación institucional del error y experiencias perceptivas que no encajan de inmediato en lo esperado; allí quedan también las variaciones que el propio problema, y las categorías con que se lo mira, vayan sufriendo durante el trabajo.</w:t>
+        <w:t xml:space="preserve">Donde lo observado adquiere espesor es en el diario de campo. Allí quedan las relaciones entre regulación pedagógica, interpretación institucional del error y experiencias perceptivas que no encajan de inmediato en lo esperado; allí quedan también las variaciones que el propio problema, y las categorías desde las que se lo mira, vayan sufriendo durante el trabajo.</w:t>
       </w:r>
     </w:p>
     <w:p>
@@ -5224,7 +5224,7 @@
         <w:rPr/>
       </w:pPr>
       <w:r>
-        <w:t xml:space="preserve">Recolección y análisis corren en parte al mismo tiempo, así que los momentos del análisis se solapan en lugar de sucederse. Todo empieza con una codificación abierta del corpus completo, apoyada en ATLAS.ti, que parte de las cuatro categorías iniciales y deja lugar a las que emerjan. Sobre ella descansa un análisis relacional: las categorías forman redes, aparecen los circuitos de retroalimentación, y ahí el principio de recursividad deja de ser un enunciado y adquiere la forma de un diagrama que después se contrasta con los participantes. La triangulación opera en tres planos, entre fuentes, entre técnicas y entre teorías, y es este último —la lectura de un mismo fragmento desde la clave psicolingüística, la institucional y la fenomenológica— el que pone efectivamente a prueba el principio dialógico. El modelo llega al final, por abstracción de las prácticas de reconfiguración halladas y de los puntos donde el circuito se interrumpe.</w:t>
+        <w:t xml:space="preserve">Recolección y análisis corren en parte al mismo tiempo, así que los momentos del análisis se solapan en lugar de sucederse. Todo empieza con una codificación abierta del corpus completo, apoyada en ATLAS.ti, que parte de las cuatro categorías iniciales y deja lugar a las que emerjan. Sobre ella descansa un análisis relacional: las categorías forman redes, aparecen los circuitos de retroalimentación, y ahí el principio de recursividad deja de ser un enunciado y adquiere la forma de un diagrama que después se contrasta con los participantes. La triangulación opera en tres planos: entre fuentes, entre técnicas y entre teorías. El tercero es el decisivo. Leer un mismo fragmento desde la clave psicolingüística, la institucional y la fenomenológica es lo que pone a prueba el principio dialógico. El modelo llega al final, por abstracción de las prácticas de reconfiguración halladas y de los puntos donde el circuito se interrumpe.</w:t>
       </w:r>
     </w:p>
     <w:p>
@@ -5306,7 +5306,7 @@
         <w:rPr/>
       </w:pPr>
       <w:r>
-        <w:t xml:space="preserve">Aquí los cuatro criterios convencionales se traducen en compromisos verificables. La credibilidad descansa en la permanencia prolongada en el campo durante un ciclo completo, en la triangulación y en la validación comunicativa con los participantes. La transferibilidad no se afirma: se ofrece mediante una descripción densa del contexto, y es el lector quien juzga qué resulta aplicable a su escenario. La dependencia queda cubierta por la auditoría del director de tesis sobre una bitácora que registra cada decisión metodológica y su motivo; la confirmabilidad, por la conservación del corpus primario junto con la explicitación de la posición del investigador. A esos cuatro el enfoque obliga a añadir un quinto, la reflexividad, entendida con Morin (1999) como inclusión del observador en lo observado, razón por la cual el diario reflexivo se analiza como fuente y no se archiva como anexo.</w:t>
+        <w:t xml:space="preserve">Aquí los cuatro criterios convencionales se traducen en compromisos verificables. La credibilidad descansa en la permanencia prolongada en el campo durante un ciclo completo, en la triangulación y en la validación comunicativa con los participantes. La transferibilidad no se afirma: se ofrece mediante una descripción densa del contexto, y es el lector quien juzga qué resulta aplicable a su escenario. La dependencia queda cubierta por la auditoría del director de tesis sobre una bitácora que registra cada decisión metodológica y su motivo; la confirmabilidad, por la conservación del corpus primario junto con la explicitación de la posición del investigador. A esos cuatro el enfoque obliga a añadir un quinto: la reflexividad, entendida con Morin (1999) como inclusión del observador en lo observado. El diario reflexivo se analiza entonces como fuente. No se archiva como anexo.</w:t>
       </w:r>
     </w:p>
     <w:p>
@@ -5586,7 +5586,7 @@
         <w:t xml:space="preserve">El protocolo no </w:t>
       </w:r>
       <w:r>
-        <w:t xml:space="preserve">anticipa hallazgos. Fija las condiciones bajo las cuales una investigación resulta posible y señala, de paso, aquello que todavía no puede resolver.</w:t>
+        <w:t xml:space="preserve">anticipa hallazgos. Fija las condiciones que hacen posible una investigación y señala, de paso, aquello que todavía no puede resolver.</w:t>
       </w:r>
     </w:p>
     <w:p>
@@ -5616,16 +5616,16 @@
         <w:rPr/>
       </w:pPr>
       <w:r>
-        <w:t xml:space="preserve">Comprender es solo una parte de lo que este trabajo deja. Deja un modelo de análisis, criterios pedagógicos y un instrumento de autoevaluación institucional, con capacidad de actuar sobre el problema que los originó. Su valor dependerá de que hayan salido del campo y no de las premisas con que se entró en él.</w:t>
-      </w:r>
-    </w:p>
-    <w:p>
-      <w:pPr>
-        <w:ind w:firstLine="720"/>
-        <w:jc w:val="both"/>
-      </w:pPr>
-      <w:r>
-        <w:t xml:space="preserve">Queda, finalmente, lo que el protocolo no puede cerrar. El desarrollo hará surgir preguntas que hoy no están a la vista, aunque algunas ya se dejan intuir: si los criterios servirían en básica primaria, cómo se comportarían estos circuitos en instituciones rurales con conectividad intermitente, qué efecto tendrían sobre el desempeño lector, cosa que exigiría otro diseño. Y por debajo de todas ellas persiste una cuestión que el proyecto abre sin resolver: hasta dónde pueden seguir siendo las mismas las condiciones que hacen reconocible una lectura, cuando aquello que parecía simplemente apartarse de ellas empieza también a volverlas visibles.</w:t>
+        <w:t xml:space="preserve">Comprender es solo una parte de lo que este trabajo deja. Deja un modelo de análisis, criterios pedagógicos y un instrumento de autoevaluación institucional, con capacidad de actuar sobre el problema que los originó. Su valor dependerá de que hayan salido del campo y no de las premisas de partida.</w:t>
+      </w:r>
+    </w:p>
+    <w:p>
+      <w:pPr>
+        <w:ind w:firstLine="720"/>
+        <w:jc w:val="both"/>
+      </w:pPr>
+      <w:r>
+        <w:t xml:space="preserve">Queda, finalmente, lo que el protocolo no puede cerrar. El desarrollo hará surgir preguntas que hoy no están a la vista, aunque algunas ya se dejan intuir: si los criterios servirían en básica primaria, cómo se comportarían estos circuitos en instituciones rurales con conectividad intermitente, qué efecto tendrían sobre el desempeño lector, cosa que exigiría otro diseño. Y por debajo de todas ellas persiste una cuestión que el proyecto abre sin resolver: hasta dónde pueden seguir siendo las mismas las condiciones que hacen reconocible una lectura, cuando aquello que parecía apartarse de ellas sin más empieza también a volverlas visibles.</w:t>
       </w:r>
     </w:p>
     <w:p>

--- a/documentos_academicos/PROTOCOLO_DOCTORAL_V4_humanizado.docx
+++ b/documentos_academicos/PROTOCOLO_DOCTORAL_V4_humanizado.docx
@@ -1239,7 +1239,7 @@
         <w:rPr/>
       </w:pPr>
       <w:r>
-        <w:t xml:space="preserve">Lo que la pandemia sí alteró fue la materia misma con la que hoy se enseña a leer. De la reorganización de urgencia de 2020 quedó un sedimento de prácticas mixtas que nadie acabó de bautizar, donde la clase presencial convive con sesiones sincrónicas por videollamada y con un caudal de trabajo asincrónico administrado desde plataformas. Hrastinski (2019) advierte que bajo la expresión aprendizaje combinado caben arreglos tan dispares entre sí que el término apenas alcanza a designar una familia. Y lo que está en juego con esa imprecisión desborda el vocabulario. En el aula híbrida la consigna de lectura pasó de ser algo que un docente dice a ser algo que una interfaz determina, y el plazo, los intentos permitidos y el formato exigido de respuesta suelen venir fijados por alguien que no enseña.</w:t>
+        <w:t xml:space="preserve">Lo que la pandemia sí alteró fue la materia misma con la que hoy se enseña a leer. De la reorganización de urgencia de 2020 quedó un sedimento de prácticas mixtas todavía sin bautizar, en el que la clase presencial convive con sesiones sincrónicas por videollamada y con un caudal de trabajo asincrónico administrado desde plataformas. Bajo la expresión aprendizaje combinado caben arreglos tan dispares entre sí que el término apenas alcanza a designar una familia (Hrastinski, 2019), y lo que está en juego con esa imprecisión desborda con mucho el vocabulario. En el aula híbrida la consigna de lectura pasó de ser algo que un docente dice a ser algo que una interfaz determina, y el plazo, los intentos permitidos y el formato exigido de respuesta suelen venir fijados por alguien que no enseña.</w:t>
       </w:r>
       <w:proofErr w:type="spellStart"/>
       <w:r>
@@ -1257,17 +1257,17 @@
         <w:rPr/>
       </w:pPr>
       <w:r>
-        <w:t xml:space="preserve">A ese cambio material se le sumó una obligación jurídica. El Decreto 1421 de 2017 reglamentó la atención educativa a la población con discapacidad y convirtió el Plan Individual de Ajustes Razonables en pieza exigible de la gestión escolar, con lo cual la respuesta a la diferencia dejó de depender del criterio discrecional de cada establecimiento. Entre la norma y su cumplimiento hay, sin embargo, una distancia, y es ahí donde el informe de seguimiento de la educación en el mundo (Organización de las Naciones Unidas para la Educación, la Ciencia y la Cultura, 2020) sitúa su advertencia más incómoda: los sistemas educativos siguen produciendo exclusión mediante sus operaciones más ordinarias —clasificar, evaluar, agrupar— incluso cuando su discurso oficial es inclusivo.</w:t>
-      </w:r>
-    </w:p>
-    <w:p>
-      <w:pPr>
-        <w:ind w:firstLine="720"/>
-        <w:jc w:val="both"/>
-        <w:rPr/>
-      </w:pPr>
-      <w:r>
-        <w:t xml:space="preserve">Tenemos entonces un desempeño lector que lleva una década sin repuntar, un aula que la técnica reorganizó sin que nadie acabara de decidirlo y una obligación jurídica que ya no admite discrecionalidad. Cada uno de esos planos tiene su propia literatura y admite explicarse por separado, cosa que en buena medida ya se ha hecho. El fenómeno que aquí interesa ocurre más bien en el punto donde los tres se enredan, y ese enredo no se deja repartir entre las literaturas que lo tocan una a una.</w:t>
+        <w:t xml:space="preserve">A ese cambio material se le sumó una obligación jurídica. El Decreto 1421 de 2017 reglamentó la atención educativa a la población con discapacidad y convirtió el Plan Individual de Ajustes Razonables en pieza exigible de la gestión escolar, con lo cual la respuesta a la diferencia dejó de depender del criterio discrecional de cada establecimiento. Entre la norma y su cumplimiento hay, sin embargo, una distancia, y sobre ella recae la advertencia más incómoda del informe de seguimiento de la educación en el mundo (Organización de las Naciones Unidas para la Educación, la Ciencia y la Cultura, 2020) sitúa su advertencia más incómoda: los sistemas educativos siguen produciendo exclusión mediante sus operaciones más ordinarias, las de clasificar, evaluar y agrupar, incluso cuando su discurso oficial es inclusivo.</w:t>
+      </w:r>
+    </w:p>
+    <w:p>
+      <w:pPr>
+        <w:ind w:firstLine="720"/>
+        <w:jc w:val="both"/>
+        <w:rPr/>
+      </w:pPr>
+      <w:r>
+        <w:t xml:space="preserve">Tenemos entonces un desempeño lector que lleva una década sin repuntar, un aula que la técnica reorganizó sin que nadie acabara de decidirlo y una obligación jurídica que ya no admite discrecionalidad. Cada uno de esos planos tiene su propia literatura y admite explicarse por separado, cosa que en buena medida ya se ha hecho. El fenómeno que aquí interesa ocurre en el punto en que los tres se enredan, y ese enredo desborda a las literaturas que lo tocan una a una.</w:t>
       </w:r>
     </w:p>
     <w:p>
@@ -1286,27 +1286,27 @@
         <w:rPr/>
       </w:pPr>
       <w:r>
-        <w:t xml:space="preserve">En ese enredo la dislexia entra con un peso que las cifras alcanzan a estimar. Carrillo Gallego et al. (2011) hallaron una prevalencia del 11,8 % de dificultades específicas del aprendizaje de la lectura en población escolar hispanohablante, con oscilaciones por curso que van del 15,2 % en segundo grado al 10,9 % en sexto. Ahora bien, más decisivo que la magnitud es lo que Snowling et al. (2020) establecieron sobre la naturaleza del objeto. La dislexia, para ellos, es una posición dentro del continuo de la habilidad lectora —determinada por factores de riesgo que se acumulan e interactúan— antes que una categoría discreta separada del resto de los lectores.</w:t>
-      </w:r>
-    </w:p>
-    <w:p>
-      <w:pPr>
-        <w:ind w:firstLine="720"/>
-        <w:jc w:val="both"/>
-        <w:rPr/>
-      </w:pPr>
-      <w:r>
-        <w:t xml:space="preserve">Conviene detenerse en la implicación, porque orienta buena parte de lo que sigue. Si la dislexia es un punto de un continuo, ¿quién traza el corte que separa la lentitud tolerable de la lentitud patológica? Alguien lo traza, en algún lugar y con algún criterio. Y en la escuela ese criterio rara vez pertenece a una persona identificable. Con mayor frecuencia está inscrito en reglas que nadie se molesta en enunciar porque a nadie se le ocurre que haya que enunciarlas.</w:t>
-      </w:r>
-    </w:p>
-    <w:p>
-      <w:pPr>
-        <w:ind w:firstLine="720"/>
-        <w:jc w:val="both"/>
-        <w:rPr/>
-      </w:pPr>
-      <w:r>
-        <w:t xml:space="preserve">Al escenario híbrido cabe sospecharlo, además, por una razón material. Delgado et al. (2018) reunieron 54 estudios con más de 170.000 participantes y encontraron que la comprensión de textos informativos resulta mejor en papel que en pantalla, con una diferencia que crece cuando la tarea impone un límite temporal. Pantalla y cronómetro juntos: exactamente lo que la plataforma escolar produce por defecto. Ninguno de esos dos parámetros se fijó pensando en un lector disléxico, lo cual está lejos de volverlos neutrales respecto de él.</w:t>
+        <w:t xml:space="preserve">La dislexia entra en ese enredo con un peso que las cifras alcanzan a estimar. Carrillo Gallego et al. (2011) hallaron una prevalencia del 11,8 % de dificultades específicas del aprendizaje de la lectura en población escolar hispanohablante, con oscilaciones por curso que van del 15,2 % en segundo grado al 10,9 % en sexto. Ahora bien, más decisivo que la magnitud es lo que Snowling et al. (2020) establecieron sobre la naturaleza del objeto. La dislexia, para ellos, es una posición dentro del continuo de la habilidad lectora, determinada por factores de riesgo que se acumulan e interactúan, y no una categoría discreta separada del resto de los lectores.</w:t>
+      </w:r>
+    </w:p>
+    <w:p>
+      <w:pPr>
+        <w:ind w:firstLine="720"/>
+        <w:jc w:val="both"/>
+        <w:rPr/>
+      </w:pPr>
+      <w:r>
+        <w:t xml:space="preserve">Conviene detenerse en la implicación, porque orienta buena parte de lo que sigue. Si la dislexia es un punto de un continuo, ¿quién traza el corte que separa la lentitud tolerable de la lentitud patológica? Alguien lo traza, en algún lugar y con algún criterio, y en la escuela ese criterio rara vez pertenece a una persona identificable. Con mayor frecuencia está inscrito en reglas que la institución da por sabidas y que por eso mismo permanecen sin enunciar.</w:t>
+      </w:r>
+    </w:p>
+    <w:p>
+      <w:pPr>
+        <w:ind w:firstLine="720"/>
+        <w:jc w:val="both"/>
+        <w:rPr/>
+      </w:pPr>
+      <w:r>
+        <w:t xml:space="preserve">Al escenario híbrido cabe sospecharlo, además, por una razón material, y es que Delgado et al. (2018) reunieron 54 estudios con más de 170.000 participantes y encontraron que la comprensión de textos informativos resulta mejor en papel que en pantalla, con una diferencia que crece cuando la tarea impone un límite temporal. Pantalla y cronómetro juntos: exactamente lo que la plataforma escolar produce por defecto. Ni la pantalla ni el cronómetro se fijaron pensando en un lector disléxico, cosa que está lejos de volverlos neutrales respecto de él.</w:t>
       </w:r>
       <w:r>
         <w:lastRenderedPageBreak/>
@@ -1320,7 +1320,7 @@
         <w:rPr/>
       </w:pPr>
       <w:r>
-        <w:t xml:space="preserve">Describir una vez más el perfil cognitivo de la dislexia sería redundante. La psicolingüística lleva décadas en ese terreno y lo ha cubierto con solvencia. La pregunta que queda abierta toca a la escuela: cómo participa su propia organización de la lectura en fabricar aquello que más tarde reconocerá como dificultad.</w:t>
+        <w:t xml:space="preserve">Describir una vez más el perfil cognitivo de la dislexia sería redundante, porque la psicolingüística lleva décadas en ese terreno y lo ha cubierto con solvencia. La pregunta que queda abierta toca a la escuela: cómo participa su propia organización de la lectura en fabricar aquello que más tarde reconocerá como dificultad.</w:t>
       </w:r>
     </w:p>
     <w:p>
@@ -1339,46 +1339,46 @@
         <w:rPr/>
       </w:pPr>
       <w:r>
-        <w:t xml:space="preserve">Sostener semejante afirmación exige un aparato epistemológico que no reparta el problema entre un sujeto deficitario y una institución neutral. Morin (1994) propuso reemplazar el paradigma de disyunción, reducción y simplificación por uno de distinción, conjunción e implicación. De ahí provienen los operadores con que este estudio construye su objeto, y su empleo se justifica solo en la medida en que el fenómeno los sostenga.</w:t>
-      </w:r>
-    </w:p>
-    <w:p>
-      <w:pPr>
-        <w:ind w:firstLine="720"/>
-        <w:jc w:val="both"/>
-        <w:rPr/>
-      </w:pPr>
-      <w:r>
-        <w:t xml:space="preserve">Según la recursividad organizacional, los productos son al mismo tiempo productores de aquello que los produce. Trasladada al aula, la fórmula pierde su aire abstracto. La gramática escolar de lectura fabrica la experiencia disléxica al constituirla como desviación, y esa experiencia, una vez administrada mediante apoyos y ajustes, le devuelve a la gramática la confirmación de que su umbral era el correcto. Si la relación tiene un punto de inicio localizable, o si funciona sin él, es algo que habrá de resolver el trabajo de campo y no el marco teórico.</w:t>
-      </w:r>
-    </w:p>
-    <w:p>
-      <w:pPr>
-        <w:ind w:firstLine="720"/>
-        <w:jc w:val="both"/>
-        <w:rPr/>
-      </w:pPr>
-      <w:r>
-        <w:t xml:space="preserve">De la dialógica se sigue algo más incómodo, y son dos exigencias que se contradicen sin que ninguna pueda descartarse en favor de la otra. La escuela debe homogeneizar, porque certifica. Debe diferenciar, porque incluye. El aula híbrida agudiza el conflicto al inscribir la homogeneización en los parámetros mismos de la plataforma, donde un solo valor rige para el curso entero. Disolver esa contradicción no está entre los propósitos de esta investigación; observar cómo se la administra, semana a semana, sí lo está.</w:t>
-      </w:r>
-    </w:p>
-    <w:p>
-      <w:pPr>
-        <w:ind w:firstLine="720"/>
-        <w:jc w:val="both"/>
-        <w:rPr/>
-      </w:pPr>
-      <w:r>
-        <w:t xml:space="preserve">Más modesto, y no por ello menos necesario, resulta el trabajo de la multidimensionalidad: impedir que el estudiante quede reducido a su perfil neurocognitivo. Quien lee es también un cuerpo con ritmo propio y un expediente evaluado contra cronologías estandarizadas (Terigi, 2010). Es, además, alguien que sabe perfectamente cómo lo miran sus compañeros cuando le toca leer en voz alta.</w:t>
-      </w:r>
-    </w:p>
-    <w:p>
-      <w:pPr>
-        <w:ind w:firstLine="720"/>
-        <w:jc w:val="both"/>
-      </w:pPr>
-      <w:r>
-        <w:t xml:space="preserve">Con estos operadores el fenómeno queda planteado como algo que resultaría de la interacción entre actores escolares, tecnologías de enseñanza y condiciones de neurodivergencia, sin preexistir en ninguno de esos términos por separado. Las categorías se emplean porque el fenómeno parece exigirlas. Hay retroacción documentable entre la norma y su propia gestión. Y hay dos mandatos institucionales igualmente vigentes y contrarios entre sí. Si el campo mostrara que la relación es lineal, o que los mandatos no colisionan, el vocabulario sobraría y habría que abandonarlo sin mayor duelo.</w:t>
+        <w:t xml:space="preserve">Sostener semejante afirmación exige un aparato epistemológico que no reparta el problema entre un sujeto deficitario y una institución neutral. Morin (1994) propuso reemplazar el paradigma de disyunción, reducción y simplificación por uno de distinción, conjunción e implicación, y de ahí provienen los operadores con que este estudio construye su objeto, cuyo empleo se justifica solo en la medida en que el fenómeno los sostenga.</w:t>
+      </w:r>
+    </w:p>
+    <w:p>
+      <w:pPr>
+        <w:ind w:firstLine="720"/>
+        <w:jc w:val="both"/>
+        <w:rPr/>
+      </w:pPr>
+      <w:r>
+        <w:t xml:space="preserve">Según la recursividad organizacional, los productos son al mismo tiempo productores de aquello que los produce. Trasladada al aula, la fórmula pierde su aire abstracto, porque la gramática escolar de lectura fabrica la experiencia disléxica al constituirla como desviación y esa experiencia, una vez administrada mediante apoyos y ajustes, le devuelve a la gramática la confirmación de que su umbral era el correcto. Si la relación tiene un punto de inicio localizable, o si funciona sin él, es algo que habrá de resolver el trabajo de campo y no el marco teórico.</w:t>
+      </w:r>
+    </w:p>
+    <w:p>
+      <w:pPr>
+        <w:ind w:firstLine="720"/>
+        <w:jc w:val="both"/>
+        <w:rPr/>
+      </w:pPr>
+      <w:r>
+        <w:t xml:space="preserve">De la dialógica se sigue algo más incómodo, y son dos exigencias contradictorias entre sí, ambas irrenunciables. La escuela debe homogeneizar, porque certifica. Debe diferenciar, porque incluye. El aula híbrida agudiza el conflicto al inscribir la homogeneización en los parámetros mismos de la plataforma, donde un solo valor rige para el curso entero. Disolver esa contradicción no está entre los propósitos de esta investigación, aunque sí lo está observar cómo se la administra semana a semana.</w:t>
+      </w:r>
+    </w:p>
+    <w:p>
+      <w:pPr>
+        <w:ind w:firstLine="720"/>
+        <w:jc w:val="both"/>
+        <w:rPr/>
+      </w:pPr>
+      <w:r>
+        <w:t xml:space="preserve">La multidimensionalidad hace un trabajo más modesto y no por ello menos necesario, que es impedir que el estudiante quede reducido a su perfil neurocognitivo, porque quien lee es también un cuerpo con ritmo propio y un expediente evaluado contra cronologías estandarizadas (Terigi, 2010). Es, además, alguien que sabe perfectamente cómo lo miran sus compañeros cuando le toca leer en voz alta.</w:t>
+      </w:r>
+    </w:p>
+    <w:p>
+      <w:pPr>
+        <w:ind w:firstLine="720"/>
+        <w:jc w:val="both"/>
+      </w:pPr>
+      <w:r>
+        <w:t xml:space="preserve">Con estos operadores el fenómeno queda planteado como algo que resultaría de la interacción entre actores escolares, tecnologías de enseñanza y condiciones de neurodivergencia, cuando esos términos por separado todavía no lo contienen, y las categorías se emplean porque el fenómeno parece exigirlas. Hay retroacción documentable entre la norma y su propia gestión, y hay dos mandatos institucionales igualmente vigentes y contrarios entre sí. Si el campo mostrara que la relación es lineal, o que los mandatos no colisionan, el vocabulario sobraría y habría que abandonarlo sin mayor duelo.</w:t>
       </w:r>
     </w:p>
     <w:p>
@@ -1410,7 +1410,7 @@
         <w:rPr/>
       </w:pPr>
       <w:r>
-        <w:t xml:space="preserve">En las aulas híbridas de educación media la lectura se reconoce mediante criterios que nadie discute, y no se discuten porque casi nadie los enuncia. Un estudiante lee bien cuando lee con cierta velocidad, en cierto orden y con cierta estabilidad de significado. Si alguno de esos rasgos falla, el sistema interroga al lector. El criterio queda en paz. La variabilidad perceptiva y temporal queda así traducida en déficit personal, mientras las condiciones desde las cuales se produce la traducción conservan su posición de referencia sin verse obligadas a justificarse nunca. Que la traducción opere sin que su criterio quede expuesto es lo que esta investigación se propone interrogar.</w:t>
+        <w:t xml:space="preserve">En las aulas híbridas de educación media la lectura se reconoce mediante criterios que permanecen fuera de discusión, y permanecen fuera de discusión porque rara vez se enuncian, de modo que un estudiante lee bien cuando lee con cierta velocidad, en cierto orden y con cierta estabilidad de significado. Si alguno de esos rasgos falla, el sistema interroga al lector. El criterio queda en paz. La variabilidad perceptiva y temporal queda así traducida en déficit personal, mientras las condiciones que hacen posible esa traducción conservan su posición de referencia y quedan dispensadas de justificarse. Que la traducción opere con su criterio a cubierto es lo que esta investigación se propone interrogar.</w:t>
       </w:r>
     </w:p>
     <w:p>
@@ -1435,27 +1435,27 @@
         <w:t xml:space="preserve">Hay literatura para fundamentarlo. Tyack y Tobin (1994) mostraron que la organización escolar descansa sobre regularidades estructurales, la gramática de la escolarización, que reparten a los estudiantes por edades, fraccionan el conocimiento en asignaturas y certifican mediante calificaciones. </w:t>
       </w:r>
       <w:r>
-        <w:t xml:space="preserve">El inventario, con todo, era lo de menos. Lo que esos autores explicaron fue la persistencia, esto es, por qué esas reglas sobreviven a las reformas: porque constituyen el fondo desde el cual las reformas se piensan. Viñao (2002) llevó la tesis al terreno iberoamericano y documentó cómo las culturas escolares poseen un tiempo propio con el que absorben y reconfiguran lo que llega de afuera. La pieza que faltaba, del lado del aprendizaje lector, se la debemos a Terigi (2010) y a su noción de cronologías de aprendizaje, ese supuesto según el cual existiría un único ritmo esperable de progresión, supuesto que vuelve anomalía toda trayectoria que no lo siga.</w:t>
-      </w:r>
-    </w:p>
-    <w:p>
-      <w:pPr>
-        <w:ind w:firstLine="720"/>
-        <w:jc w:val="both"/>
-        <w:rPr/>
-      </w:pPr>
-      <w:r>
-        <w:t xml:space="preserve">Leídas juntas, las tres contribuciones sitúan el problema en un lugar bastante preciso. La escuela exige uniformidad porque su función certificadora se lo demanda; la población escolar, en cambio, es heterogénea, dado que la variabilidad lectora resulta constitutiva y no excepcional (Snowling et al., 2020). La dificultad, entonces, no habita en el estudiante ni tampoco en la institución: está en la relación entre ambos, y ninguna de las dos partes puede repararla por su cuenta.</w:t>
-      </w:r>
-    </w:p>
-    <w:p>
-      <w:pPr>
-        <w:ind w:firstLine="720"/>
-        <w:jc w:val="both"/>
-        <w:rPr/>
-      </w:pPr>
-      <w:r>
-        <w:t xml:space="preserve">Que esa relación no sea inocua lo confirma la investigación reciente. León Mora (2021) demostró que incluso los modelos pedagógicos que se declaran complejos y transdisciplinares conservan estructuras de interacción notablemente estables, desde las cuales el aprendizaje lector sigue moldeándose igual que antes. Por vías distintas llegan al mismo diagnóstico Miranda-Merizalde y Núñez Naranjo (2025), desde la neurociencia aplicada a la inclusión, y Ramos Ventura (2025), desde la revisión latinoamericana del diseño universal para el aprendizaje: las estrategias disponibles optimizan funciones ejecutivas, atención y rendimiento del estudiante dentro de marcos pedagógicos que nadie discute, de suerte que toda la corrección recae sobre el lector y el marco se queda sin examinar.</w:t>
+        <w:t xml:space="preserve">El inventario, con todo, era lo de menos. Lo que esos autores explicaron fue la persistencia. Esas reglas sobreviven a las reformas porque constituyen el fondo desde el cual las reformas se piensan. Viñao (2002) llevó la tesis al terreno iberoamericano y documentó cómo las culturas escolares poseen un tiempo propio con el que absorben y reconfiguran lo que llega de afuera. La pieza que faltaba, del lado del aprendizaje lector, se la debemos a Terigi (2010) y a su noción de cronologías de aprendizaje, ese supuesto según el cual existiría un único ritmo esperable de progresión, supuesto que vuelve anomalía toda trayectoria que no lo siga.</w:t>
+      </w:r>
+    </w:p>
+    <w:p>
+      <w:pPr>
+        <w:ind w:firstLine="720"/>
+        <w:jc w:val="both"/>
+        <w:rPr/>
+      </w:pPr>
+      <w:r>
+        <w:t xml:space="preserve">Leídas juntas, las tres contribuciones sitúan el problema en un lugar bastante preciso, ya que la escuela exige uniformidad porque su función certificadora se lo demanda, mientras que la población escolar es heterogénea, dado que la variabilidad lectora resulta constitutiva y no excepcional (Snowling et al., 2020). La dificultad, entonces, no habita en el estudiante ni tampoco en la institución: está en la relación entre ambos, y ninguna de las dos partes puede repararla por su cuenta.</w:t>
+      </w:r>
+    </w:p>
+    <w:p>
+      <w:pPr>
+        <w:ind w:firstLine="720"/>
+        <w:jc w:val="both"/>
+        <w:rPr/>
+      </w:pPr>
+      <w:r>
+        <w:t xml:space="preserve">Que esa relación no sea inocua lo confirma la investigación reciente, pues incluso los modelos pedagógicos que se declaran complejos y transdisciplinares conservan estructuras de interacción notablemente estables, y el aprendizaje lector se sigue moldeando en ellas igual que antes (León Mora, 2021). Por vías distintas llegan al mismo diagnóstico Miranda-Merizalde y Núñez Naranjo (2025), desde la neurociencia aplicada a la inclusión, y Ramos Ventura (2025), desde la revisión latinoamericana del diseño universal para el aprendizaje: las estrategias disponibles optimizan funciones ejecutivas, atención y rendimiento del estudiante dentro de marcos pedagógicos que quedan fuera de examen, de suerte que toda la corrección recae sobre el lector y el marco se queda sin examinar.</w:t>
       </w:r>
     </w:p>
     <w:p>
@@ -1474,7 +1474,7 @@
         <w:rPr/>
       </w:pPr>
       <w:r>
-        <w:t xml:space="preserve">Conviene empezar por la arquitectura técnica de la consigna. Las plataformas de gestión del aprendizaje que usan los colegios colombianos organizan la lectura mediante formularios con temporizador, cuestionarios de opción múltiple que admiten un solo envío y foros que cierran a una hora fija. Un criterio pedagógico discutible, el de la fluidez, queda así convertido en un parámetro técnico inapelable, el tiempo de respuesta. Penalizar la lentitud deja de ser una decisión que alguien tomó para volverse un efecto del diseño, y eso la hace a la vez invisible</w:t>
+        <w:t xml:space="preserve">Conviene empezar por la arquitectura técnica de la consigna, ya que las plataformas de gestión del aprendizaje que usan los colegios colombianos organizan la lectura mediante formularios con temporizador, cuestionarios de opción múltiple que admiten un solo envío y foros que cierran a una hora fija. Un criterio pedagógico discutible, el de la fluidez, queda así convertido en un parámetro técnico inapelable, el tiempo de respuesta. Penalizar la lentitud deja de ser una decisión que alguien tomó para volverse un efecto del diseño, y eso la hace a la vez invisible</w:t>
       </w:r>
       <w:r>
         <w:t xml:space="preserve"> </w:t>
@@ -1494,26 +1494,26 @@
         <w:rPr/>
       </w:pPr>
       <w:r>
-        <w:t xml:space="preserve">Entre los dos segmentos del aula hay además una asimetría que ninguno de los dos compensa. En el tramo sincrónico, leer en voz alta y responder de inmediato expone la disfluencia ante treinta compañeros. En el asincrónico desaparece el docente y con él la posibilidad de preguntar, de modo que descifrar enunciados escritos extensos queda a cargo del estudiante y de su familia. Lo que el estudiante encuentra es la alternancia de dos exigencias distintas, cada una con su barrera propia.</w:t>
-      </w:r>
-    </w:p>
-    <w:p>
-      <w:pPr>
-        <w:ind w:firstLine="720"/>
-        <w:jc w:val="both"/>
-        <w:rPr/>
-      </w:pPr>
-      <w:r>
-        <w:t xml:space="preserve">En la evaluación el efecto se vuelve más costoso. La comprensión lectora se valora casi siempre mediante productos escritos, de modo que una misma calificación termina midiendo de una sola vez la comprensión, la ortografía y la velocidad de escritura. Un estudiante puede entender un texto con precisión y aparecer en el sistema como si no lo hubiera entendido, y el registro documenta entonces un déficit que el propio instrumento acaba de producir.</w:t>
-      </w:r>
-    </w:p>
-    <w:p>
-      <w:pPr>
-        <w:ind w:firstLine="720"/>
-        <w:jc w:val="both"/>
-      </w:pPr>
-      <w:r>
-        <w:t xml:space="preserve">Donde la distancia se hace más visible todavía es en la gestión de los ajustes razonables. El Decreto 1421 de 2017 obliga a formular el Plan Individual de Ajustes Razonables, pero el instrumento fue concebido para el salón presencial y no siempre encuentra traducción en plataformas cuyos parámetros son comunes para todo el curso. Conceder tiempo adicional resulta sencillo cuando el docente controla el reloj; bastante más difícil cuando lo controla un formulario. Arteaga Gualán et al. (2024) añaden, en revisión sistemática, que la falta de formación docente específica merma sin excepción la eficacia de cualquier estrategia que se intente.</w:t>
+        <w:t xml:space="preserve">Entre los dos segmentos del aula hay además una asimetría que se mantiene sin compensación. En el tramo sincrónico, leer en voz alta y responder de inmediato expone la disfluencia ante treinta compañeros. En el asincrónico desaparece el docente y con él la posibilidad de preguntar, de modo que descifrar enunciados escritos extensos queda a cargo del estudiante y de su familia. Lo que el estudiante encuentra es la alternancia de dos exigencias distintas, cada una con su barrera propia.</w:t>
+      </w:r>
+    </w:p>
+    <w:p>
+      <w:pPr>
+        <w:ind w:firstLine="720"/>
+        <w:jc w:val="both"/>
+        <w:rPr/>
+      </w:pPr>
+      <w:r>
+        <w:t xml:space="preserve">En la evaluación el efecto se vuelve más costoso. La comprensión lectora se valora casi siempre mediante productos escritos, de modo que una misma calificación termina midiendo de una sola vez la comprensión, la ortografía y la velocidad de escritura. Un estudiante puede entender un texto con precisión y aparecer en el sistema como si no lo hubiera entendido. El registro documenta entonces un déficit que el propio instrumento acaba de producir.</w:t>
+      </w:r>
+    </w:p>
+    <w:p>
+      <w:pPr>
+        <w:ind w:firstLine="720"/>
+        <w:jc w:val="both"/>
+      </w:pPr>
+      <w:r>
+        <w:t xml:space="preserve">La distancia se hace todavía más visible en la gestión de los ajustes razonables. El Decreto 1421 de 2017 obliga a formular el Plan Individual de Ajustes Razonables, pero el instrumento fue concebido para el salón presencial y no siempre encuentra traducción en plataformas cuyos parámetros son comunes para todo el curso. Conceder tiempo adicional resulta sencillo cuando el docente controla el reloj y bastante más difícil cuando lo controla un formulario. Arteaga Gualán et al. (2024) añaden, en revisión sistemática, que la falta de formación docente específica merma sin excepción la eficacia de cualquier estrategia que se intente.</w:t>
       </w:r>
     </w:p>
     <w:p>
@@ -1535,36 +1535,36 @@
         <w:rPr/>
       </w:pPr>
       <w:r>
-        <w:t xml:space="preserve">Descrito así, el problema admitiría leerse como una suma de fallas corregibles una por una. Cabe dudarlo, porque las manifestaciones descritas parecen sostenerse entre sí y corregir cualquiera de ellas por separado dejaría intactas a las demás.</w:t>
-      </w:r>
-    </w:p>
-    <w:p>
-      <w:pPr>
-        <w:ind w:firstLine="720"/>
-        <w:jc w:val="both"/>
-        <w:rPr/>
-      </w:pPr>
-      <w:r>
-        <w:t xml:space="preserve">Considérese el circuito que une la norma de fluidez con el registro del déficit. La institución fija un umbral de velocidad. El estudiante no lo alcanza, el sistema anota la brecha, la anotación justifica intensificar el ejercicio de fluidez, y esa intensificación reafirma el umbral como criterio legítimo. Si el circuito opera de ese modo, produciría estabilidad sin producir aprendizaje, y en ningún momento obligaría a revisar el umbral inicial.</w:t>
-      </w:r>
-    </w:p>
-    <w:p>
-      <w:pPr>
-        <w:ind w:firstLine="720"/>
-        <w:jc w:val="both"/>
-        <w:rPr/>
-      </w:pPr>
-      <w:r>
-        <w:t xml:space="preserve">Entre el apoyo y la marca ocurre otro tanto, con una dificultad añadida. La institución concede tiempo extra o formatos alternativos, el estudiante recibe un trato visiblemente distinto, esa visibilidad refuerza su identidad de alumno con dificultad, y la identidad justifica que el apoyo continúe. Nada de esto quita que el ajuste sea obligatorio y necesario. Produce además un efecto de señalamiento que la escuela no tematiza, quizá porque lo considera el precio inevitable de incluir.</w:t>
-      </w:r>
-    </w:p>
-    <w:p>
-      <w:pPr>
-        <w:ind w:firstLine="720"/>
-        <w:jc w:val="both"/>
-      </w:pPr>
-      <w:r>
-        <w:t xml:space="preserve">Un tercer enlace une la mediación tecnológica con la pérdida del proceso. La plataforma guarda resultados y no procesos: el docente ve la nota, no cuántas veces el estudiante volvió al segundo párrafo, dónde se detuvo, qué releyó. Desaparecido el proceso del campo de observación, la única información disponible para tomar una decisión pedagógica es la que confirma el déficit.</w:t>
+        <w:t xml:space="preserve">Descrito así, el problema admitiría leerse como una suma de fallas corregibles una por una. Cabe dudarlo, porque las manifestaciones descritas parecen sostenerse entre sí, de manera que corregir cualquiera de ellas por separado dejaría intactas a las demás.</w:t>
+      </w:r>
+    </w:p>
+    <w:p>
+      <w:pPr>
+        <w:ind w:firstLine="720"/>
+        <w:jc w:val="both"/>
+        <w:rPr/>
+      </w:pPr>
+      <w:r>
+        <w:t xml:space="preserve">Considérese el circuito que une la norma de fluidez con el registro del déficit. La institución fija un umbral de velocidad. El estudiante no lo alcanza, el sistema anota la brecha, la anotación justifica intensificar el ejercicio de fluidez, y esa intensificación reafirma el umbral como criterio legítimo. Si el circuito opera de ese modo, produciría estabilidad en lugar de aprendizaje, y dejaría el umbral inicial fuera de toda revisión.</w:t>
+      </w:r>
+    </w:p>
+    <w:p>
+      <w:pPr>
+        <w:ind w:firstLine="720"/>
+        <w:jc w:val="both"/>
+        <w:rPr/>
+      </w:pPr>
+      <w:r>
+        <w:t xml:space="preserve">Entre el apoyo y la marca ocurre otro tanto, con una dificultad añadida, porque la institución concede tiempo extra o formatos alternativos, el estudiante recibe un trato visiblemente distinto, esa visibilidad refuerza su identidad de alumno con dificultad, y la identidad justifica que el apoyo continúe. Nada de esto quita que el ajuste sea obligatorio y necesario. Produce además un efecto de señalamiento que la escuela no tematiza, quizá porque lo considera el precio inevitable de incluir.</w:t>
+      </w:r>
+    </w:p>
+    <w:p>
+      <w:pPr>
+        <w:ind w:firstLine="720"/>
+        <w:jc w:val="both"/>
+      </w:pPr>
+      <w:r>
+        <w:t xml:space="preserve">Un tercer enlace une la mediación tecnológica con la pérdida del proceso, ya que la plataforma guarda resultados y no procesos, así que el docente ve la nota y se le escapa cuántas veces el estudiante volvió al segundo párrafo, dónde se detuvo o qué releyó. Desaparecido el proceso del campo de observación, la única información disponible para tomar una decisión pedagógica es la que confirma el déficit.</w:t>
       </w:r>
     </w:p>
     <w:p>
@@ -1608,27 +1608,27 @@
         <w:rPr/>
       </w:pPr>
       <w:r>
-        <w:t xml:space="preserve">Dejar el fenómeno sin comprender tiene efectos que desbordan con holgura lo pedagógico. En las trayectorias educativas, los circuitos descritos se traducen en reprobación, extraedad y salida temprana del sistema. El informe de seguimiento de la educación en el mundo (Organización de las Naciones Unidas para la Educación, la Ciencia y la Cultura, 2020) deja constancia de que la clasificación escolar ordinaria es una de las vías principales por las cuales los sistemas educativos excluyen. Nadie tiene que proponérselo. En un país cuyo desempeño lector agregado se ubica 67 puntos por debajo del promedio de la Organización para la Cooperación y el Desarrollo Económicos, ese efecto se acumula sobre estudiantes que ya partían en desventaja.</w:t>
-      </w:r>
-    </w:p>
-    <w:p>
-      <w:pPr>
-        <w:ind w:firstLine="720"/>
-        <w:jc w:val="both"/>
-        <w:rPr/>
-      </w:pPr>
-      <w:r>
-        <w:t xml:space="preserve">Pedagógicamente, la ausencia de una comprensión sistémica condena la respuesta institucional a la remediación individual. Se multiplican los planes de apoyo sin que la consigna varíe un ápice, y el colegio gasta esfuerzo en compensar un efecto cuya causa sigue intacta en su lugar. Las intervenciones documentadas, constatan Arteaga Gualán et al. (2024), se concentran en la estrategia didáctica de aula y rara vez alcanzan el diseño curricular o la política institucional, que es donde el problema tiene su origen.</w:t>
-      </w:r>
-    </w:p>
-    <w:p>
-      <w:pPr>
-        <w:ind w:firstLine="720"/>
-        <w:jc w:val="both"/>
-        <w:rPr/>
-      </w:pPr>
-      <w:r>
-        <w:t xml:space="preserve">Está en juego, además, un problema ético, quizá el más difícil de mirar de frente. Atribuir el fracaso lector al estudiante equivale a una forma de injusticia epistémica: se lo evalúa sobre un texto que la institución escogió, en un tiempo que la institución fijó y con un criterio que la institución no somete a discusión, y después se le imputa el resultado como si fuera un rasgo suyo. Su propia experiencia de lectura, que sería con diferencia la mejor fuente disponible para entender qué ocurre, queda descalificada de antemano.</w:t>
+        <w:t xml:space="preserve">Los efectos de dejar el fenómeno sin comprender desbordan con holgura lo pedagógico. En las trayectorias educativas, los circuitos descritos se traducen en reprobación, extraedad y salida temprana del sistema. El informe de seguimiento de la educación en el mundo (Organización de las Naciones Unidas para la Educación, la Ciencia y la Cultura, 2020) deja constancia de que la clasificación escolar ordinaria es una de las vías principales de exclusión de los sistemas educativos. Nadie tiene que proponérselo. En un país cuyo desempeño lector agregado se ubica 67 puntos por debajo del promedio de la Organización para la Cooperación y el Desarrollo Económicos, ese efecto se acumula sobre estudiantes que ya partían en desventaja.</w:t>
+      </w:r>
+    </w:p>
+    <w:p>
+      <w:pPr>
+        <w:ind w:firstLine="720"/>
+        <w:jc w:val="both"/>
+        <w:rPr/>
+      </w:pPr>
+      <w:r>
+        <w:t xml:space="preserve">Pedagógicamente, la ausencia de una comprensión sistémica condena la respuesta institucional a la remediación individual, y se multiplican los planes de apoyo mientras la consigna sigue igual y el colegio gasta esfuerzo en compensar un efecto cuya causa sigue intacta en su lugar. Las intervenciones documentadas, constatan Arteaga Gualán et al. (2024), se concentran en la estrategia didáctica de aula y rara vez alcanzan el diseño curricular o la política institucional, que es el lugar de origen del problema.</w:t>
+      </w:r>
+    </w:p>
+    <w:p>
+      <w:pPr>
+        <w:ind w:firstLine="720"/>
+        <w:jc w:val="both"/>
+        <w:rPr/>
+      </w:pPr>
+      <w:r>
+        <w:t xml:space="preserve">Está en juego, además, un problema ético, quizá el más difícil de encarar, y es que atribuir el fracaso lector al estudiante equivale a una forma de injusticia epistémica, pues se lo evalúa sobre un texto que la institución escogió, en un tiempo que la institución fijó y con un criterio que la institución no somete a discusión, y después se le imputa el resultado como si fuera un rasgo suyo. Su propia experiencia de lectura, que sería con diferencia la mejor fuente disponible para entender qué ocurre, queda descalificada de antemano.</w:t>
       </w:r>
     </w:p>
     <w:p>
@@ -1647,7 +1647,7 @@
         <w:jc w:val="both"/>
       </w:pPr>
       <w:r>
-        <w:t xml:space="preserve">Sostener el fenómeno sin examinarlo significa, en suma, mantener en funcionamiento un dispositivo que documenta inclusión y produce exclusión. El diagnóstico, así enunciado, no es nuevo. Falta el trabajo empírico que muestre por dónde pasa exactamente el circuito, y de ahí que valga la pena investigarlo.</w:t>
+        <w:t xml:space="preserve">Sostener el fenómeno sin examinarlo significa, en suma, mantener en funcionamiento un dispositivo que documenta inclusión y produce exclusión. El diagnóstico, así enunciado, ya es conocido. Falta el trabajo empírico que muestre por dónde pasa exactamente el circuito, y de ahí que valga la pena investigarlo.</w:t>
       </w:r>
     </w:p>
     <w:p>
@@ -1718,7 +1718,7 @@
         <w:rPr/>
       </w:pPr>
       <w:r>
-        <w:t xml:space="preserve">Tres territorios quedaron excluidos deliberadamente: la intervención logopédica, la evaluación psicométrica diferencial y la genética conductual de las dificultades lectoras. Son pertinentes para entender la dislexia, y por eso mismo la exclusión pide justificarse. Ninguno de los tres opera en el nivel donde este estudio busca, que es el de la regla institucional y su efecto perceptivo.</w:t>
+        <w:t xml:space="preserve">Tres territorios quedaron excluidos deliberadamente: la intervención logopédica, la evaluación psicométrica diferencial y la genética conductual de las dificultades lectoras. Son pertinentes para entender la dislexia, y por eso mismo la exclusión pide justificarse, aunque los tres operen en niveles distintos del que aquí interesa, que es el de la regla institucional y su efecto perceptivo.</w:t>
       </w:r>
     </w:p>
     <w:p>
@@ -1747,17 +1747,17 @@
         <w:rPr/>
       </w:pPr>
       <w:r>
-        <w:t xml:space="preserve">La tradición fonológica localiza el núcleo del problema en la representación y el acceso a la estructura sonora del lenguaje. Ramus et al. (2003) pusieron a competir las hipótesis fonológica, auditiva, visual, cerebelosa y magnocelular en un estudio de casos múltiples con adultos disléxicos, y el resultado fue que el déficit fonológico estaba presente en prácticamente toda la muestra mientras los sensoriales aparecían solo en un subgrupo. La jerarquía explicativa que salió de ahí todavía organiza el campo. Goswami (2015) no la impugna: formuló tres desafíos a las teorías sensoriales y propuso que las dificultades fonológicas podrían derivarse de una alteración en el muestreo oscilatorio de la señal acústica, y así lo fonológico conserva su centralidad y deja al tiempo de ser la causa última.</w:t>
-      </w:r>
-    </w:p>
-    <w:p>
-      <w:pPr>
-        <w:ind w:firstLine="720"/>
-        <w:jc w:val="both"/>
-        <w:rPr/>
-      </w:pPr>
-      <w:r>
-        <w:t xml:space="preserve">Snowling et al. (2020) cambiaron las reglas del debate al sostener que la dislexia es el extremo de un continuo determinado por la acumulación de factores de riesgo genéticos y ambientales. Del planteamiento se siguen dos consecuencias: la búsqueda de una causa única queda sin objeto, y el diagnóstico pasa a ser un juicio probabilístico antes que la identificación de una entidad.</w:t>
+        <w:t xml:space="preserve">La tradición fonológica sitúa el núcleo del problema en lo fonológico. Ahí están la representación y el acceso a la estructura sonora del lenguaje. Ramus et al. (2003) pusieron a competir las hipótesis fonológica, auditiva, visual, cerebelosa y magnocelular en un estudio de casos múltiples con adultos disléxicos, y el resultado fue que el déficit fonológico estaba presente en prácticamente toda la muestra mientras los sensoriales aparecían solo en un subgrupo. La jerarquía explicativa que salió de ahí todavía organiza el campo. Goswami (2015) no la impugna: formuló tres desafíos a las teorías sensoriales y propuso que las dificultades fonológicas podrían derivarse de una alteración en el muestreo oscilatorio de la señal acústica, y así lo fonológico conserva su centralidad y deja al tiempo de ser la causa última.</w:t>
+      </w:r>
+    </w:p>
+    <w:p>
+      <w:pPr>
+        <w:ind w:firstLine="720"/>
+        <w:jc w:val="both"/>
+        <w:rPr/>
+      </w:pPr>
+      <w:r>
+        <w:t xml:space="preserve">Snowling et al. (2020) cambiaron las reglas del debate al sostener que la dislexia es el extremo de un continuo determinado por la acumulación de factores de riesgo genéticos y ambientales. Del planteamiento se siguen dos consecuencias: la búsqueda de una causa única queda sin objeto, y el diagnóstico pasa a ser un juicio probabilístico y deja de ser la identificación de una entidad.</w:t>
       </w:r>
     </w:p>
     <w:p>
@@ -1777,7 +1777,7 @@
         <w:rPr/>
       </w:pPr>
       <w:r>
-        <w:t xml:space="preserve">Una última posición reformula la pregunta desde su base. Dehaene (2009) propuso la hipótesis del reciclaje neuronal, según la cual la lectura reutiliza circuitos cerebrales destinados originalmente al reconocimiento visual de objetos, y la convierte por tanto en tecnología cultural y no en capacidad natural. Maturana y Varela (1984) aportan el acoplamiento estructural y el determinismo estructural, con los que el aprendizaje puede pensarse como historia de interacciones recurrentes que modifica a los dos términos de la relación. Y Barrios-Tao (2016) recuerda, desde el debate iberoamericano, que el diálogo entre neurociencias y educación no puede reducirse al cerebro aislado, porque el entorno sociocultural, la salud y las condiciones de vida influyen sobre lo que ocurre en el aula tanto como la maduración neuronal.</w:t>
+        <w:t xml:space="preserve">Una última posición reformula la pregunta desde su base con la hipótesis del reciclaje neuronal, según la cual la lectura reutiliza circuitos cerebrales destinados originalmente al reconocimiento visual de objetos y se convierte por tanto en tecnología cultural y no en capacidad natural (Dehaene, 2009). Maturana y Varela (1984) aportan el acoplamiento estructural y el determinismo estructural, con los que el aprendizaje puede pensarse como historia de interacciones recurrentes que modifica a los dos términos de la relación, y desde el debate iberoamericano se recuerda que el diálogo entre neurociencias y educación no puede reducirse al cerebro aislado, porque el entorno sociocultural, la salud y las condiciones de vida influyen sobre lo que ocurre en el aula tanto como la maduración neuronal (Barrios-Tao, 2016).</w:t>
       </w:r>
       <w:r>
         <w:lastRenderedPageBreak/>
@@ -1790,7 +1790,7 @@
         <w:jc w:val="both"/>
       </w:pPr>
       <w:r>
-        <w:t xml:space="preserve">Estos enfoques no se suman entre sí, y ese es el punto: sostienen tesis incompatibles sobre qué clase de cosa es la dislexia. Pero el desacuerdo se retoma más adelante, porque de él depende buena parte de la propuesta.</w:t>
+        <w:t xml:space="preserve">Estos enfoques se excluyen entre sí, y ese es el punto, porque sostienen tesis incompatibles sobre qué clase de cosa es la dislexia. El desacuerdo se retoma más adelante, porque de él depende buena parte de la propuesta.</w:t>
       </w:r>
     </w:p>
     <w:p>
@@ -1912,7 +1912,7 @@
         <w:rPr/>
       </w:pPr>
       <w:r>
-        <w:t xml:space="preserve">En torno a unos pocos movimientos se ordena la producción de las últimas dos décadas. El más consolidado es el abandono progresivo de los modelos de déficit único en favor de explicaciones multifactoriales y dimensionales, movimiento que la síntesis de Snowling et al. (2020) selló y que le ha restado prestigio a las causas simples. En paralelo creció la investigación sobre soporte y comprensión, impulsada por el metaanálisis de Delgado et al. (2018), con un interés cada vez mayor por la temporalidad de la tarea como variable que modula el efecto, más que por el dispositivo en sí mismo.</w:t>
+        <w:t xml:space="preserve">La producción de las últimas dos décadas se ordena en torno a unos pocos movimientos, de los que el más consolidado es el abandono progresivo de los modelos de déficit único en favor de explicaciones multifactoriales y dimensionales, movimiento que la síntesis de Snowling et al. (2020) selló y que le ha restado prestigio a las causas simples. En paralelo creció la investigación sobre soporte y comprensión, impulsada por el metaanálisis de Delgado et al. (2018), con un interés cada vez mayor por la temporalidad de la tarea como variable que modula el efecto, más que por el dispositivo en sí mismo.</w:t>
       </w:r>
     </w:p>
     <w:p>
@@ -1923,17 +1923,17 @@
       </w:pPr>
       <w:r>
         <w:lastRenderedPageBreak/>
-        <w:t xml:space="preserve">Entretanto, el diseño universal para el aprendizaje se adoptó como marco de política pública. Ramos Ventura (2025) le sigue el rastro a esa expansión en América Latina y anota de paso una tensión que merece atención: la accesibilidad y la flexibilización amplían el repertorio de intervención, y con todo el aprendizaje sigue organizándose desde modelos de adaptación del estudiante al marco existente.</w:t>
-      </w:r>
-    </w:p>
-    <w:p>
-      <w:pPr>
-        <w:ind w:firstLine="720"/>
-        <w:jc w:val="both"/>
-        <w:rPr/>
-      </w:pPr>
-      <w:r>
-        <w:t xml:space="preserve">Del lado latinoamericano aumentó también la producción sobre estrategias didácticas para la dislexia, con predominio de revisiones sistemáticas y estudios descriptivos de corta duración, según se desprende tanto de Arteaga Gualán et al. (2024) como de Miranda-Merizalde y Núñez Naranjo (2025). Y el pensamiento complejo, como muestra León Mora (2021), se incorporó a la investigación educativa iberoamericana con más fuerza en la fundamentación general que en el diseño metodológico concreto.</w:t>
+        <w:t xml:space="preserve">Entretanto, el diseño universal para el aprendizaje se adoptó como marco de política pública. Esa expansión latinoamericana viene acompañada de una tensión que merece atención, y es que la accesibilidad y la flexibilización amplían el repertorio de intervención mientras el aprendizaje sigue organizándose desde modelos de adaptación del estudiante al marco existente (Ramos Ventura, 2025).</w:t>
+      </w:r>
+    </w:p>
+    <w:p>
+      <w:pPr>
+        <w:ind w:firstLine="720"/>
+        <w:jc w:val="both"/>
+        <w:rPr/>
+      </w:pPr>
+      <w:r>
+        <w:t xml:space="preserve">Del lado latinoamericano aumentó también la producción sobre estrategias didácticas para la dislexia, con predominio de revisiones sistemáticas y estudios descriptivos de corta duración, según se desprende tanto de Arteaga Gualán et al. (2024) como de Miranda-Merizalde y Núñez Naranjo (2025). El pensamiento complejo, como muestra León Mora (2021), se incorporó a la investigación educativa iberoamericana con más fuerza en la fundamentación general que en el diseño metodológico concreto.</w:t>
       </w:r>
     </w:p>
     <w:p>
@@ -1951,7 +1951,7 @@
         <w:jc w:val="both"/>
       </w:pPr>
       <w:r>
-        <w:t xml:space="preserve">Falta investigación que trate la dislexia como fenómeno coproducido por la organización escolar. La psicolingüística estudia al lector y la sociología de la educación estudia la institución, y la revisión no encontró trabajos que documenten empíricamente el circuito que une las condiciones escolares de reconocimiento con la constitución de la experiencia disléxica.</w:t>
+        <w:t xml:space="preserve">Falta investigación que trate la dislexia como fenómeno coproducido por la organización escolar, pues la psicolingüística estudia al lector, la sociología de la educación estudia la institución, y la revisión no encontró trabajos que documenten empíricamente el circuito que une las condiciones escolares de reconocimiento con la constitución de la experiencia disléxica.</w:t>
       </w:r>
     </w:p>
     <w:p>
@@ -1998,27 +1998,27 @@
         <w:rPr/>
       </w:pPr>
       <w:r>
-        <w:t xml:space="preserve">Lejos de ser un consenso acumulado, el campo está atravesado por fricciones que este estudio asume en lugar de suavizarlas.</w:t>
-      </w:r>
-    </w:p>
-    <w:p>
-      <w:pPr>
-        <w:ind w:firstLine="720"/>
-        <w:jc w:val="both"/>
-        <w:rPr/>
-      </w:pPr>
-      <w:r>
-        <w:t xml:space="preserve">La fricción ontológica enfrenta a Snowling et al. (2020), para quienes la dislexia posee realidad empírica como punto de un continuo, con Elliott y Grigorenko (2014) y con Singer (1999), para quienes el rótulo carece de utilidad educativa diferencial o patologiza indebidamente una variación. La investigación no toma partido por adhesión; prefiere reformular el desacuerdo. Si la dislexia es un punto de un continuo, el corte que la delimita es una decisión institucional antes que un hecho natural, y esa decisión es el objeto de este estudio. La disputa deja entonces de ser un obstáculo para volverse punto de entrada, aunque la reformulación no zanje el desacuerdo de fondo.</w:t>
-      </w:r>
-    </w:p>
-    <w:p>
-      <w:pPr>
-        <w:ind w:firstLine="720"/>
-        <w:jc w:val="both"/>
-        <w:rPr/>
-      </w:pPr>
-      <w:r>
-        <w:t xml:space="preserve">En el plano epistemológico chocan la explicación neurocognitiva, que busca mecanismos en el nivel subpersonal, y la comprensión fenomenológica, que busca sentido en el nivel de la experiencia vivida. Para Merleau-Ponty (1945/1957) la percepción es una relación del cuerpo con el mundo antes que el registro de un estímulo, tesis difícil de conciliar con cualquier lectura estrictamente representacional del procesamiento fonológico. Maturana y Varela (1984) y Barrios-Tao (2016) ofrecen el modo de habitar la fricción sin resolverla por reducción; Nicolescu (2009) la reformula al plantear que lo contradictorio en un nivel de realidad puede no serlo en otro.</w:t>
+        <w:t xml:space="preserve">Lejos de ser un consenso acumulado, el campo está atravesado por fricciones que este estudio asume y no suaviza.</w:t>
+      </w:r>
+    </w:p>
+    <w:p>
+      <w:pPr>
+        <w:ind w:firstLine="720"/>
+        <w:jc w:val="both"/>
+        <w:rPr/>
+      </w:pPr>
+      <w:r>
+        <w:t xml:space="preserve">La fricción ontológica enfrenta a Snowling et al. (2020), para quienes la dislexia posee realidad empírica como punto de un continuo, con Elliott y Grigorenko (2014) y con Singer (1999), para quienes el rótulo carece de utilidad educativa diferencial o patologiza indebidamente una variación. La investigación no toma partido por adhesión y prefiere reformular el desacuerdo, porque si la dislexia es un punto de un continuo, el corte que la delimita es una decisión institucional y no un hecho natural, y esa decisión constituye el objeto de este estudio. La disputa deja entonces de ser un obstáculo para volverse punto de entrada, aunque la reformulación no zanje el desacuerdo de fondo.</w:t>
+      </w:r>
+    </w:p>
+    <w:p>
+      <w:pPr>
+        <w:ind w:firstLine="720"/>
+        <w:jc w:val="both"/>
+        <w:rPr/>
+      </w:pPr>
+      <w:r>
+        <w:t xml:space="preserve">En el plano epistemológico chocan la explicación neurocognitiva, que busca mecanismos en el nivel subpersonal, y la comprensión fenomenológica, que busca sentido en el nivel de la experiencia vivida. Para Merleau-Ponty (1945/1957) la percepción es una relación del cuerpo con el mundo antes que el registro de un estímulo, tesis difícil de conciliar con cualquier lectura estrictamente representacional del procesamiento fonológico. Maturana y Varela (1984) y Barrios-Tao (2016) ofrecen el modo de habitar la fricción sin resolverla por reducción, y la reformulación llega al plantearse que lo contradictorio en un nivel de realidad puede no serlo en otro (Nicolescu, 2009).</w:t>
       </w:r>
     </w:p>
     <w:p>
@@ -2044,7 +2044,7 @@
         <w:rPr/>
       </w:pPr>
       <w:r>
-        <w:t xml:space="preserve">Y está, por último, la fricción tecnológica, que confronta la promesa de personalización de los entornos digitales con la evidencia de estandarización que reúnen Delgado et al. (2018) y Mangen y van der Weel (2016). La plataforma se presenta como instrumento de individualización y funciona de hecho como instrumento de uniformización de la tarea. Esa contradicción está en el centro de la indagación empírica que aquí se propone.</w:t>
+        <w:t xml:space="preserve">Queda por último la fricción tecnológica, que confronta la promesa de personalización de los entornos digitales con la evidencia de estandarización que reúnen Delgado et al. (2018) y Mangen y van der Weel (2016). La plataforma se presenta como instrumento de individualización y funciona de hecho como instrumento de uniformización de la tarea. Esa contradicción está en el centro de la indagación empírica que aquí se propone.</w:t>
       </w:r>
     </w:p>
     <w:p>
@@ -2063,17 +2063,17 @@
         <w:rPr/>
       </w:pPr>
       <w:r>
-        <w:t xml:space="preserve">No conviene pasar por alto los límites que acotan las conclusiones de la literatura revisada. Este estudio los toma como advertencias para su propio diseño antes que como reproches.</w:t>
-      </w:r>
-    </w:p>
-    <w:p>
-      <w:pPr>
-        <w:ind w:firstLine="720"/>
-        <w:jc w:val="both"/>
-        <w:rPr/>
-      </w:pPr>
-      <w:r>
-        <w:t xml:space="preserve">Trabajada predominantemente en laboratorio, la investigación psicolingüística gana en validez interna lo que pierde en transferibilidad a las condiciones ordinarias del aula. Ramus et al. (2003), por ejemplo, estudiaron una muestra reducida de adultos universitarios, y eso vuelve arriesgada cualquier extrapolación a adolescentes escolarizados. A ello se añade que los criterios de identificación de la dislexia varían entre estudios, dificultad que los propios Snowling et al. (2020) reconocen y que impide comparar prevalencias y efectos con seguridad; Carrillo Gallego et al. (2011) advierten en la misma dirección que la cifra cambia según el punto de corte y el instrumento empleado.</w:t>
+        <w:t xml:space="preserve">La literatura revisada tiene límites que acotan sus conclusiones, y este estudio los toma como advertencias para su propio diseño y no como reproches.</w:t>
+      </w:r>
+    </w:p>
+    <w:p>
+      <w:pPr>
+        <w:ind w:firstLine="720"/>
+        <w:jc w:val="both"/>
+        <w:rPr/>
+      </w:pPr>
+      <w:r>
+        <w:t xml:space="preserve">La investigación psicolingüística trabaja sobre todo en laboratorio y gana en validez interna lo que pierde en transferibilidad a las condiciones ordinarias del aula, como se ve en Ramus et al. (2003), que estudiaron una muestra reducida de adultos universitarios, y eso vuelve arriesgada cualquier extrapolación a adolescentes escolarizados. A ello se añade que los criterios de identificación de la dislexia varían entre estudios, dificultad que los propios Snowling et al. (2020) reconocen y que impide comparar prevalencias y efectos con seguridad; Carrillo Gallego et al. (2011) advierten en la misma dirección que la cifra cambia según el punto de corte y el instrumento empleado.</w:t>
       </w:r>
     </w:p>
     <w:p>
@@ -2103,7 +2103,7 @@
         <w:rPr/>
       </w:pPr>
       <w:r>
-        <w:t xml:space="preserve">Y el pensamiento complejo, cuando entra en la investigación educativa iberoamericana, suele quedarse en la fundamentación sin derivar procedimientos concretos de recolección y análisis, límite que León Mora (2021) hace explícito y que este trabajo procura no repetir.</w:t>
+        <w:t xml:space="preserve">El pensamiento complejo, cuando entra en la investigación educativa iberoamericana, suele quedarse en la fundamentación sin derivar procedimientos concretos de recolección y análisis, límite que León Mora (2021) hace explícito y que este trabajo procura no repetir.</w:t>
       </w:r>
     </w:p>
     <w:p>
@@ -2131,7 +2131,7 @@
         <w:jc w:val="both"/>
       </w:pPr>
       <w:r>
-        <w:t xml:space="preserve">La originalidad descansa en unas pocas decisiones. Para empezar, invierte la dirección analítica dominante: en lugar de preguntar qué le pasa al estudiante disléxico en la escuela, pregunta qué hace la escuela para que una variación perceptiva y temporal se convierta en dislexia escolarmente relevante</w:t>
+        <w:t xml:space="preserve">La originalidad descansa en unas pocas decisiones, y la primera invierte la dirección analítica dominante, ya que en vez de preguntar qué le pasa al estudiante disléxico en la escuela pregunta qué hace la escuela para que una variación perceptiva y temporal se convierta en dislexia escolarmente relevante</w:t>
       </w:r>
       <w:r>
         <w:t>. De ahí se sigue el nivel donde se sitúa el análisis, el de la consigna, que es donde la norma se vuelve tarea concreta y que la literatura ha saltado al concentrarse en el sujeto o en la política general. El pensamiento complejo opera además dentro del diseño metodológico y no solo en el marco. Y el conocimiento producido tiene capacidad de intervenir sobre el problema, en forma de un modelo de análisis de las condiciones escolares de reconocimiento de la lectura y de los criterios pedagógicos que de él se derivan.</w:t>
@@ -2303,17 +2303,17 @@
         <w:rPr/>
       </w:pPr>
       <w:r>
-        <w:t xml:space="preserve">Para el docente de lenguaje de educación media, el estudio produce criterios verificables con los cuales diseñar consignas en plataforma: cuánto tiempo conceder y a partir de qué punto el cronómetro deja de medir comprensión; qué extensión y qué estructura debe tener el enunciado; cómo separar la valoración de lo comprendido de la valoración de lo escrito; qué formatos alternativos conviene tener listos desde el inicio. Al déficit de formación específica que señalan Arteaga Gualán et al. (2024), ese repertorio responde con precisión.</w:t>
-      </w:r>
-    </w:p>
-    <w:p>
-      <w:pPr>
-        <w:ind w:firstLine="720"/>
-        <w:jc w:val="both"/>
-        <w:rPr/>
-      </w:pPr>
-      <w:r>
-        <w:t xml:space="preserve">Para el equipo de orientación escolar el resultado es una herramienta con la que leer la institución y no solamente al estudiante; con ella el Plan Individual de Ajustes Razonables puede pasar de registro que se archiva a instrumento que rediseña la tarea.</w:t>
+        <w:t xml:space="preserve">Para el docente de lenguaje de educación media, el estudio produce criterios verificables para diseñar consignas en plataforma: cuánto tiempo conceder y a partir de qué punto el cronómetro deja de medir comprensión; qué extensión y qué estructura debe tener el enunciado; cómo separar la valoración de lo comprendido de la valoración de lo escrito; qué formatos alternativos conviene tener listos desde el inicio. Al déficit de formación específica que señalan Arteaga Gualán et al. (2024), ese repertorio responde con precisión.</w:t>
+      </w:r>
+    </w:p>
+    <w:p>
+      <w:pPr>
+        <w:ind w:firstLine="720"/>
+        <w:jc w:val="both"/>
+        <w:rPr/>
+      </w:pPr>
+      <w:r>
+        <w:t xml:space="preserve">El equipo de orientación escolar recibe una herramienta con la que leer la institución y no solamente al estudiante, con lo que el Plan Individual de Ajustes Razonables puede pasar de registro que se archiva a instrumento que rediseña la tarea.</w:t>
       </w:r>
     </w:p>
     <w:p>
@@ -2341,7 +2341,7 @@
         <w:jc w:val="both"/>
       </w:pPr>
       <w:r>
-        <w:t xml:space="preserve">El desempeño lector del país se sitúa 67 puntos por debajo del promedio de la Organización para la Cooperación y el Desarrollo Económicos, y más de la mitad de los estudiantes evaluados no alcanza el nivel básico de competencia (Ministerio de Educación Nacional, 2023). En ese escenario, quien llega a la educación media con una dificultad específica del aprendizaje de la lectura acumula desventajas que ninguna estrategia individual alcanza a compensar. El estudio contribuye a hacer visible el componente institucional de ese riesgo, que es el que las políticas de remediación no alcanzan, porque ni siquiera lo miran.</w:t>
+        <w:t xml:space="preserve">El desempeño lector del país se sitúa 67 puntos por debajo del promedio de la Organización para la Cooperación y el Desarrollo Económicos, y más de la mitad de los estudiantes evaluados no alcanza el nivel básico de competencia (Ministerio de Educación Nacional, 2023). En ese escenario, quien llega a la educación media con una dificultad específica del aprendizaje de la lectura acumula desventajas que la estrategia individual apenas alcanza a compensar, y el estudio contribuye a hacer visible el componente institucional de ese riesgo, que es el que las políticas de remediación no alcanzan, porque ni siquiera lo miran.</w:t>
       </w:r>
     </w:p>
     <w:p>
@@ -2499,7 +2499,7 @@
         <w:rPr/>
       </w:pPr>
       <w:r>
-        <w:t xml:space="preserve">Ninguna de las tradiciones en que este estudio se apoya basta por sí sola. Ponerlas a trabajar juntas, señalando dónde se apoyan y dónde chocan, conduce a una definición del objeto que ninguna de ellas habría producido en solitario. Los conceptos que se introducen funcionan como herramientas de investigación, revisables si el campo los vuelve inadecuados; no son definiciones cerradas que obliguen al fenómeno a coincidir con ellas.</w:t>
+        <w:t xml:space="preserve">Las tradiciones en que este estudio se apoya resultan insuficientes por separado. Ponerlas a trabajar juntas, señalando dónde se apoyan y dónde chocan, conduce a una definición del objeto que ninguna de ellas habría producido en solitario. Los conceptos que se introducen funcionan como herramientas de investigación, revisables si el campo los vuelve inadecuados, y no como definiciones cerradas que obliguen al fenómeno a coincidir con ellas.</w:t>
       </w:r>
     </w:p>
     <w:p>
@@ -2518,16 +2518,16 @@
         <w:rPr/>
       </w:pPr>
       <w:r>
-        <w:t xml:space="preserve">Morin (1994) define la complejidad como el tejido de eventos, acciones, interacciones, retroacciones y determinaciones que constituye el mundo fenoménico, y de ahí desprende varios operadores. El dialógico mantiene la dualidad dentro de la unidad y asocia términos complementarios y antagonistas sin obligarlos a fundirse. El de recursividad organizacional rompe la causalidad lineal al establecer que los productos son también productores de aquello que los produce. Interesa sobre todo el hologramático. La parte está en el todo y el todo en la parte, y es ese operador el que autoriza el estudio intensivo de unos pocos casos: si la organización se repite en cada fragmento, un aula bien observada dice más que el promedio de cincuenta.</w:t>
-      </w:r>
-    </w:p>
-    <w:p>
-      <w:pPr>
-        <w:ind w:firstLine="720"/>
-        <w:jc w:val="both"/>
-      </w:pPr>
-      <w:r>
-        <w:t xml:space="preserve">Morin (1999) añade que una enseñanza pertinente debe ocuparse del contexto, de lo global y de lo multidimensional, y advierte contra la ceguera que produce la fragmentación disciplinaria. La salida técnica la ofrece Nicolescu (2009) con su planteamiento sobre los niveles de realidad, según el cual lo contradictorio en un nivel puede dejar de serlo en otro.</w:t>
+        <w:t xml:space="preserve">Morin (1994) define la complejidad como el tejido de eventos, acciones, interacciones, retroacciones y determinaciones que constituye el mundo fenoménico, y de ahí desprende varios operadores, de los que el dialógico mantiene la dualidad dentro de la unidad y asocia términos complementarios y antagonistas sin obligarlos a fundirse. El de recursividad organizacional rompe la causalidad lineal al establecer que los productos son también productores de aquello que los produce. Interesa sobre todo el hologramático. La parte está en el todo y el todo en la parte, y es ese operador el que autoriza el estudio intensivo de unos pocos casos: si la organización se repite en cada fragmento, un aula bien observada dice más que el promedio de cincuenta.</w:t>
+      </w:r>
+    </w:p>
+    <w:p>
+      <w:pPr>
+        <w:ind w:firstLine="720"/>
+        <w:jc w:val="both"/>
+      </w:pPr>
+      <w:r>
+        <w:t xml:space="preserve">Una enseñanza pertinente debe ocuparse del contexto, de lo global y de lo multidimensional, y guardarse de la ceguera que produce la fragmentación disciplinaria (Morin, 1999). La salida técnica la ofrece Nicolescu (2009) con su planteamiento sobre los niveles de realidad, según el cual lo contradictorio en un nivel puede dejar de serlo en otro.</w:t>
       </w:r>
       <w:proofErr w:type="spellStart"/>
       <w:r>
@@ -2585,7 +2585,7 @@
         <w:t xml:space="preserve">Tres aportes se cruzan en la categoría central de este trabajo. Tyack y Tobin (1994) acuñaron la gramática de la escolarización para designar las estructuras y reglas organizativas que regulan la enseñanza y que persisten porque son el marco no examinado desde el cual se piensa cualquier reforma. </w:t>
       </w:r>
       <w:r>
-        <w:t xml:space="preserve">Viñao (2002) mostró después que esas regularidades tienen historia propia y que las culturas escolares reinterpretan las innovaciones según sus lógicas de continuidad. Terigi (2010) nombró después, con las cronologías de aprendizaje el supuesto de una secuencia temporal única, que convierte en problema individual toda trayectoria que se salga de ella.</w:t>
+        <w:t xml:space="preserve">Viñao (2002) mostró que esas regularidades tienen historia propia y que las culturas escolares reinterpretan las innovaciones según sus lógicas de continuidad. Terigi (2010) nombró después, con las cronologías de aprendizaje, el supuesto de una secuencia temporal única, que convierte en problema individual toda trayectoria que se salga de ella.</w:t>
       </w:r>
       <w:r>
         <w:lastRenderedPageBreak/>
@@ -2599,7 +2599,7 @@
         <w:rPr/>
       </w:pPr>
       <w:r>
-        <w:t xml:space="preserve">De allí se deriva la categoría propia de este trabajo. Una gramática escolar de lectura es el conjunto de reglas tácitas, criterios de desempeño, formatos de tarea y dispositivos de evaluación con los que una institución define, sin decirlo, qué cuenta como leer bien, en cuánto tiempo debe hacerse y con qué evidencias debe demostrarse. La escuela moderna sostiene el aprendizaje lector sobre trayectorias lineales de progreso, secuencialidad, velocidad y estabilización del significado, y esas estructuras sobreviven incluso cuando el discurso pedagógico se llena de complejidad y formación integral (León Mora, 2021). La categoría se sitúa en un nivel intermedio, más abajo que la política educativa y más arriba que la decisión de cada profesor, y es ahí donde este estudio busca.</w:t>
+        <w:t xml:space="preserve">De allí se deriva la categoría propia de este trabajo. Una gramática escolar de lectura es el conjunto de reglas tácitas, criterios de desempeño, formatos de tarea y dispositivos de evaluación con los que una institución define, sin decirlo, qué cuenta como leer bien, en cuánto tiempo debe hacerse y con qué evidencias debe demostrarse. La escuela moderna sostiene el aprendizaje lector sobre trayectorias lineales de progreso, secuencialidad, velocidad y estabilización del significado, y esas estructuras sobreviven incluso cuando el discurso pedagógico se llena de complejidad y formación integral (León Mora, 2021). La categoría se sitúa en un nivel intermedio, más abajo que la política educativa y más arriba que la decisión de cada profesor, y ese es el nivel en que este estudio busca.</w:t>
       </w:r>
     </w:p>
     <w:p>
@@ -2623,17 +2623,17 @@
         <w:rPr/>
       </w:pPr>
       <w:r>
-        <w:t xml:space="preserve">Leer es antes una experiencia del cuerpo que un procesamiento de información. Merleau-Ponty (1945/1957) sostiene que percibir no consiste en recibir un dato sino en sostener una relación corporal con el mundo: el cuerpo orienta y produce sentido, no se limita a recibirlo. Maturana y Varela (1984) desarrollan el acoplamiento estructural y el determinismo estructural, con los cuales el aprendizaje puede pensarse como historia de interacciones recurrentes que transforma tanto al organismo como al entorno. Desde ahí, alfabetizarse resulta ser mucho más que adquirir una técnica: supone reorganizar formas de atención, de secuencialidad y de procesamiento perceptivo, y hacerlo dentro de un espacio institucional que las regula.</w:t>
-      </w:r>
-    </w:p>
-    <w:p>
-      <w:pPr>
-        <w:ind w:firstLine="720"/>
-        <w:jc w:val="both"/>
-        <w:rPr/>
-      </w:pPr>
-      <w:r>
-        <w:t xml:space="preserve">Barrios-Tao (2016) sitúa esta orientación en el debate iberoamericano al recordar que las relaciones entre neurociencias y educación no pueden reducirse al cerebro aislado, pues “factores como salud, ambiente vital, ejercicio físico y aspectos como plasticidad, madurez cerebral y neuronas espejo son relevantes para considerar el influjo del entorno sociocultural en la educación” (p. 398). La pieza complementaria la aporta Dehaene (2009) con el reciclaje neuronal: la lectura reutiliza circuitos previos y constituye por tanto una invención cultural. Leer es un artefacto histórico. De donde se sigue que toda dificultad lectora resulta siempre relativa a ese artefacto y no a un orden natural. Wolf (2018) extiende el argumento al soporte digital y plantea que la lectura fragmentada de pantalla interfiere en la construcción del circuito de lectura profunda.</w:t>
+        <w:t xml:space="preserve">Leer es antes una experiencia del cuerpo que un procesamiento de información, y percibir consiste en sostener una relación corporal con el mundo más que en recibir un dato, de modo que el cuerpo orienta y produce sentido en vez de limitarse a recibirlo (Merleau-Ponty, 1945/1957). Maturana y Varela (1984) desarrollan el acoplamiento estructural y el determinismo estructural, y con ellos el aprendizaje puede pensarse como historia de interacciones recurrentes que transforma tanto al organismo como al entorno. Desde ahí, alfabetizarse resulta ser mucho más que adquirir una técnica: supone reorganizar formas de atención, de secuencialidad y de procesamiento perceptivo, y hacerlo dentro de un espacio institucional que las regula.</w:t>
+      </w:r>
+    </w:p>
+    <w:p>
+      <w:pPr>
+        <w:ind w:firstLine="720"/>
+        <w:jc w:val="both"/>
+        <w:rPr/>
+      </w:pPr>
+      <w:r>
+        <w:t xml:space="preserve">Barrios-Tao (2016) sitúa esta orientación en el debate iberoamericano al recordar que las relaciones entre neurociencias y educación no pueden reducirse al cerebro aislado, pues “factores como salud, ambiente vital, ejercicio físico y aspectos como plasticidad, madurez cerebral y neuronas espejo son relevantes para considerar el influjo del entorno sociocultural en la educación” (p. 398). La pieza complementaria la aporta Dehaene (2009) con el reciclaje neuronal: la lectura reutiliza circuitos previos y constituye por tanto una invención cultural. Leer es un artefacto histórico. De donde se sigue que toda dificultad lectora resulta siempre relativa a ese artefacto y no a un orden natural. El argumento se extiende al soporte digital cuando se plantea que la lectura fragmentada de pantalla interfiere en la construcción del circuito de lectura profunda (Wolf, 2018).</w:t>
       </w:r>
       <w:proofErr w:type="spellStart"/>
       <w:r>
@@ -2661,7 +2661,7 @@
       </w:pPr>
       <w:proofErr w:type="spellStart"/>
       <w:r>
-        <w:t xml:space="preserve">Según Hrastinski (2019), el aprendizaje combinado carece de definición unívoca y conviene entenderlo como familia de arreglos que integran enseñanza presencial y en línea en proporciones variables. Este estudio adopta una definición más restringida, y más útil para su objeto. El aula híbrida es aquí una ecología de la consigna, un arreglo material y temporal donde la tarea de lectura se reparte en dos tramos: uno sincrónico, gobernado por la copresencia y la respuesta inmediata; otro asincrónico, gobernado por la plataforma y la autorregulación del estudiante.</w:t>
+        <w:t xml:space="preserve">El aprendizaje combinado carece de definición unívoca y conviene entenderlo como una familia de arreglos que integran enseñanza presencial y en línea en proporciones variables (Hrastinski, 2019). Este estudio adopta una definición más restringida, y más útil para su objeto. El aula híbrida es aquí una ecología de la consigna, un arreglo material y temporal en el que la tarea de lectura se reparte en dos tramos, uno sincrónico, gobernado por la copresencia y la respuesta inmediata, y otro asincrónico, gobernado por la plataforma y la autorregulación del estudiante.</w:t>
       </w:r>
       <w:proofErr w:type="spellEnd"/>
       <w:r>
@@ -2684,7 +2684,7 @@
       </w:pPr>
       <w:proofErr w:type="spellStart"/>
       <w:r>
-        <w:t xml:space="preserve">Mangen y van der Weel (2016) proponen un marco que considera conjuntamente las dimensiones cognitiva, ergonómica, emocional y material de la lectura, y a su juicio el soporte no transporta el contenido: forma parte del acto lector. Delgado et al. (2018) le dan respaldo cuantitativo a esa tesis en el terreno de la comprensión de textos informativos y señalan la limitación temporal como condición que modula el efecto. De ambos se desprende el supuesto operativo con el que este trabajo mira las plataformas, a saber, que la interfaz codifica una gramática de lectura y la aplica por igual a todos los estudiantes del curso, sin que medie decisión explícita de nadie.</w:t>
+        <w:t xml:space="preserve">Mangen y van der Weel (2016) proponen un marco que considera conjuntamente las dimensiones cognitiva, ergonómica, emocional y material de la lectura, y a su juicio el soporte no transporta el contenido: forma parte del acto lector. Delgado et al. (2018) le dan respaldo cuantitativo a esa tesis en el terreno de la comprensión de textos informativos y señalan la limitación temporal como condición que modula el efecto. De ambos se desprende el supuesto operativo con el que este trabajo mira las plataformas, a saber, que la interfaz codifica una gramática de lectura y la aplica por igual a todos los estudiantes del curso, a falta de una decisión explícita al respecto.</w:t>
       </w:r>
       <w:proofErr w:type="spellEnd"/>
       <w:r>
@@ -2774,7 +2774,7 @@
         <w:rPr/>
       </w:pPr>
       <w:r>
-        <w:t xml:space="preserve">En Colombia el marco lo componen la Ley 115 de 1994, que define la educación como servicio público con función social; la Ley 1618 de 2013, que garantiza el ejercicio pleno de los derechos de las personas con discapacidad; y el Decreto 1421 de 2017, que reglamenta la atención educativa a esa población, define los ajustes razonables y hace obligatorio el Plan Individual de Ajustes Razonables. Este estudio no audita el cumplimiento formal de esa normativa. Le interesa más bien la distancia entre el papel firmado y la consigna que el estudiante abre el martes en la plataforma.</w:t>
+        <w:t xml:space="preserve">En Colombia el marco lo componen la Ley 115 de 1994, que define la educación como servicio público con función social; la Ley 1618 de 2013, que garantiza el ejercicio pleno de los derechos de las personas con discapacidad; y el Decreto 1421 de 2017, que reglamenta la atención educativa a esa población, define los ajustes razonables y hace obligatorio el Plan Individual de Ajustes Razonables. El cumplimiento formal de esa normativa queda fuera de esta auditoría. Interesa la distancia entre el papel firmado y la consigna que el estudiante abre el martes en la plataforma.</w:t>
       </w:r>
     </w:p>
     <w:p>
@@ -2793,17 +2793,17 @@
         <w:rPr/>
       </w:pPr>
       <w:r>
-        <w:t xml:space="preserve">Convergen las tradiciones convocadas sin homogeneizarse por ello. La psicolingüística aporta el carácter dimensional de la variabilidad lectora; la sociología de la organización escolar, el carácter institucional y no natural de la norma; la fenomenología y la cognición enactiva, la corporalidad de la percepción; la investigación sobre lectura digital, la materialidad del soporte. Lo que ninguna de ellas tiene por sí misma lo pone el pensamiento complejo, que es el operador para pensar la relación entre esos planos como circuito y no como cadena.</w:t>
-      </w:r>
-    </w:p>
-    <w:p>
-      <w:pPr>
-        <w:ind w:firstLine="720"/>
-        <w:jc w:val="both"/>
-        <w:rPr/>
-      </w:pPr>
-      <w:r>
-        <w:t xml:space="preserve">De ahí resulta la definición de la que parte el trabajo. Si la variabilidad lectora es dimensional, si la norma escolar es una construcción histórica, si la percepción es corporal y situada, y si el soporte digital codifica y uniformiza esa norma, entonces la experiencia disléxica en el aula híbrida resultaría de la interacción entre esos planos, y comprenderla exigiría no reducir ninguno a los otros.</w:t>
+        <w:t xml:space="preserve">Las tradiciones convocadas convergen sin homogeneizarse por ello. La psicolingüística aporta el carácter dimensional de la variabilidad lectora; la sociología de la organización escolar, el carácter institucional y no natural de la norma; la fenomenología y la cognición enactiva, la corporalidad de la percepción; la investigación sobre lectura digital, la materialidad del soporte. Lo que ninguna de ellas tiene por sí misma lo pone el pensamiento complejo, que es el operador para pensar la relación entre esos planos como circuito y no como cadena.</w:t>
+      </w:r>
+    </w:p>
+    <w:p>
+      <w:pPr>
+        <w:ind w:firstLine="720"/>
+        <w:jc w:val="both"/>
+        <w:rPr/>
+      </w:pPr>
+      <w:r>
+        <w:t xml:space="preserve">De ahí resulta la definición de la que parte el trabajo. Si la variabilidad lectora es dimensional, si la norma escolar es una construcción histórica, si la percepción es corporal y situada, y si el soporte digital codifica y uniformiza esa norma, entonces la experiencia disléxica en el aula híbrida resultaría de la interacción entre esos planos, y comprenderla exigiría mantener los tres en su sitio.</w:t>
       </w:r>
     </w:p>
     <w:p>
@@ -2841,7 +2841,7 @@
         <w:rPr/>
       </w:pPr>
       <w:r>
-        <w:t xml:space="preserve">El estudio no propone una relación entre variables medibles. Formula una proposición provisional que orienta la entrada al campo y que el campo puede desmentir, corregir o volver irrelevante.</w:t>
+        <w:t xml:space="preserve">El estudio formula una proposición provisional, y no una relación entre variables medibles, que orienta la entrada al campo y que el campo puede desmentir, corregir o volver irrelevante.</w:t>
       </w:r>
     </w:p>
     <w:p>
@@ -2861,7 +2861,7 @@
         <w:rPr/>
       </w:pPr>
       <w:r>
-        <w:t xml:space="preserve">La proposición admite ser falsada en dos puntos. Puede ocurrir que las condiciones de reconocimiento no lleguen a formar conjunto reconocible alguno y se dispersen en prácticas sin regularidad; y puede ocurrir que la gestión del ajuste, lejos de reafirmar la norma, la erosione. Ni una ni otra situación autorizaría a descartar el dato; obligaría, más bien, a reformular el problema. Conviene subrayar, en todo caso, que la experiencia lectora de los estudiantes diagnosticados con dislexia es aquí la posición desde la que se observa, no el objeto que se examina.</w:t>
+        <w:t xml:space="preserve">La proposición admite ser falsada en dos puntos, porque puede ocurrir que las condiciones de reconocimiento se dispersen en prácticas sin regularidad y no lleguen a formar un conjunto reconocible, y puede ocurrir que la gestión del ajuste, lejos de reafirmar la norma, la erosione. Cualquiera de las dos situaciones obligaría a reformular el problema y no a descartar el dato. Conviene subrayar, en todo caso, que la experiencia lectora de los estudiantes diagnosticados con dislexia es aquí la posición desde la que se observa, no el objeto que se examina.</w:t>
       </w:r>
     </w:p>
     <w:p>
@@ -2884,7 +2884,7 @@
         <w:rPr/>
       </w:pPr>
       <w:r>
-        <w:t xml:space="preserve">Las instituciones estudiadas operan con una gramática escolar de lectura que no está escrita en ninguna parte y cuyos criterios de secuencialidad, velocidad y estabilización del significado funcionan como umbrales de normalidad aplicados sin distinción.</w:t>
+        <w:t xml:space="preserve">Las instituciones estudiadas operan con una gramática escolar de lectura que permanece sin escribir y cuyos criterios de secuencialidad, velocidad y estabilización del significado funcionan como umbrales de normalidad aplicados sin distinción.</w:t>
       </w:r>
     </w:p>
     <w:p>
@@ -2898,7 +2898,7 @@
         <w:rPr/>
       </w:pPr>
       <w:r>
-        <w:t xml:space="preserve">Esa gramática la codifica el diseño técnico de las plataformas, que la aplica sin variación, razón por la cual el ajuste razonable queda relegado al margen de negociación de cada docente y no alcanza el núcleo de la tarea.</w:t>
+        <w:t xml:space="preserve">Esa gramática la codifica el diseño técnico de las plataformas, que la aplica sin variación, y el ajuste razonable queda relegado por ello al margen de negociación de cada docente, siempre fuera del núcleo de la tarea.</w:t>
       </w:r>
     </w:p>
     <w:p>
@@ -2926,7 +2926,7 @@
         <w:rPr/>
       </w:pPr>
       <w:r>
-        <w:t xml:space="preserve">Existen prácticas docentes que reconfiguran la consigna e interrumpen localmente el circuito, y que permanecen invisibles para la política institucional porque nadie las ha sistematizado, y es en ellas donde está la base empírica del modelo que este estudio se propone construir.</w:t>
+        <w:t xml:space="preserve">Existen prácticas docentes que reconfiguran la consigna e interrumpen localmente el circuito, y que permanecen invisibles para la política institucional porque hasta ahora no se han sistematizado, y en ellas está la base empírica del modelo que este estudio se propone construir.</w:t>
       </w:r>
     </w:p>
     <w:p>
@@ -3587,17 +3587,17 @@
         <w:rPr/>
       </w:pPr>
       <w:r>
-        <w:t xml:space="preserve">El estudio es cualitativo, de orientación etnográfica y filosófica, e inscrito en el paradigma de la complejidad. La elección se sigue de la naturaleza del objeto, no de una preferencia de escuela ni de la disponibilidad de un procedimiento: una configuración recursiva entre norma institucional y experiencia perceptiva difícilmente puede capturarse midiendo variables independientes, porque su rasgo definitorio consiste en que los términos no se dejan separar. Lo que interesa es reconstruir, desde la experiencia lectora de estudiantes diagnosticados con dislexia, las condiciones desde las que ciertas formas de leer resultan organizadas, interpretadas y reguladas. No se medirán desempeños ni se verificarán indicadores clínicos, entre otras razones porque el objeto no está hecho de eso.</w:t>
-      </w:r>
-    </w:p>
-    <w:p>
-      <w:pPr>
-        <w:ind w:firstLine="720"/>
-        <w:jc w:val="both"/>
-        <w:rPr/>
-      </w:pPr>
-      <w:r>
-        <w:t xml:space="preserve">Siguiendo a García (2006), el sistema de análisis se define por decisiones que conviene dejar explícitas. Sus límites son los del aula de lenguaje en modalidad híbrida de educación media. Opera en el diseño institucional de la consigna, en la práctica docente y en la experiencia estudiantil, sin que ninguno de esos niveles se subordine por principio a los otros. Su escala temporal es la de un ciclo académico completo, y lo es por una razón sencilla (una relación de retroalimentación solo se hace observable si se la sigue durante más de un giro).</w:t>
+        <w:t xml:space="preserve">El estudio es cualitativo, de orientación etnográfica y filosófica, e inscrito en el paradigma de la complejidad. La elección se sigue de la naturaleza del objeto, no de una preferencia de escuela ni de la disponibilidad de un procedimiento: una configuración recursiva entre norma institucional y experiencia perceptiva difícilmente puede capturarse midiendo variables independientes, porque su rasgo definitorio consiste en la inseparabilidad de los términos. Lo que interesa es reconstruir, desde la experiencia lectora de estudiantes diagnosticados con dislexia, las condiciones desde las que ciertas formas de leer resultan organizadas, interpretadas y reguladas. No se medirán desempeños ni se verificarán indicadores clínicos, entre otras razones porque el objeto no está hecho de eso.</w:t>
+      </w:r>
+    </w:p>
+    <w:p>
+      <w:pPr>
+        <w:ind w:firstLine="720"/>
+        <w:jc w:val="both"/>
+        <w:rPr/>
+      </w:pPr>
+      <w:r>
+        <w:t xml:space="preserve">Siguiendo a García (2006), el sistema de análisis se define por decisiones que conviene dejar explícitas. Sus límites son los del aula de lenguaje, en modalidad híbrida y en educación media. Opera en el diseño institucional de la consigna, en la práctica docente y en la experiencia estudiantil, y trata esos tres niveles como igualmente relevantes. Su escala temporal es la de un ciclo académico completo, y lo es por una razón sencilla (una relación de retroalimentación solo se hace observable si se la sigue durante más de un giro).</w:t>
       </w:r>
     </w:p>
     <w:p>
@@ -3616,17 +3616,17 @@
         <w:rPr/>
       </w:pPr>
       <w:r>
-        <w:t xml:space="preserve">Se trata de un estudio de casos múltiples con orientación fenomenológica y hermenéutica. El componente de caso conserva la densidad contextual que exige comprender una gramática institucional, y encuentra su justificación en el principio hologramático. Lo fenomenológico orienta la reconstrucción de la experiencia vivida. Lo hermenéutico gobierna la lectura de documentos y consignas, tratados aquí como textos que dicen más de lo que enuncian.</w:t>
-      </w:r>
-    </w:p>
-    <w:p>
-      <w:pPr>
-        <w:ind w:firstLine="720"/>
-        <w:jc w:val="both"/>
-        <w:rPr/>
-      </w:pPr>
-      <w:r>
-        <w:t xml:space="preserve">La organización metodológica permanece deliberadamente abierta, porque las dinámicas del aula no se presentan como una secuencia previsible y la comprensión inicial del problema tampoco tiene por qué mantenerse intacta durante el proceso. Queda excluida de entrada, eso sí, cualquier pretensión de generalización universal sobre la dislexia o de tipología neurocognitiva cerrada.</w:t>
+        <w:t xml:space="preserve">El diseño es un estudio de casos múltiples con orientación fenomenológica y hermenéutica, en el que el componente de caso conserva la densidad contextual que exige comprender una gramática institucional y encuentra su justificación en el principio hologramático. Lo fenomenológico orienta la reconstrucción de la experiencia vivida. Lo hermenéutico gobierna la lectura de documentos y consignas, tratados aquí como textos que dicen más de lo que enuncian.</w:t>
+      </w:r>
+    </w:p>
+    <w:p>
+      <w:pPr>
+        <w:ind w:firstLine="720"/>
+        <w:jc w:val="both"/>
+        <w:rPr/>
+      </w:pPr>
+      <w:r>
+        <w:t xml:space="preserve">La organización metodológica permanece deliberadamente abierta, porque las dinámicas del aula desbordan cualquier secuencia previsible y la comprensión inicial del problema puede alterarse durante el proceso. Queda excluida de entrada, eso sí, cualquier pretensión de generalización universal sobre la dislexia o de tipología neurocognitiva cerrada.</w:t>
       </w:r>
     </w:p>
     <w:p>
@@ -4188,37 +4188,37 @@
         <w:rPr/>
       </w:pPr>
       <w:r>
-        <w:t xml:space="preserve">Ninguna de estas técnicas alcanza por sí sola un objeto repartido entre la norma escrita, la práctica docente y la vivencia del estudiante. Cada una recoge algo que las otras no alcanzan, y el conjunto está armado para cubrir los tres niveles del sistema.</w:t>
-      </w:r>
-    </w:p>
-    <w:p>
-      <w:pPr>
-        <w:ind w:firstLine="720"/>
-        <w:jc w:val="both"/>
-        <w:rPr/>
-      </w:pPr>
-      <w:r>
-        <w:t xml:space="preserve">La observación participante registra lo que ningún documento consigna: interacciones perceptivas y corporales, formas de atención, ritmos, tiempos de respuesta, pausas, relecturas, silencios, interrupciones, modos de encarar la consigna. Se concentra en el punto donde la temporalidad escolar y el ritmo singular del estudiante entran en conflicto, y para ello se prevén dieciocho sesiones repartidas entre los dos tramos del aula.</w:t>
-      </w:r>
-    </w:p>
-    <w:p>
-      <w:pPr>
-        <w:ind w:firstLine="720"/>
-        <w:jc w:val="both"/>
-        <w:rPr/>
-      </w:pPr>
-      <w:r>
-        <w:t xml:space="preserve">Donde lo observado adquiere espesor es en el diario de campo. Allí quedan las relaciones entre regulación pedagógica, interpretación institucional del error y experiencias perceptivas que no encajan de inmediato en lo esperado; allí quedan también las variaciones que el propio problema, y las categorías desde las que se lo mira, vayan sufriendo durante el trabajo.</w:t>
-      </w:r>
-    </w:p>
-    <w:p>
-      <w:pPr>
-        <w:ind w:firstLine="720"/>
-        <w:jc w:val="both"/>
-        <w:rPr/>
-      </w:pPr>
-      <w:r>
-        <w:t xml:space="preserve">Cumplen las rejillas de análisis una función que la codificación tiende a estropear, que es mantener unidas, mientras se analiza, la temporalidad lectora, la interacción con la consigna, los ritmos de respuesta, las formas de atención y la regulación institucional, todas ellas ligadas a los procesos por los cuales una experiencia termina tratada como error, déficit, lentitud o desajuste. Su diseño admite relaciones que el campo vuelva relevantes y que no estaban previstas.</w:t>
+        <w:t xml:space="preserve">Cada una de estas técnicas resulta corta por sí sola frente a un objeto repartido entre la norma escrita, la práctica docente y la vivencia del estudiante. Cada una recoge algo que las otras no alcanzan, y el conjunto está armado para cubrir los tres niveles del sistema.</w:t>
+      </w:r>
+    </w:p>
+    <w:p>
+      <w:pPr>
+        <w:ind w:firstLine="720"/>
+        <w:jc w:val="both"/>
+        <w:rPr/>
+      </w:pPr>
+      <w:r>
+        <w:t xml:space="preserve">La observación participante registra lo que los documentos callan. Interacciones perceptivas y corporales, formas de atención, ritmos, tiempos de respuesta, pausas, relecturas, silencios, interrupciones, modos de encarar la consigna. Se concentra en el punto en que la temporalidad escolar y el ritmo singular del estudiante entran en conflicto, y para ello se prevén dieciocho sesiones repartidas entre los dos tramos del aula.</w:t>
+      </w:r>
+    </w:p>
+    <w:p>
+      <w:pPr>
+        <w:ind w:firstLine="720"/>
+        <w:jc w:val="both"/>
+        <w:rPr/>
+      </w:pPr>
+      <w:r>
+        <w:t xml:space="preserve">Donde lo observado adquiere espesor es en el diario de campo. Allí quedan las relaciones entre regulación pedagógica, interpretación institucional del error y experiencias perceptivas que no encajan de inmediato en lo esperado, y allí quedan también las variaciones que el propio problema, y las categorías desde las que se lo mira, vayan sufriendo durante el trabajo.</w:t>
+      </w:r>
+    </w:p>
+    <w:p>
+      <w:pPr>
+        <w:ind w:firstLine="720"/>
+        <w:jc w:val="both"/>
+        <w:rPr/>
+      </w:pPr>
+      <w:r>
+        <w:t xml:space="preserve">Las rejillas de análisis cumplen una función que la codificación tiende a estropear, que es mantener unidas, mientras se analiza, la temporalidad lectora, la interacción con la consigna, los ritmos de respuesta, las formas de atención y la regulación institucional, todas ellas ligadas a los procesos que acaban tratando una experiencia como error, déficit, lentitud o desajuste. Su diseño admite relaciones que el campo vuelva relevantes y que no estaban previstas.</w:t>
       </w:r>
     </w:p>
     <w:p>
@@ -4238,7 +4238,7 @@
         <w:rPr/>
       </w:pPr>
       <w:r>
-        <w:t xml:space="preserve">La entrevista fenomenológica en profundidad, prevista en dos rondas, cierra el conjunto. La primera reconstruye la experiencia lectora en su desarrollo temporal y corporal a partir de episodios concretos, no de opiniones generales. La segunda le devuelve al estudiante una interpretación provisional y recoge su reacción, de modo que profundiza y valida en un mismo movimiento.</w:t>
+        <w:t xml:space="preserve">La entrevista fenomenológica en profundidad, prevista en dos rondas, cierra el conjunto. La primera reconstruye la experiencia lectora en su desarrollo temporal y corporal a partir de episodios concretos, no de opiniones generales, y la segunda le devuelve al estudiante una interpretación provisional y recoge su reacción, de modo que profundiza y valida en un mismo movimiento.</w:t>
       </w:r>
     </w:p>
     <w:p>
@@ -5224,7 +5224,7 @@
         <w:rPr/>
       </w:pPr>
       <w:r>
-        <w:t xml:space="preserve">Recolección y análisis corren en parte al mismo tiempo, así que los momentos del análisis se solapan en lugar de sucederse. Todo empieza con una codificación abierta del corpus completo, apoyada en ATLAS.ti, que parte de las cuatro categorías iniciales y deja lugar a las que emerjan. Sobre ella descansa un análisis relacional: las categorías forman redes, aparecen los circuitos de retroalimentación, y ahí el principio de recursividad deja de ser un enunciado y adquiere la forma de un diagrama que después se contrasta con los participantes. La triangulación opera en tres planos: entre fuentes, entre técnicas y entre teorías. El tercero es el decisivo. Leer un mismo fragmento desde la clave psicolingüística, la institucional y la fenomenológica es lo que pone a prueba el principio dialógico. El modelo llega al final, por abstracción de las prácticas de reconfiguración halladas y de los puntos donde el circuito se interrumpe.</w:t>
+        <w:t xml:space="preserve">Recolección y análisis corren en parte al mismo tiempo, así que los momentos del análisis se solapan entre sí. Todo empieza con una codificación abierta del corpus completo, apoyada en ATLAS.ti, que parte de las cuatro categorías iniciales y deja lugar a las que emerjan. Sobre ella descansa un análisis relacional: las categorías forman redes, aparecen los circuitos de retroalimentación, y ahí el principio de recursividad deja de ser un enunciado y adquiere la forma de un diagrama que después se contrasta con los participantes. La triangulación opera en tres planos: entre fuentes, entre técnicas y entre teorías. El tercero es el decisivo. Leer un mismo fragmento desde la clave psicolingüística, la institucional y la fenomenológica es lo que pone a prueba el principio dialógico, y el modelo llega al final, por abstracción de las prácticas de reconfiguración halladas y de los puntos en que el circuito se interrumpe.</w:t>
       </w:r>
     </w:p>
     <w:p>
@@ -5243,37 +5243,37 @@
         <w:rPr/>
       </w:pPr>
       <w:r>
-        <w:t xml:space="preserve">Ninguna de las decisiones que anteceden deriva de un modelo metodológico adoptado de antemano. Derivan del problema, y su validez depende de que sigan sirviéndole; si dejan de hacerlo, se cambian. El rigor no consiste aquí en sostener un procedimiento a toda costa, sino en no dejar que el procedimiento decida por adelantado qué podrá ser encontrado.</w:t>
-      </w:r>
-    </w:p>
-    <w:p>
-      <w:pPr>
-        <w:ind w:firstLine="720"/>
-        <w:jc w:val="both"/>
-        <w:rPr/>
-      </w:pPr>
-      <w:r>
-        <w:t xml:space="preserve">Nada de lo que se registre será tratado como copia transparente de la situación. Un fragmento de observación, una respuesta en entrevista o el enunciado de una consigna son registros, y se vuelven evidencia solo cuando se los pone en relación con una pregunta y bajo condiciones que puedan enunciarse; la interpretación es un tercer momento, y la afirmación que el estudio finalmente sostenga, un cuarto. Confundir esos planos es el modo más rápido de convertir una lectura en un hecho. Cada afirmación de peso quedará por eso acompañada de aquello que la respalda, de la evidencia en que se apoya, de las condiciones bajo las cuales vale y de los límites que la acotan.</w:t>
-      </w:r>
-    </w:p>
-    <w:p>
-      <w:pPr>
-        <w:ind w:firstLine="720"/>
-        <w:jc w:val="both"/>
-        <w:rPr/>
-      </w:pPr>
-      <w:r>
-        <w:t xml:space="preserve">Cuando la evidencia no coincida con lo esperado, no se la descartará como error de campo. Puede indicar que la categoría es inadecuada, que el instrumento captura otra cosa, que la relación supuesta no existe o que el problema estaba mal formulado. Cuál de esas alternativas corresponde es algo que deberá argumentarse en cada caso, y no resolverse por comodidad.</w:t>
-      </w:r>
-    </w:p>
-    <w:p>
-      <w:pPr>
-        <w:ind w:firstLine="720"/>
-        <w:jc w:val="both"/>
-        <w:rPr/>
-      </w:pPr>
-      <w:r>
-        <w:t xml:space="preserve">Los resultados tienen que poder volver sobre lo que los hizo posibles. Si el trabajo empírico obliga a revisar el marco teórico, la delimitación del problema o las propias decisiones metodológicas, esa revisión forma parte del resultado y se documenta como tal. Semejante apertura no autoriza el relativismo: toda interpretación deberá estar argumentada, sustentada y expuesta al contraste, y ninguna analogía funcionará como demostración.</w:t>
+        <w:t xml:space="preserve">Las decisiones que anteceden derivan del problema y no de un modelo metodológico adoptado de antemano. Su validez depende de que sigan sirviéndole, y si dejan de hacerlo se cambian, porque el rigor no consiste aquí en sostener un procedimiento a toda costa, sino en impedir que el procedimiento decida por adelantado qué podrá ser encontrado.</w:t>
+      </w:r>
+    </w:p>
+    <w:p>
+      <w:pPr>
+        <w:ind w:firstLine="720"/>
+        <w:jc w:val="both"/>
+        <w:rPr/>
+      </w:pPr>
+      <w:r>
+        <w:t xml:space="preserve">Lo que se registre será tratado como registro y no como copia transparente de la situación. Un fragmento de observación, una respuesta en entrevista o el enunciado de una consigna son registros que se vuelven evidencia solo cuando se los pone en relación con una pregunta y bajo condiciones que puedan enunciarse, la interpretación constituye un tercer momento y la afirmación que el estudio finalmente sostenga, un cuarto. Confundir esos planos es el modo más rápido de convertir una lectura en un hecho. Cada afirmación de peso quedará por eso acompañada de aquello que la respalda, de la evidencia en que se apoya, de las condiciones bajo las cuales vale y de los límites que la acotan.</w:t>
+      </w:r>
+    </w:p>
+    <w:p>
+      <w:pPr>
+        <w:ind w:firstLine="720"/>
+        <w:jc w:val="both"/>
+        <w:rPr/>
+      </w:pPr>
+      <w:r>
+        <w:t xml:space="preserve">Cuando la evidencia no coincida con lo esperado, no se la descartará como error de campo, porque puede indicar que la categoría es inadecuada, que el instrumento captura otra cosa, que la relación supuesta no existe o que el problema estaba mal formulado. Cuál de esas alternativas corresponde es algo que deberá argumentarse en cada caso, y no resolverse por comodidad.</w:t>
+      </w:r>
+    </w:p>
+    <w:p>
+      <w:pPr>
+        <w:ind w:firstLine="720"/>
+        <w:jc w:val="both"/>
+        <w:rPr/>
+      </w:pPr>
+      <w:r>
+        <w:t xml:space="preserve">Los resultados tienen que poder volver sobre lo que los hizo posibles, de suerte que si el trabajo empírico obliga a revisar el marco teórico, la delimitación del problema o las propias decisiones metodológicas, esa revisión forma parte del resultado y se documenta como tal. Semejante apertura no autoriza el relativismo: toda interpretación deberá estar argumentada, sustentada y expuesta al contraste, y ninguna analogía funcionará como demostración.</w:t>
       </w:r>
       <w:r>
         <w:lastRenderedPageBreak/>
@@ -5306,7 +5306,7 @@
         <w:rPr/>
       </w:pPr>
       <w:r>
-        <w:t xml:space="preserve">Aquí los cuatro criterios convencionales se traducen en compromisos verificables. La credibilidad descansa en la permanencia prolongada en el campo durante un ciclo completo, en la triangulación y en la validación comunicativa con los participantes. La transferibilidad no se afirma: se ofrece mediante una descripción densa del contexto, y es el lector quien juzga qué resulta aplicable a su escenario. La dependencia queda cubierta por la auditoría del director de tesis sobre una bitácora que registra cada decisión metodológica y su motivo; la confirmabilidad, por la conservación del corpus primario junto con la explicitación de la posición del investigador. A esos cuatro el enfoque obliga a añadir un quinto: la reflexividad, entendida con Morin (1999) como inclusión del observador en lo observado. El diario reflexivo se analiza entonces como fuente. No se archiva como anexo.</w:t>
+        <w:t xml:space="preserve">Los cuatro criterios convencionales se traducen aquí en compromisos verificables. La credibilidad descansa en la permanencia prolongada en el campo durante un ciclo completo, en la triangulación y en la validación comunicativa con los participantes. La transferibilidad no se afirma: se ofrece mediante una descripción densa del contexto, y es el lector quien juzga qué resulta aplicable a su escenario. La dependencia queda cubierta por la auditoría del director de tesis sobre una bitácora que registra cada decisión metodológica y su motivo, y la confirmabilidad por la conservación del corpus primario junto con la explicitación de la posición del investigador. A esos cuatro el enfoque obliga a añadir un quinto: la reflexividad, entendida con Morin (1999) como inclusión del observador en lo observado. El diario reflexivo se analiza entonces como fuente. No se archiva como anexo.</w:t>
       </w:r>
     </w:p>
     <w:p>
@@ -5325,7 +5325,7 @@
         <w:rPr/>
       </w:pPr>
       <w:r>
-        <w:t xml:space="preserve">Una metodología que se declara flexible sin prever cómo cambiar termina siendo rígida en la práctica. De ahí que el diseño fije tres puntos de revisión formal, uno al término de cada fase de campo, para evaluar la pertinencia de las categorías, la suficiencia de las técnicas y la conveniencia de incorporar fuentes nuevas. Cada modificación queda documentada con su justificación, de modo que la adaptación no cueste trazabilidad.</w:t>
+        <w:t xml:space="preserve">Una metodología que se declara flexible sin prever cómo cambiar termina siendo rígida en la práctica, de ahí que el diseño fije tres puntos de revisión formal, uno al término de cada fase de campo, para evaluar la pertinencia de las categorías, la suficiencia de las técnicas y la conveniencia de incorporar fuentes nuevas. Cada modificación queda documentada con su justificación, de modo que la adaptación no cueste trazabilidad.</w:t>
       </w:r>
     </w:p>
     <w:p>
@@ -5344,16 +5344,16 @@
         <w:rPr/>
       </w:pPr>
       <w:r>
-        <w:t xml:space="preserve">El estudio se somete a aprobación del comité de ética institucional, obtiene consentimiento informado de acudientes, docentes y orientadores, y asentimiento de los estudiantes menores de edad. La confidencialidad queda cubierta mediante codificación de identidades y anonimización documental, y el retiro puede solicitarse en cualquier momento, sin consecuencia alguna.</w:t>
-      </w:r>
-    </w:p>
-    <w:p>
-      <w:pPr>
-        <w:ind w:firstLine="720"/>
-        <w:jc w:val="both"/>
-      </w:pPr>
-      <w:r>
-        <w:t xml:space="preserve">Investigar sobre estudiantes ya rotulados obliga, sin embargo, a resguardos que van más allá del trámite. Las entrevistas evitan cualquier formulación que refuerce la identidad deficitaria del estudiante y se centran en describir situaciones antes que en evaluar capacidades. Los hallazgos institucionales se devuelven a los colegios con ánimo de mejoramiento y nunca de auditoría, para no exponer a los docentes que abrieron sus aulas. El estudio, en fin, no practica valoración diagnóstica ni interviene en los procesos de evaluación en curso, y cualquier situación que requiera atención profesional se remite a los canales institucionales.</w:t>
+        <w:t xml:space="preserve">El estudio se somete a aprobación del comité de ética institucional, obtiene consentimiento informado de acudientes, docentes y orientadores, y asentimiento de los estudiantes menores de edad. La confidencialidad queda cubierta mediante codificación de identidades y anonimización documental. El retiro puede solicitarse en cualquier momento y sin consecuencia alguna.</w:t>
+      </w:r>
+    </w:p>
+    <w:p>
+      <w:pPr>
+        <w:ind w:firstLine="720"/>
+        <w:jc w:val="both"/>
+      </w:pPr>
+      <w:r>
+        <w:t xml:space="preserve">Investigar sobre estudiantes ya rotulados obliga, sin embargo, a resguardos que van más allá del trámite. Las entrevistas evitan cualquier formulación que refuerce la identidad deficitaria del estudiante y se centran en describir situaciones, no en evaluar capacidades, y los hallazgos institucionales se devuelven a los colegios con ánimo de mejoramiento y no de auditoría, para no exponer a los docentes que abrieron sus aulas. El estudio, en fin, no practica valoración diagnóstica ni interviene en los procesos de evaluación en curso, y cualquier situación que requiera atención profesional se remite a los canales institucionales.</w:t>
       </w:r>
     </w:p>
     <w:p>
@@ -5596,17 +5596,17 @@
         <w:rPr/>
       </w:pPr>
       <w:r>
-        <w:t xml:space="preserve">El problema quedó delimitado sin quedar clausurado. Está situado en un territorio, en una etapa escolar y en una modalidad de enseñanza; se sostiene con evidencia empírica, teórica y normativa; y se formula como pregunta por una relación cuya forma todavía no se conoce. La delimitación permite investigar sin decidir por adelantado qué habrá de encontrarse, que es a esta altura del trabajo todo lo que puede pedírsele.</w:t>
-      </w:r>
-    </w:p>
-    <w:p>
-      <w:pPr>
-        <w:ind w:firstLine="720"/>
-        <w:jc w:val="both"/>
-        <w:rPr/>
-      </w:pPr>
-      <w:r>
-        <w:t xml:space="preserve">Dentro del diseño, y no solo dentro del marco, hacen trabajo las categorías tomadas del pensamiento complejo. La recursividad se traduce en un procedimiento de diagramación que puede fallar si las relaciones no la confirman. La tensión entre saberes obliga a una triangulación teórica que exige leer un mismo fragmento desde claves incompatibles. Y la multidimensionalidad da forma a las dimensiones que estructuran el protocolo de entrevista. Ninguna de ellas se emplea, en suma, como adjetivo del proyecto, y si el campo no las respalda no llegarán a la versión final.</w:t>
+        <w:t xml:space="preserve">El problema quedó delimitado sin quedar clausurado, pues está situado en un territorio, en una etapa escolar y en una modalidad de enseñanza, se sostiene con evidencia empírica, teórica y normativa, y se formula como pregunta por una relación cuya forma todavía no se conoce. La delimitación permite investigar sin decidir por adelantado qué habrá de encontrarse, que es a esta altura del trabajo todo lo que puede pedírsele.</w:t>
+      </w:r>
+    </w:p>
+    <w:p>
+      <w:pPr>
+        <w:ind w:firstLine="720"/>
+        <w:jc w:val="both"/>
+        <w:rPr/>
+      </w:pPr>
+      <w:r>
+        <w:t xml:space="preserve">Las categorías tomadas del pensamiento complejo trabajan dentro del diseño y no solo dentro del marco. La recursividad se traduce en un procedimiento de diagramación que puede fallar si las relaciones no la confirman. La tensión entre saberes obliga a una triangulación teórica que exige leer un mismo fragmento desde claves incompatibles, y la multidimensionalidad da forma a las dimensiones que estructuran el protocolo de entrevista. Ninguna de ellas se emplea, en suma, como adjetivo del proyecto, y si el campo no las respalda no llegarán a la versión final.</w:t>
       </w:r>
     </w:p>
     <w:p>
@@ -5625,7 +5625,7 @@
         <w:jc w:val="both"/>
       </w:pPr>
       <w:r>
-        <w:t xml:space="preserve">Queda, finalmente, lo que el protocolo no puede cerrar. El desarrollo hará surgir preguntas que hoy no están a la vista, aunque algunas ya se dejan intuir: si los criterios servirían en básica primaria, cómo se comportarían estos circuitos en instituciones rurales con conectividad intermitente, qué efecto tendrían sobre el desempeño lector, cosa que exigiría otro diseño. Y por debajo de todas ellas persiste una cuestión que el proyecto abre sin resolver: hasta dónde pueden seguir siendo las mismas las condiciones que hacen reconocible una lectura, cuando aquello que parecía apartarse de ellas sin más empieza también a volverlas visibles.</w:t>
+        <w:t xml:space="preserve">Queda, finalmente, lo que el protocolo no puede cerrar. El desarrollo hará surgir preguntas que hoy no están a la vista, aunque algunas ya se dejan intuir: si los criterios servirían en básica primaria, cómo se comportarían estos circuitos en instituciones rurales con conectividad intermitente, qué efecto tendrían sobre el desempeño lector, cosa que exigiría otro diseño. Por debajo de todas ellas persiste una cuestión que el proyecto abre sin resolver: hasta dónde pueden seguir siendo las mismas las condiciones que hacen reconocible una lectura, cuando aquello que parecía apartarse de ellas sin más empieza también a volverlas visibles.</w:t>
       </w:r>
     </w:p>
     <w:p>

--- a/documentos_academicos/PROTOCOLO_DOCTORAL_V4_humanizado.docx
+++ b/documentos_academicos/PROTOCOLO_DOCTORAL_V4_humanizado.docx
@@ -1229,7 +1229,7 @@
         <w:t xml:space="preserve">Colombia obtuvo 409 puntos en lectura en el ciclo 2022 del Programa para la Evaluación Internacional de Estudiantes. El promedio de la Organización para la Cooperación y el Desarrollo Económicos fue de 476, y el país quedó en la casilla 54 de 81 sistemas evaluados (Laboratorio de Economía de la Educación, 2023; Ministerio de Educación Nacional, 2023). La cifra suele leerse como diagnóstico de rezago. </w:t>
       </w:r>
       <w:r>
-        <w:t xml:space="preserve">Puesta en serie, sin embargo, dice menos de lo que aparenta: 425 puntos en 2015, 412 en 2018, 409 en 2022. El descenso ya venía en curso cuando las aulas cerraron. Cargarlo entero a la cuenta de la pandemia tiene la ventaja de ahorrarse una pregunta bastante más incómoda: qué venía ocurriendo desde antes con la enseñanza de la lectura.</w:t>
+        <w:t xml:space="preserve">Puesta en serie, sin embargo, dice menos de lo que aparenta: 425 puntos en 2015, 412 en 2018, 409 en 2022. El descenso ya venía en curso cuando las aulas cerraron. Cargarlo entero a la cuenta de la pandemia tiene la ventaja de ahorrarse una pregunta mucho más incómoda: qué venía ocurriendo desde antes con la enseñanza de la lectura.</w:t>
       </w:r>
     </w:p>
     <w:p>
@@ -1257,17 +1257,17 @@
         <w:rPr/>
       </w:pPr>
       <w:r>
-        <w:t xml:space="preserve">A ese cambio material se le sumó una obligación jurídica. El Decreto 1421 de 2017 reglamentó la atención educativa a la población con discapacidad y convirtió el Plan Individual de Ajustes Razonables en pieza exigible de la gestión escolar, con lo cual la respuesta a la diferencia dejó de depender del criterio discrecional de cada establecimiento. Entre la norma y su cumplimiento hay, sin embargo, una distancia, y sobre ella recae la advertencia más incómoda del informe de seguimiento de la educación en el mundo (Organización de las Naciones Unidas para la Educación, la Ciencia y la Cultura, 2020) sitúa su advertencia más incómoda: los sistemas educativos siguen produciendo exclusión mediante sus operaciones más ordinarias, las de clasificar, evaluar y agrupar, incluso cuando su discurso oficial es inclusivo.</w:t>
-      </w:r>
-    </w:p>
-    <w:p>
-      <w:pPr>
-        <w:ind w:firstLine="720"/>
-        <w:jc w:val="both"/>
-        <w:rPr/>
-      </w:pPr>
-      <w:r>
-        <w:t xml:space="preserve">Tenemos entonces un desempeño lector que lleva una década sin repuntar, un aula que la técnica reorganizó sin que nadie acabara de decidirlo y una obligación jurídica que ya no admite discrecionalidad. Cada uno de esos planos tiene su propia literatura y admite explicarse por separado, cosa que en buena medida ya se ha hecho. El fenómeno que aquí interesa ocurre en el punto en que los tres se enredan, y ese enredo desborda a las literaturas que lo tocan una a una.</w:t>
+        <w:t xml:space="preserve">A ese cambio material se le sumó una obligación jurídica. Ese decreto, el 1421 de 2017, reglamentó la atención educativa a la población con discapacidad y convirtió el Plan Individual de Ajustes Razonables en pieza exigible de la gestión escolar, con lo cual la respuesta a la diferencia dejó de depender del criterio discrecional de cada establecimiento. Entre la norma y su cumplimiento hay, sin embargo, una distancia, y sobre ella recae la advertencia más incómoda del informe de seguimiento de la educación en el mundo (Organización de las Naciones Unidas para la Educación, la Ciencia y la Cultura, 2020) sitúa su advertencia más incómoda: los sistemas educativos siguen produciendo exclusión mediante sus operaciones más ordinarias, las de clasificar, evaluar y agrupar, incluso cuando su discurso oficial es inclusivo.</w:t>
+      </w:r>
+    </w:p>
+    <w:p>
+      <w:pPr>
+        <w:ind w:firstLine="720"/>
+        <w:jc w:val="both"/>
+        <w:rPr/>
+      </w:pPr>
+      <w:r>
+        <w:t xml:space="preserve">Tenemos entonces tres planos superpuestos. Un desempeño lector que lleva una década sin repuntar, un aula que la técnica reorganizó sin que nadie acabara de decidirlo y una obligación jurídica que ya no admite discrecionalidad. Cada uno de esos planos tiene su propia literatura y admite explicarse por separado, cosa que en buena medida ya se ha hecho, pero el fenómeno que aquí interesa ocurre en el punto en que los tres se enredan, y ese enredo desborda a las literaturas que lo tocan una a una.</w:t>
       </w:r>
     </w:p>
     <w:p>
@@ -1296,17 +1296,17 @@
         <w:rPr/>
       </w:pPr>
       <w:r>
-        <w:t xml:space="preserve">Conviene detenerse en la implicación, porque orienta buena parte de lo que sigue. Si la dislexia es un punto de un continuo, ¿quién traza el corte que separa la lentitud tolerable de la lentitud patológica? Alguien lo traza, en algún lugar y con algún criterio, y en la escuela ese criterio rara vez pertenece a una persona identificable. Con mayor frecuencia está inscrito en reglas que la institución da por sabidas y que por eso mismo permanecen sin enunciar.</w:t>
-      </w:r>
-    </w:p>
-    <w:p>
-      <w:pPr>
-        <w:ind w:firstLine="720"/>
-        <w:jc w:val="both"/>
-        <w:rPr/>
-      </w:pPr>
-      <w:r>
-        <w:t xml:space="preserve">Al escenario híbrido cabe sospecharlo, además, por una razón material, y es que Delgado et al. (2018) reunieron 54 estudios con más de 170.000 participantes y encontraron que la comprensión de textos informativos resulta mejor en papel que en pantalla, con una diferencia que crece cuando la tarea impone un límite temporal. Pantalla y cronómetro juntos: exactamente lo que la plataforma escolar produce por defecto. Ni la pantalla ni el cronómetro se fijaron pensando en un lector disléxico, cosa que está lejos de volverlos neutrales respecto de él.</w:t>
+        <w:t xml:space="preserve">Conviene detenerse en la implicación, porque orienta buena parte de lo que sigue. Si la dislexia es un punto de un continuo, ¿quién traza el corte que separa la lentitud tolerable de la lentitud patológica? Alguien lo traza, en algún lugar y con algún criterio, y en la escuela ese criterio rara vez pertenece a una persona identificable. Por lo común le corresponde a reglas que la institución da por sabidas y que por eso mismo permanecen sin enunciar.</w:t>
+      </w:r>
+    </w:p>
+    <w:p>
+      <w:pPr>
+        <w:ind w:firstLine="720"/>
+        <w:jc w:val="both"/>
+        <w:rPr/>
+      </w:pPr>
+      <w:r>
+        <w:t xml:space="preserve">Del escenario híbrido cabe sospechar, además, por una razón material. Delgado et al. (2018) reunieron 54 estudios con más de 170.000 participantes y encontraron que la comprensión de textos informativos resulta mejor en papel que en pantalla, con una diferencia que crece cuando la tarea impone un límite temporal. Pantalla y cronómetro juntos: exactamente lo que la plataforma escolar produce por defecto. Ni la pantalla ni el cronómetro se fijaron pensando en un lector disléxico, cosa que está lejos de volverlos neutrales respecto de él.</w:t>
       </w:r>
       <w:r>
         <w:lastRenderedPageBreak/>
@@ -1320,7 +1320,7 @@
         <w:rPr/>
       </w:pPr>
       <w:r>
-        <w:t xml:space="preserve">Describir una vez más el perfil cognitivo de la dislexia sería redundante, porque la psicolingüística lleva décadas en ese terreno y lo ha cubierto con solvencia. La pregunta que queda abierta toca a la escuela: cómo participa su propia organización de la lectura en fabricar aquello que más tarde reconocerá como dificultad.</w:t>
+        <w:t xml:space="preserve">Describir una vez más el perfil cognitivo de la dislexia sería redundante. La psicolingüística lleva décadas en ese terreno y lo ha cubierto con solvencia. La pregunta que queda abierta toca a la escuela: cómo participa su propia organización de la lectura en fabricar aquello que más tarde reconocerá como dificultad.</w:t>
       </w:r>
     </w:p>
     <w:p>
@@ -1349,36 +1349,36 @@
         <w:rPr/>
       </w:pPr>
       <w:r>
-        <w:t xml:space="preserve">Según la recursividad organizacional, los productos son al mismo tiempo productores de aquello que los produce. Trasladada al aula, la fórmula pierde su aire abstracto, porque la gramática escolar de lectura fabrica la experiencia disléxica al constituirla como desviación y esa experiencia, una vez administrada mediante apoyos y ajustes, le devuelve a la gramática la confirmación de que su umbral era el correcto. Si la relación tiene un punto de inicio localizable, o si funciona sin él, es algo que habrá de resolver el trabajo de campo y no el marco teórico.</w:t>
-      </w:r>
-    </w:p>
-    <w:p>
-      <w:pPr>
-        <w:ind w:firstLine="720"/>
-        <w:jc w:val="both"/>
-        <w:rPr/>
-      </w:pPr>
-      <w:r>
-        <w:t xml:space="preserve">De la dialógica se sigue algo más incómodo, y son dos exigencias contradictorias entre sí, ambas irrenunciables. La escuela debe homogeneizar, porque certifica. Debe diferenciar, porque incluye. El aula híbrida agudiza el conflicto al inscribir la homogeneización en los parámetros mismos de la plataforma, donde un solo valor rige para el curso entero. Disolver esa contradicción no está entre los propósitos de esta investigación, aunque sí lo está observar cómo se la administra semana a semana.</w:t>
-      </w:r>
-    </w:p>
-    <w:p>
-      <w:pPr>
-        <w:ind w:firstLine="720"/>
-        <w:jc w:val="both"/>
-        <w:rPr/>
-      </w:pPr>
-      <w:r>
-        <w:t xml:space="preserve">La multidimensionalidad hace un trabajo más modesto y no por ello menos necesario, que es impedir que el estudiante quede reducido a su perfil neurocognitivo, porque quien lee es también un cuerpo con ritmo propio y un expediente evaluado contra cronologías estandarizadas (Terigi, 2010). Es, además, alguien que sabe perfectamente cómo lo miran sus compañeros cuando le toca leer en voz alta.</w:t>
-      </w:r>
-    </w:p>
-    <w:p>
-      <w:pPr>
-        <w:ind w:firstLine="720"/>
-        <w:jc w:val="both"/>
-      </w:pPr>
-      <w:r>
-        <w:t xml:space="preserve">Con estos operadores el fenómeno queda planteado como algo que resultaría de la interacción entre actores escolares, tecnologías de enseñanza y condiciones de neurodivergencia, cuando esos términos por separado todavía no lo contienen, y las categorías se emplean porque el fenómeno parece exigirlas. Hay retroacción documentable entre la norma y su propia gestión, y hay dos mandatos institucionales igualmente vigentes y contrarios entre sí. Si el campo mostrara que la relación es lineal, o que los mandatos no colisionan, el vocabulario sobraría y habría que abandonarlo sin mayor duelo.</w:t>
+        <w:t xml:space="preserve">Según la recursividad organizacional, los productos son al mismo tiempo productores de aquello que los produce. Esa fórmula, trasladada al aula, pierde su aire abstracto, porque la gramática escolar de lectura fabrica la experiencia disléxica al constituirla como desviación y esa experiencia, una vez administrada mediante apoyos y ajustes, le devuelve a la gramática la confirmación de que su umbral era el correcto. Si la relación tiene un punto de inicio localizable, o si funciona sin él, es algo que habrá de resolver el trabajo de campo y no el marco teórico.</w:t>
+      </w:r>
+    </w:p>
+    <w:p>
+      <w:pPr>
+        <w:ind w:firstLine="720"/>
+        <w:jc w:val="both"/>
+        <w:rPr/>
+      </w:pPr>
+      <w:r>
+        <w:t xml:space="preserve">De la dialógica se sigue algo más incómodo, y son dos exigencias contradictorias entre sí, ambas irrenunciables. La escuela debe homogeneizar, porque certifica. Debe diferenciar, porque incluye. El aula híbrida agudiza el conflicto al inscribir la homogeneización en los parámetros mismos de la plataforma, donde un solo valor rige para el curso entero, y disolver esa contradicción no está entre los propósitos de esta investigación, aunque sí lo está observar cómo se la administra semana a semana.</w:t>
+      </w:r>
+    </w:p>
+    <w:p>
+      <w:pPr>
+        <w:ind w:firstLine="720"/>
+        <w:jc w:val="both"/>
+        <w:rPr/>
+      </w:pPr>
+      <w:r>
+        <w:t xml:space="preserve">La multidimensionalidad hace un trabajo más modesto. No por ello menos necesario, puesto que impide que el estudiante quede reducido a su perfil neurocognitivo, y quien lee es también un cuerpo con ritmo propio y un expediente evaluado contra cronologías estandarizadas (Terigi, 2010). Es, además, alguien que sabe perfectamente cómo lo miran sus compañeros cuando le toca leer en voz alta.</w:t>
+      </w:r>
+    </w:p>
+    <w:p>
+      <w:pPr>
+        <w:ind w:firstLine="720"/>
+        <w:jc w:val="both"/>
+      </w:pPr>
+      <w:r>
+        <w:t xml:space="preserve">Con estos operadores el fenómeno queda planteado de otro modo. Resultaría de la interacción entre actores escolares, tecnologías de enseñanza y condiciones de neurodivergencia, cuando esos términos por separado todavía no lo contienen, y las categorías se emplean porque el fenómeno parece exigirlas. Hay retroacción documentable entre la norma y su propia gestión, y hay dos mandatos institucionales igualmente vigentes y contrarios entre sí. Si el campo mostrara que la relación es lineal, o que los mandatos no colisionan, el vocabulario sobraría y habría que abandonarlo sin mayor duelo.</w:t>
       </w:r>
     </w:p>
     <w:p>
@@ -1410,7 +1410,7 @@
         <w:rPr/>
       </w:pPr>
       <w:r>
-        <w:t xml:space="preserve">En las aulas híbridas de educación media la lectura se reconoce mediante criterios que permanecen fuera de discusión, y permanecen fuera de discusión porque rara vez se enuncian, de modo que un estudiante lee bien cuando lee con cierta velocidad, en cierto orden y con cierta estabilidad de significado. Si alguno de esos rasgos falla, el sistema interroga al lector. El criterio queda en paz. La variabilidad perceptiva y temporal queda así traducida en déficit personal, mientras las condiciones que hacen posible esa traducción conservan su posición de referencia y quedan dispensadas de justificarse. Que la traducción opere con su criterio a cubierto es lo que esta investigación se propone interrogar.</w:t>
+        <w:t xml:space="preserve">En las aulas híbridas de educación media la lectura se reconoce mediante criterios que nadie discute. No se discuten porque rara vez se enuncian, de modo que un estudiante lee bien cuando lee con cierta velocidad, en cierto orden y con cierta estabilidad de significado. Si alguno de esos rasgos falla, el sistema interroga al lector. El criterio queda en paz. La variabilidad perceptiva y temporal queda así traducida en déficit personal, mientras las condiciones que hacen posible esa traducción conservan su posición de referencia y quedan dispensadas de justificarse, y que la traducción opere con su criterio a cubierto es lo que esta investigación se propone interrogar.</w:t>
       </w:r>
     </w:p>
     <w:p>
@@ -1435,27 +1435,27 @@
         <w:t xml:space="preserve">Hay literatura para fundamentarlo. Tyack y Tobin (1994) mostraron que la organización escolar descansa sobre regularidades estructurales, la gramática de la escolarización, que reparten a los estudiantes por edades, fraccionan el conocimiento en asignaturas y certifican mediante calificaciones. </w:t>
       </w:r>
       <w:r>
-        <w:t xml:space="preserve">El inventario, con todo, era lo de menos. Lo que esos autores explicaron fue la persistencia. Esas reglas sobreviven a las reformas porque constituyen el fondo desde el cual las reformas se piensan. Viñao (2002) llevó la tesis al terreno iberoamericano y documentó cómo las culturas escolares poseen un tiempo propio con el que absorben y reconfiguran lo que llega de afuera. La pieza que faltaba, del lado del aprendizaje lector, se la debemos a Terigi (2010) y a su noción de cronologías de aprendizaje, ese supuesto según el cual existiría un único ritmo esperable de progresión, supuesto que vuelve anomalía toda trayectoria que no lo siga.</w:t>
-      </w:r>
-    </w:p>
-    <w:p>
-      <w:pPr>
-        <w:ind w:firstLine="720"/>
-        <w:jc w:val="both"/>
-        <w:rPr/>
-      </w:pPr>
-      <w:r>
-        <w:t xml:space="preserve">Leídas juntas, las tres contribuciones sitúan el problema en un lugar bastante preciso, ya que la escuela exige uniformidad porque su función certificadora se lo demanda, mientras que la población escolar es heterogénea, dado que la variabilidad lectora resulta constitutiva y no excepcional (Snowling et al., 2020). La dificultad, entonces, no habita en el estudiante ni tampoco en la institución: está en la relación entre ambos, y ninguna de las dos partes puede repararla por su cuenta.</w:t>
-      </w:r>
-    </w:p>
-    <w:p>
-      <w:pPr>
-        <w:ind w:firstLine="720"/>
-        <w:jc w:val="both"/>
-        <w:rPr/>
-      </w:pPr>
-      <w:r>
-        <w:t xml:space="preserve">Que esa relación no sea inocua lo confirma la investigación reciente, pues incluso los modelos pedagógicos que se declaran complejos y transdisciplinares conservan estructuras de interacción notablemente estables, y el aprendizaje lector se sigue moldeando en ellas igual que antes (León Mora, 2021). Por vías distintas llegan al mismo diagnóstico Miranda-Merizalde y Núñez Naranjo (2025), desde la neurociencia aplicada a la inclusión, y Ramos Ventura (2025), desde la revisión latinoamericana del diseño universal para el aprendizaje: las estrategias disponibles optimizan funciones ejecutivas, atención y rendimiento del estudiante dentro de marcos pedagógicos que quedan fuera de examen, de suerte que toda la corrección recae sobre el lector y el marco se queda sin examinar.</w:t>
+        <w:t xml:space="preserve">El inventario, con todo, era lo de menos. Lo que esos autores explicaron fue la persistencia. Esas reglas sobreviven a las reformas porque constituyen el fondo desde el cual las reformas se piensan, y Viñao (2002) llevó la tesis al terreno iberoamericano al documentar cómo las culturas escolares poseen un tiempo propio con el que absorben y reconfiguran lo que llega de afuera. La pieza que faltaba, del lado del aprendizaje lector, se la debemos a Terigi (2010) y a su noción de cronologías de aprendizaje, ese supuesto según el cual existiría un único ritmo esperable de progresión, supuesto que vuelve anomalía toda trayectoria que no lo siga.</w:t>
+      </w:r>
+    </w:p>
+    <w:p>
+      <w:pPr>
+        <w:ind w:firstLine="720"/>
+        <w:jc w:val="both"/>
+        <w:rPr/>
+      </w:pPr>
+      <w:r>
+        <w:t xml:space="preserve">Leídas juntas, las tres contribuciones sitúan el problema. La escuela exige uniformidad porque su función certificadora se lo demanda, mientras que la población escolar es heterogénea, dado que la variabilidad lectora resulta constitutiva y no excepcional (Snowling et al., 2020). La dificultad, entonces, no habita en el estudiante ni tampoco en la institución: está en la relación entre ambos, y ninguna de las dos partes puede repararla por su cuenta.</w:t>
+      </w:r>
+    </w:p>
+    <w:p>
+      <w:pPr>
+        <w:ind w:firstLine="720"/>
+        <w:jc w:val="both"/>
+        <w:rPr/>
+      </w:pPr>
+      <w:r>
+        <w:t xml:space="preserve">Que esa relación no sea inocua lo confirma la investigación reciente. Incluso los modelos pedagógicos que se declaran complejos y transdisciplinares conservan estructuras de interacción notablemente estables, y el aprendizaje lector se sigue moldeando en ellas igual que antes (León Mora, 2021). Por vías distintas llegan al mismo diagnóstico Miranda-Merizalde y Núñez Naranjo (2025), desde la neurociencia aplicada a la inclusión, y Ramos Ventura (2025), desde la revisión latinoamericana del diseño universal para el aprendizaje: las estrategias disponibles optimizan funciones ejecutivas, atención y rendimiento del estudiante dentro de marcos pedagógicos que quedan fuera de examen, de suerte que toda la corrección recae sobre el lector y el marco se queda sin examinar.</w:t>
       </w:r>
     </w:p>
     <w:p>
@@ -1474,7 +1474,7 @@
         <w:rPr/>
       </w:pPr>
       <w:r>
-        <w:t xml:space="preserve">Conviene empezar por la arquitectura técnica de la consigna, ya que las plataformas de gestión del aprendizaje que usan los colegios colombianos organizan la lectura mediante formularios con temporizador, cuestionarios de opción múltiple que admiten un solo envío y foros que cierran a una hora fija. Un criterio pedagógico discutible, el de la fluidez, queda así convertido en un parámetro técnico inapelable, el tiempo de respuesta. Penalizar la lentitud deja de ser una decisión que alguien tomó para volverse un efecto del diseño, y eso la hace a la vez invisible</w:t>
+        <w:t xml:space="preserve">Conviene empezar por la arquitectura técnica de la consigna. Las plataformas de gestión del aprendizaje que usan los colegios colombianos organizan la lectura mediante formularios con temporizador, cuestionarios de opción múltiple que admiten un solo envío y foros que cierran a una hora fija. Un criterio pedagógico discutible, el de la fluidez, queda así convertido en un parámetro técnico inapelable, el tiempo de respuesta. Penalizar la lentitud deja de ser una decisión que alguien tomó para volverse un efecto del diseño, y eso la hace a la vez invisible</w:t>
       </w:r>
       <w:r>
         <w:t xml:space="preserve"> </w:t>
@@ -1494,26 +1494,26 @@
         <w:rPr/>
       </w:pPr>
       <w:r>
-        <w:t xml:space="preserve">Entre los dos segmentos del aula hay además una asimetría que se mantiene sin compensación. En el tramo sincrónico, leer en voz alta y responder de inmediato expone la disfluencia ante treinta compañeros. En el asincrónico desaparece el docente y con él la posibilidad de preguntar, de modo que descifrar enunciados escritos extensos queda a cargo del estudiante y de su familia. Lo que el estudiante encuentra es la alternancia de dos exigencias distintas, cada una con su barrera propia.</w:t>
-      </w:r>
-    </w:p>
-    <w:p>
-      <w:pPr>
-        <w:ind w:firstLine="720"/>
-        <w:jc w:val="both"/>
-        <w:rPr/>
-      </w:pPr>
-      <w:r>
-        <w:t xml:space="preserve">En la evaluación el efecto se vuelve más costoso. La comprensión lectora se valora casi siempre mediante productos escritos, de modo que una misma calificación termina midiendo de una sola vez la comprensión, la ortografía y la velocidad de escritura. Un estudiante puede entender un texto con precisión y aparecer en el sistema como si no lo hubiera entendido. El registro documenta entonces un déficit que el propio instrumento acaba de producir.</w:t>
-      </w:r>
-    </w:p>
-    <w:p>
-      <w:pPr>
-        <w:ind w:firstLine="720"/>
-        <w:jc w:val="both"/>
-      </w:pPr>
-      <w:r>
-        <w:t xml:space="preserve">La distancia se hace todavía más visible en la gestión de los ajustes razonables. El Decreto 1421 de 2017 obliga a formular el Plan Individual de Ajustes Razonables, pero el instrumento fue concebido para el salón presencial y no siempre encuentra traducción en plataformas cuyos parámetros son comunes para todo el curso. Conceder tiempo adicional resulta sencillo cuando el docente controla el reloj y bastante más difícil cuando lo controla un formulario. Arteaga Gualán et al. (2024) añaden, en revisión sistemática, que la falta de formación docente específica merma sin excepción la eficacia de cualquier estrategia que se intente.</w:t>
+        <w:t xml:space="preserve">Entre los dos segmentos del aula hay además una asimetría que se mantiene sin compensación. En el tramo sincrónico, leer en voz alta y responder de inmediato expone la disfluencia ante treinta compañeros. En el asincrónico desaparece el docente y con él la posibilidad de preguntar, de modo que descifrar enunciados escritos extensos queda a cargo del estudiante y de su familia, y lo que este encuentra es la alternancia de dos exigencias distintas, cada una con su barrera propia.</w:t>
+      </w:r>
+    </w:p>
+    <w:p>
+      <w:pPr>
+        <w:ind w:firstLine="720"/>
+        <w:jc w:val="both"/>
+        <w:rPr/>
+      </w:pPr>
+      <w:r>
+        <w:t xml:space="preserve">En la evaluación el efecto se vuelve más costoso. La comprensión lectora se valora casi siempre mediante productos escritos, de modo que una misma calificación termina midiendo de una sola vez la comprensión, la ortografía y la velocidad de escritura, y un estudiante puede entender un texto con precisión y aparecer en el sistema como si no lo hubiera entendido. El registro documenta entonces un déficit que el propio instrumento acaba de producir.</w:t>
+      </w:r>
+    </w:p>
+    <w:p>
+      <w:pPr>
+        <w:ind w:firstLine="720"/>
+        <w:jc w:val="both"/>
+      </w:pPr>
+      <w:r>
+        <w:t xml:space="preserve">La distancia se hace todavía más visible en la gestión de los ajustes razonables. Ese mismo decreto obliga a formular el Plan Individual de Ajustes Razonables, pero el instrumento fue concebido para el salón presencial y no siempre encuentra traducción en plataformas cuyos parámetros son comunes para todo el curso. Conceder tiempo adicional resulta sencillo cuando el docente controla el reloj y mucho más difícil cuando lo controla un formulario. Arteaga Gualán et al. (2024) añaden, en revisión sistemática, que la falta de formación docente específica merma sin excepción la eficacia de cualquier estrategia que se intente.</w:t>
       </w:r>
     </w:p>
     <w:p>
@@ -1545,26 +1545,26 @@
         <w:rPr/>
       </w:pPr>
       <w:r>
-        <w:t xml:space="preserve">Considérese el circuito que une la norma de fluidez con el registro del déficit. La institución fija un umbral de velocidad. El estudiante no lo alcanza, el sistema anota la brecha, la anotación justifica intensificar el ejercicio de fluidez, y esa intensificación reafirma el umbral como criterio legítimo. Si el circuito opera de ese modo, produciría estabilidad en lugar de aprendizaje, y dejaría el umbral inicial fuera de toda revisión.</w:t>
-      </w:r>
-    </w:p>
-    <w:p>
-      <w:pPr>
-        <w:ind w:firstLine="720"/>
-        <w:jc w:val="both"/>
-        <w:rPr/>
-      </w:pPr>
-      <w:r>
-        <w:t xml:space="preserve">Entre el apoyo y la marca ocurre otro tanto, con una dificultad añadida, porque la institución concede tiempo extra o formatos alternativos, el estudiante recibe un trato visiblemente distinto, esa visibilidad refuerza su identidad de alumno con dificultad, y la identidad justifica que el apoyo continúe. Nada de esto quita que el ajuste sea obligatorio y necesario. Produce además un efecto de señalamiento que la escuela no tematiza, quizá porque lo considera el precio inevitable de incluir.</w:t>
-      </w:r>
-    </w:p>
-    <w:p>
-      <w:pPr>
-        <w:ind w:firstLine="720"/>
-        <w:jc w:val="both"/>
-      </w:pPr>
-      <w:r>
-        <w:t xml:space="preserve">Un tercer enlace une la mediación tecnológica con la pérdida del proceso, ya que la plataforma guarda resultados y no procesos, así que el docente ve la nota y se le escapa cuántas veces el estudiante volvió al segundo párrafo, dónde se detuvo o qué releyó. Desaparecido el proceso del campo de observación, la única información disponible para tomar una decisión pedagógica es la que confirma el déficit.</w:t>
+        <w:t xml:space="preserve">Considérese el circuito que une la norma de fluidez con el registro del déficit. La institución fija un umbral de velocidad. El estudiante no lo alcanza, el sistema anota la brecha, la anotación justifica intensificar el ejercicio de fluidez, y esa intensificación reafirma el umbral como criterio legítimo, de suerte que, si el circuito opera de ese modo, produciría estabilidad en lugar de aprendizaje, y dejaría el umbral inicial fuera de toda revisión.</w:t>
+      </w:r>
+    </w:p>
+    <w:p>
+      <w:pPr>
+        <w:ind w:firstLine="720"/>
+        <w:jc w:val="both"/>
+        <w:rPr/>
+      </w:pPr>
+      <w:r>
+        <w:t xml:space="preserve">Entre el apoyo y la marca ocurre otro tanto. Hay ahí una dificultad añadida: la institución concede tiempo extra o formatos alternativos, el estudiante recibe un trato visiblemente distinto, esa visibilidad refuerza su identidad de alumno con dificultad, y la identidad justifica que el apoyo continúe. Nada de esto quita que el ajuste sea obligatorio y necesario. Produce además un efecto de señalamiento que la escuela no tematiza, quizá porque lo considera el precio inevitable de incluir.</w:t>
+      </w:r>
+    </w:p>
+    <w:p>
+      <w:pPr>
+        <w:ind w:firstLine="720"/>
+        <w:jc w:val="both"/>
+      </w:pPr>
+      <w:r>
+        <w:t xml:space="preserve">Un tercer enlace une la mediación tecnológica con la pérdida del proceso. La plataforma guarda resultados y no procesos, así que el docente ve la nota y se le escapa cuántas veces el estudiante volvió al segundo párrafo, dónde se detuvo o qué releyó. Desaparecido el proceso del campo de observación, la única información disponible para tomar una decisión pedagógica es la que confirma el déficit.</w:t>
       </w:r>
     </w:p>
     <w:p>
@@ -1618,36 +1618,36 @@
         <w:rPr/>
       </w:pPr>
       <w:r>
-        <w:t xml:space="preserve">Pedagógicamente, la ausencia de una comprensión sistémica condena la respuesta institucional a la remediación individual, y se multiplican los planes de apoyo mientras la consigna sigue igual y el colegio gasta esfuerzo en compensar un efecto cuya causa sigue intacta en su lugar. Las intervenciones documentadas, constatan Arteaga Gualán et al. (2024), se concentran en la estrategia didáctica de aula y rara vez alcanzan el diseño curricular o la política institucional, que es el lugar de origen del problema.</w:t>
-      </w:r>
-    </w:p>
-    <w:p>
-      <w:pPr>
-        <w:ind w:firstLine="720"/>
-        <w:jc w:val="both"/>
-        <w:rPr/>
-      </w:pPr>
-      <w:r>
-        <w:t xml:space="preserve">Está en juego, además, un problema ético, quizá el más difícil de encarar, y es que atribuir el fracaso lector al estudiante equivale a una forma de injusticia epistémica, pues se lo evalúa sobre un texto que la institución escogió, en un tiempo que la institución fijó y con un criterio que la institución no somete a discusión, y después se le imputa el resultado como si fuera un rasgo suyo. Su propia experiencia de lectura, que sería con diferencia la mejor fuente disponible para entender qué ocurre, queda descalificada de antemano.</w:t>
-      </w:r>
-    </w:p>
-    <w:p>
-      <w:pPr>
-        <w:ind w:firstLine="720"/>
-        <w:jc w:val="both"/>
-        <w:rPr/>
-      </w:pPr>
-      <w:r>
-        <w:t xml:space="preserve">En lo institucional y normativo, la desatención expone a los colegios a un incumplimiento material del Decreto 1421 de 2017 y de la Ley 1618 de 2013. Diligenciar el Plan Individual de Ajustes Razonables no remueve la barrera cuando la barrera está escrita en el diseño de la tarea y no en la disposición del profesor, de suerte que se cumple el expediente sin que el derecho quede por ello garantizado.</w:t>
-      </w:r>
-    </w:p>
-    <w:p>
-      <w:pPr>
-        <w:ind w:firstLine="720"/>
-        <w:jc w:val="both"/>
-      </w:pPr>
-      <w:r>
-        <w:t xml:space="preserve">Sostener el fenómeno sin examinarlo significa, en suma, mantener en funcionamiento un dispositivo que documenta inclusión y produce exclusión. El diagnóstico, así enunciado, ya es conocido. Falta el trabajo empírico que muestre por dónde pasa exactamente el circuito, y de ahí que valga la pena investigarlo.</w:t>
+        <w:t xml:space="preserve">Pedagógicamente el efecto es otro. La ausencia de una comprensión sistémica condena la respuesta institucional a la remediación individual, y se multiplican los planes de apoyo mientras la consigna sigue igual y el colegio gasta esfuerzo en compensar un efecto cuya causa sigue intacta en su lugar. Las intervenciones documentadas, constatan Arteaga Gualán et al. (2024), se concentran en la estrategia didáctica de aula y rara vez alcanzan el diseño curricular o la política institucional, que es el lugar de origen del problema.</w:t>
+      </w:r>
+    </w:p>
+    <w:p>
+      <w:pPr>
+        <w:ind w:firstLine="720"/>
+        <w:jc w:val="both"/>
+        <w:rPr/>
+      </w:pPr>
+      <w:r>
+        <w:t xml:space="preserve">Está en juego, además, un problema ético. Es quizá el más difícil de encarar: atribuir el fracaso lector al estudiante equivale a una forma de injusticia epistémica, porque se lo evalúa sobre un texto que la institución escogió, en un tiempo que la institución fijó y con un criterio que la institución no somete a discusión, y después se le imputa el resultado como si fuera un rasgo suyo. Su propia experiencia de lectura, que sería con diferencia la mejor fuente disponible para entender qué ocurre, queda descalificada de antemano.</w:t>
+      </w:r>
+    </w:p>
+    <w:p>
+      <w:pPr>
+        <w:ind w:firstLine="720"/>
+        <w:jc w:val="both"/>
+        <w:rPr/>
+      </w:pPr>
+      <w:r>
+        <w:t xml:space="preserve">A lo anterior hay que sumarle el frente institucional y normativo, donde la desatención expone a los colegios a un incumplimiento material del Decreto 1421 de 2017 y de la Ley 1618 de 2013. Diligenciar el Plan Individual de Ajustes Razonables no remueve la barrera cuando la barrera está escrita en el diseño de la tarea y no en la disposición del profesor, de suerte que se cumple el expediente sin que el derecho quede por ello garantizado.</w:t>
+      </w:r>
+    </w:p>
+    <w:p>
+      <w:pPr>
+        <w:ind w:firstLine="720"/>
+        <w:jc w:val="both"/>
+      </w:pPr>
+      <w:r>
+        <w:t xml:space="preserve">Sostener el fenómeno sin examinarlo significa, en suma, mantener en funcionamiento un dispositivo que documenta inclusión y produce exclusión. Ese diagnóstico, así enunciado, ya es conocido. Falta el trabajo empírico que muestre por dónde pasa exactamente el circuito, y de ahí que valga la pena investigarlo.</w:t>
       </w:r>
     </w:p>
     <w:p>
@@ -1671,7 +1671,7 @@
         <w:rPr/>
       </w:pPr>
       <w:r>
-        <w:t xml:space="preserve">Cuatro campos concurren en este estudio y concurren sin acuerdo previo entre ellos: la psicolingüística de la dislexia, la historia de la organización escolar, la investigación sobre lectura digital y la tradición fenomenológica y compleja. Del examen crítico y comparativo de esa producción sale el balance de qué se ha investigado, cómo se lo ha investigado y qué queda todavía sin investigar en la intersección entre dislexia, gramáticas escolares de lectura y aulas híbridas.</w:t>
+        <w:t xml:space="preserve">El campo que este estudio convoca no es uno solo. Concurren en él cuatro, y sin acuerdo previo entre ellos: la psicolingüística de la dislexia, la historia de la organización escolar, la investigación sobre lectura digital y la tradición fenomenológica y compleja. Del examen crítico y comparativo de esa producción sale el balance de qué se ha investigado, cómo se lo ha investigado y qué queda todavía sin investigar en la intersección entre dislexia, gramáticas escolares de lectura y aulas híbridas.</w:t>
       </w:r>
     </w:p>
     <w:p>
@@ -1718,7 +1718,7 @@
         <w:rPr/>
       </w:pPr>
       <w:r>
-        <w:t xml:space="preserve">Tres territorios quedaron excluidos deliberadamente: la intervención logopédica, la evaluación psicométrica diferencial y la genética conductual de las dificultades lectoras. Son pertinentes para entender la dislexia, y por eso mismo la exclusión pide justificarse, aunque los tres operen en niveles distintos del que aquí interesa, que es el de la regla institucional y su efecto perceptivo.</w:t>
+        <w:t xml:space="preserve">Tres territorios quedaron excluidos deliberadamente: la intervención logopédica, la evaluación psicométrica diferencial y la genética conductual de las dificultades lectoras. Son pertinentes para entender la dislexia, y por eso mismo la exclusión pide justificarse. Los tres operan, por cierto, en niveles distintos del que aquí interesa, que es el de la regla institucional y su efecto perceptivo.</w:t>
       </w:r>
     </w:p>
     <w:p>
@@ -1777,7 +1777,7 @@
         <w:rPr/>
       </w:pPr>
       <w:r>
-        <w:t xml:space="preserve">Una última posición reformula la pregunta desde su base con la hipótesis del reciclaje neuronal, según la cual la lectura reutiliza circuitos cerebrales destinados originalmente al reconocimiento visual de objetos y se convierte por tanto en tecnología cultural y no en capacidad natural (Dehaene, 2009). Maturana y Varela (1984) aportan el acoplamiento estructural y el determinismo estructural, con los que el aprendizaje puede pensarse como historia de interacciones recurrentes que modifica a los dos términos de la relación, y desde el debate iberoamericano se recuerda que el diálogo entre neurociencias y educación no puede reducirse al cerebro aislado, porque el entorno sociocultural, la salud y las condiciones de vida influyen sobre lo que ocurre en el aula tanto como la maduración neuronal (Barrios-Tao, 2016).</w:t>
+        <w:t xml:space="preserve">Una última posición reformula la pregunta desde su base. Con la hipótesis del reciclaje neuronal la lectura reutiliza circuitos cerebrales destinados originalmente al reconocimiento visual de objetos y se convierte por tanto en tecnología cultural y no en capacidad natural (Dehaene, 2009). Maturana y Varela (1984) aportan el acoplamiento estructural y el determinismo estructural, con los que el aprendizaje puede pensarse como historia de interacciones recurrentes que modifica a los dos términos de la relación, y desde el debate iberoamericano se recuerda que el diálogo entre neurociencias y educación no puede reducirse al cerebro aislado, porque el entorno sociocultural, la salud y las condiciones de vida influyen sobre lo que ocurre en el aula tanto como la maduración neuronal (Barrios-Tao, 2016).</w:t>
       </w:r>
       <w:r>
         <w:lastRenderedPageBreak/>
@@ -1790,7 +1790,7 @@
         <w:jc w:val="both"/>
       </w:pPr>
       <w:r>
-        <w:t xml:space="preserve">Estos enfoques se excluyen entre sí, y ese es el punto, porque sostienen tesis incompatibles sobre qué clase de cosa es la dislexia. El desacuerdo se retoma más adelante, porque de él depende buena parte de la propuesta.</w:t>
+        <w:t xml:space="preserve">Estos enfoques se excluyen entre sí, y ese es el punto, porque sostienen tesis incompatibles sobre qué clase de cosa es la dislexia. Ese desacuerdo se retoma más adelante, porque de él depende buena parte de la propuesta.</w:t>
       </w:r>
     </w:p>
     <w:p>
@@ -1912,7 +1912,7 @@
         <w:rPr/>
       </w:pPr>
       <w:r>
-        <w:t xml:space="preserve">La producción de las últimas dos décadas se ordena en torno a unos pocos movimientos, de los que el más consolidado es el abandono progresivo de los modelos de déficit único en favor de explicaciones multifactoriales y dimensionales, movimiento que la síntesis de Snowling et al. (2020) selló y que le ha restado prestigio a las causas simples. En paralelo creció la investigación sobre soporte y comprensión, impulsada por el metaanálisis de Delgado et al. (2018), con un interés cada vez mayor por la temporalidad de la tarea como variable que modula el efecto, más que por el dispositivo en sí mismo.</w:t>
+        <w:t xml:space="preserve">La producción de las últimas dos décadas se ordena en torno a unos pocos movimientos. El más consolidado es el abandono progresivo de los modelos de déficit único en favor de explicaciones multifactoriales y dimensionales, movimiento que la síntesis de Snowling et al. (2020) selló y que le ha restado prestigio a las causas simples. En paralelo creció la investigación sobre soporte y comprensión, impulsada por el metaanálisis de Delgado et al. (2018), con un interés cada vez mayor por la temporalidad de la tarea como variable que modula el efecto, más que por el dispositivo en sí mismo.</w:t>
       </w:r>
     </w:p>
     <w:p>
@@ -2008,17 +2008,17 @@
         <w:rPr/>
       </w:pPr>
       <w:r>
-        <w:t xml:space="preserve">La fricción ontológica enfrenta a Snowling et al. (2020), para quienes la dislexia posee realidad empírica como punto de un continuo, con Elliott y Grigorenko (2014) y con Singer (1999), para quienes el rótulo carece de utilidad educativa diferencial o patologiza indebidamente una variación. La investigación no toma partido por adhesión y prefiere reformular el desacuerdo, porque si la dislexia es un punto de un continuo, el corte que la delimita es una decisión institucional y no un hecho natural, y esa decisión constituye el objeto de este estudio. La disputa deja entonces de ser un obstáculo para volverse punto de entrada, aunque la reformulación no zanje el desacuerdo de fondo.</w:t>
-      </w:r>
-    </w:p>
-    <w:p>
-      <w:pPr>
-        <w:ind w:firstLine="720"/>
-        <w:jc w:val="both"/>
-        <w:rPr/>
-      </w:pPr>
-      <w:r>
-        <w:t xml:space="preserve">En el plano epistemológico chocan la explicación neurocognitiva, que busca mecanismos en el nivel subpersonal, y la comprensión fenomenológica, que busca sentido en el nivel de la experiencia vivida. Para Merleau-Ponty (1945/1957) la percepción es una relación del cuerpo con el mundo antes que el registro de un estímulo, tesis difícil de conciliar con cualquier lectura estrictamente representacional del procesamiento fonológico. Maturana y Varela (1984) y Barrios-Tao (2016) ofrecen el modo de habitar la fricción sin resolverla por reducción, y la reformulación llega al plantearse que lo contradictorio en un nivel de realidad puede no serlo en otro (Nicolescu, 2009).</w:t>
+        <w:t xml:space="preserve">La fricción ontológica enfrenta a Snowling et al. (2020), para quienes la dislexia posee realidad empírica como punto de un continuo, con Elliott y Grigorenko (2014) y con Singer (1999), para quienes el rótulo carece de utilidad educativa diferencial o patologiza indebidamente una variación. La investigación no toma partido por adhesión y prefiere reformular el desacuerdo, porque si la dislexia es un punto de un continuo, el corte que la delimita es una decisión institucional y no un hecho natural, y esa decisión constituye el objeto de este estudio. Esa disputa deja entonces de ser un obstáculo para volverse punto de entrada, aunque la reformulación no zanje el desacuerdo de fondo.</w:t>
+      </w:r>
+    </w:p>
+    <w:p>
+      <w:pPr>
+        <w:ind w:firstLine="720"/>
+        <w:jc w:val="both"/>
+        <w:rPr/>
+      </w:pPr>
+      <w:r>
+        <w:t xml:space="preserve">En el plano epistemológico hay un choque. La explicación neurocognitiva busca mecanismos en el nivel subpersonal y la comprensión fenomenológica busca sentido en el de la experiencia vivida. Para Merleau-Ponty (1945/1957) la percepción es una relación del cuerpo con el mundo antes que el registro de un estímulo, tesis difícil de conciliar con cualquier lectura estrictamente representacional del procesamiento fonológico. Maturana y Varela (1984) y Barrios-Tao (2016) ofrecen el modo de habitar la fricción sin resolverla por reducción, y la reformulación llega al plantearse que lo contradictorio en un nivel de realidad puede no serlo en otro (Nicolescu, 2009).</w:t>
       </w:r>
     </w:p>
     <w:p>
@@ -2341,7 +2341,7 @@
         <w:jc w:val="both"/>
       </w:pPr>
       <w:r>
-        <w:t xml:space="preserve">El desempeño lector del país se sitúa 67 puntos por debajo del promedio de la Organización para la Cooperación y el Desarrollo Económicos, y más de la mitad de los estudiantes evaluados no alcanza el nivel básico de competencia (Ministerio de Educación Nacional, 2023). En ese escenario, quien llega a la educación media con una dificultad específica del aprendizaje de la lectura acumula desventajas que la estrategia individual apenas alcanza a compensar, y el estudio contribuye a hacer visible el componente institucional de ese riesgo, que es el que las políticas de remediación no alcanzan, porque ni siquiera lo miran.</w:t>
+        <w:t xml:space="preserve">El país está 67 puntos por debajo del promedio de la Organización para la Cooperación y el Desarrollo Económicos. Más de la mitad de los estudiantes evaluados no alcanza el nivel básico de competencia (Ministerio de Educación Nacional, 2023), y en ese escenario quien llega a la educación media con una dificultad específica del aprendizaje de la lectura acumula desventajas que la estrategia individual apenas alcanza a compensar, y el estudio contribuye a hacer visible el componente institucional de ese riesgo, que es el que las políticas de remediación no alcanzan, porque ni siquiera lo miran.</w:t>
       </w:r>
     </w:p>
     <w:p>
@@ -2518,7 +2518,7 @@
         <w:rPr/>
       </w:pPr>
       <w:r>
-        <w:t xml:space="preserve">Morin (1994) define la complejidad como el tejido de eventos, acciones, interacciones, retroacciones y determinaciones que constituye el mundo fenoménico, y de ahí desprende varios operadores, de los que el dialógico mantiene la dualidad dentro de la unidad y asocia términos complementarios y antagonistas sin obligarlos a fundirse. El de recursividad organizacional rompe la causalidad lineal al establecer que los productos son también productores de aquello que los produce. Interesa sobre todo el hologramático. La parte está en el todo y el todo en la parte, y es ese operador el que autoriza el estudio intensivo de unos pocos casos: si la organización se repite en cada fragmento, un aula bien observada dice más que el promedio de cincuenta.</w:t>
+        <w:t xml:space="preserve">Morin (1994) define la complejidad como un tejido. Lo forman eventos, acciones, interacciones, retroacciones y determinaciones que constituyen el mundo fenoménico, y de ahí desprende varios operadores, de los que el dialógico mantiene la dualidad dentro de la unidad y asocia términos complementarios y antagonistas sin obligarlos a fundirse. El de recursividad organizacional rompe la causalidad lineal al establecer que los productos son también productores de aquello que los produce. Interesa sobre todo el hologramático. La parte está en el todo y el todo en la parte, y es ese operador el que autoriza el estudio intensivo de unos pocos casos: si la organización se repite en cada fragmento, un aula bien observada dice más que el promedio de cincuenta.</w:t>
       </w:r>
     </w:p>
     <w:p>
@@ -2599,7 +2599,7 @@
         <w:rPr/>
       </w:pPr>
       <w:r>
-        <w:t xml:space="preserve">De allí se deriva la categoría propia de este trabajo. Una gramática escolar de lectura es el conjunto de reglas tácitas, criterios de desempeño, formatos de tarea y dispositivos de evaluación con los que una institución define, sin decirlo, qué cuenta como leer bien, en cuánto tiempo debe hacerse y con qué evidencias debe demostrarse. La escuela moderna sostiene el aprendizaje lector sobre trayectorias lineales de progreso, secuencialidad, velocidad y estabilización del significado, y esas estructuras sobreviven incluso cuando el discurso pedagógico se llena de complejidad y formación integral (León Mora, 2021). La categoría se sitúa en un nivel intermedio, más abajo que la política educativa y más arriba que la decisión de cada profesor, y ese es el nivel en que este estudio busca.</w:t>
+        <w:t xml:space="preserve">De allí se deriva la categoría propia de este trabajo. Una gramática escolar de lectura es el conjunto de reglas tácitas, criterios de desempeño, formatos de tarea y dispositivos de evaluación con los que una institución define, sin decirlo, qué cuenta como leer bien, en cuánto tiempo debe hacerse y con qué evidencias debe demostrarse. La escuela moderna sostiene el aprendizaje lector sobre trayectorias lineales de progreso, secuencialidad, velocidad y estabilización del significado, y esas estructuras sobreviven incluso cuando el discurso pedagógico se llena de complejidad y formación integral (León Mora, 2021). Esa categoría se sitúa en un nivel intermedio, más abajo que la política educativa y más arriba que la decisión de cada profesor, y ese es el nivel en que este estudio busca.</w:t>
       </w:r>
     </w:p>
     <w:p>
@@ -2623,17 +2623,17 @@
         <w:rPr/>
       </w:pPr>
       <w:r>
-        <w:t xml:space="preserve">Leer es antes una experiencia del cuerpo que un procesamiento de información, y percibir consiste en sostener una relación corporal con el mundo más que en recibir un dato, de modo que el cuerpo orienta y produce sentido en vez de limitarse a recibirlo (Merleau-Ponty, 1945/1957). Maturana y Varela (1984) desarrollan el acoplamiento estructural y el determinismo estructural, y con ellos el aprendizaje puede pensarse como historia de interacciones recurrentes que transforma tanto al organismo como al entorno. Desde ahí, alfabetizarse resulta ser mucho más que adquirir una técnica: supone reorganizar formas de atención, de secuencialidad y de procesamiento perceptivo, y hacerlo dentro de un espacio institucional que las regula.</w:t>
-      </w:r>
-    </w:p>
-    <w:p>
-      <w:pPr>
-        <w:ind w:firstLine="720"/>
-        <w:jc w:val="both"/>
-        <w:rPr/>
-      </w:pPr>
-      <w:r>
-        <w:t xml:space="preserve">Barrios-Tao (2016) sitúa esta orientación en el debate iberoamericano al recordar que las relaciones entre neurociencias y educación no pueden reducirse al cerebro aislado, pues “factores como salud, ambiente vital, ejercicio físico y aspectos como plasticidad, madurez cerebral y neuronas espejo son relevantes para considerar el influjo del entorno sociocultural en la educación” (p. 398). La pieza complementaria la aporta Dehaene (2009) con el reciclaje neuronal: la lectura reutiliza circuitos previos y constituye por tanto una invención cultural. Leer es un artefacto histórico. De donde se sigue que toda dificultad lectora resulta siempre relativa a ese artefacto y no a un orden natural. El argumento se extiende al soporte digital cuando se plantea que la lectura fragmentada de pantalla interfiere en la construcción del circuito de lectura profunda (Wolf, 2018).</w:t>
+        <w:t xml:space="preserve">Leer es antes una experiencia del cuerpo que un procesamiento de información. Percibir consiste en sostener una relación corporal con el mundo más que en recibir un dato, de modo que el cuerpo orienta y produce sentido en vez de limitarse a recibirlo (Merleau-Ponty, 1945/1957). Maturana y Varela (1984) desarrollan el acoplamiento estructural y el determinismo estructural, y con ellos el aprendizaje puede pensarse como historia de interacciones recurrentes que transforma tanto al organismo como al entorno. Desde ahí, alfabetizarse resulta ser mucho más que adquirir una técnica: supone reorganizar formas de atención, de secuencialidad y de procesamiento perceptivo, y hacerlo dentro de un espacio institucional que las regula.</w:t>
+      </w:r>
+    </w:p>
+    <w:p>
+      <w:pPr>
+        <w:ind w:firstLine="720"/>
+        <w:jc w:val="both"/>
+        <w:rPr/>
+      </w:pPr>
+      <w:r>
+        <w:t xml:space="preserve">Barrios-Tao (2016) sitúa esta orientación en el debate iberoamericano. Las relaciones entre neurociencias y educación no pueden reducirse al cerebro aislado, pues “factores como salud, ambiente vital, ejercicio físico y aspectos como plasticidad, madurez cerebral y neuronas espejo son relevantes para considerar el influjo del entorno sociocultural en la educación” (p. 398). La pieza complementaria la aporta Dehaene (2009) con el reciclaje neuronal: la lectura reutiliza circuitos previos y constituye por tanto una invención cultural. Leer es un artefacto histórico. De donde se sigue que toda dificultad lectora resulta siempre relativa a ese artefacto y no a un orden natural, y el argumento se extiende al soporte digital cuando se plantea que la lectura fragmentada de pantalla interfiere en la construcción del circuito de lectura profunda (Wolf, 2018).</w:t>
       </w:r>
       <w:proofErr w:type="spellStart"/>
       <w:r>
@@ -2684,7 +2684,7 @@
       </w:pPr>
       <w:proofErr w:type="spellStart"/>
       <w:r>
-        <w:t xml:space="preserve">Mangen y van der Weel (2016) proponen un marco que considera conjuntamente las dimensiones cognitiva, ergonómica, emocional y material de la lectura, y a su juicio el soporte no transporta el contenido: forma parte del acto lector. Delgado et al. (2018) le dan respaldo cuantitativo a esa tesis en el terreno de la comprensión de textos informativos y señalan la limitación temporal como condición que modula el efecto. De ambos se desprende el supuesto operativo con el que este trabajo mira las plataformas, a saber, que la interfaz codifica una gramática de lectura y la aplica por igual a todos los estudiantes del curso, a falta de una decisión explícita al respecto.</w:t>
+        <w:t xml:space="preserve">Mangen y van der Weel (2016) proponen un marco que considera conjuntamente las dimensiones cognitiva, ergonómica, emocional y material de la lectura, y a su juicio el soporte no transporta el contenido: forma parte del acto lector. Delgado et al. (2018) le dan respaldo cuantitativo a esa tesis en el terreno de la comprensión de textos informativos y señalan la limitación temporal como condición que modula el efecto. De esos dos trabajos se desprende el supuesto operativo con el que este protocolo mira las plataformas, a saber, que la interfaz codifica una gramática de lectura y la aplica por igual a todos los estudiantes del curso, a falta de una decisión explícita al respecto.</w:t>
       </w:r>
       <w:proofErr w:type="spellEnd"/>
       <w:r>
@@ -2774,7 +2774,7 @@
         <w:rPr/>
       </w:pPr>
       <w:r>
-        <w:t xml:space="preserve">En Colombia el marco lo componen la Ley 115 de 1994, que define la educación como servicio público con función social; la Ley 1618 de 2013, que garantiza el ejercicio pleno de los derechos de las personas con discapacidad; y el Decreto 1421 de 2017, que reglamenta la atención educativa a esa población, define los ajustes razonables y hace obligatorio el Plan Individual de Ajustes Razonables. El cumplimiento formal de esa normativa queda fuera de esta auditoría. Interesa la distancia entre el papel firmado y la consigna que el estudiante abre el martes en la plataforma.</w:t>
+        <w:t xml:space="preserve">En Colombia el marco lo componen tres normas. La Ley 115 de 1994 define la educación como servicio público con función social, la Ley 1618 de 2013 garantiza el ejercicio pleno de los derechos de las personas con discapacidad, y el Decreto 1421 de 2017 reglamenta la atención educativa a esa población, define los ajustes razonables y hace obligatorio el Plan Individual de Ajustes Razonables. El cumplimiento formal de esa normativa queda fuera de esta auditoría. Interesa la distancia entre el papel firmado y la consigna que el estudiante abre el martes en la plataforma.</w:t>
       </w:r>
     </w:p>
     <w:p>
@@ -2861,7 +2861,7 @@
         <w:rPr/>
       </w:pPr>
       <w:r>
-        <w:t xml:space="preserve">La proposición admite ser falsada en dos puntos, porque puede ocurrir que las condiciones de reconocimiento se dispersen en prácticas sin regularidad y no lleguen a formar un conjunto reconocible, y puede ocurrir que la gestión del ajuste, lejos de reafirmar la norma, la erosione. Cualquiera de las dos situaciones obligaría a reformular el problema y no a descartar el dato. Conviene subrayar, en todo caso, que la experiencia lectora de los estudiantes diagnosticados con dislexia es aquí la posición desde la que se observa, no el objeto que se examina.</w:t>
+        <w:t xml:space="preserve">La proposición admite ser falsada en dos puntos. Puede ocurrir que las condiciones de reconocimiento se dispersen en prácticas sin regularidad y no lleguen a formar un conjunto reconocible, y puede ocurrir que la gestión del ajuste, lejos de reafirmar la norma, la erosione. Cualquiera de las dos situaciones obligaría a reformular el problema y no a descartar el dato, aunque conviene subrayar que la experiencia lectora de los estudiantes diagnosticados con dislexia es aquí la posición desde la que se observa, no el objeto que se examina.</w:t>
       </w:r>
     </w:p>
     <w:p>
@@ -3587,7 +3587,7 @@
         <w:rPr/>
       </w:pPr>
       <w:r>
-        <w:t xml:space="preserve">El estudio es cualitativo, de orientación etnográfica y filosófica, e inscrito en el paradigma de la complejidad. La elección se sigue de la naturaleza del objeto, no de una preferencia de escuela ni de la disponibilidad de un procedimiento: una configuración recursiva entre norma institucional y experiencia perceptiva difícilmente puede capturarse midiendo variables independientes, porque su rasgo definitorio consiste en la inseparabilidad de los términos. Lo que interesa es reconstruir, desde la experiencia lectora de estudiantes diagnosticados con dislexia, las condiciones desde las que ciertas formas de leer resultan organizadas, interpretadas y reguladas. No se medirán desempeños ni se verificarán indicadores clínicos, entre otras razones porque el objeto no está hecho de eso.</w:t>
+        <w:t xml:space="preserve">El estudio es cualitativo, de orientación etnográfica y filosófica, e inscrito en el paradigma de la complejidad. La elección se sigue de la naturaleza del objeto, no de una preferencia de escuela ni de la disponibilidad de un procedimiento: una configuración recursiva entre norma institucional y experiencia perceptiva difícilmente puede capturarse midiendo variables independientes, porque su rasgo definitorio consiste en la inseparabilidad de los términos. Lo que interesa es reconstruir, desde la experiencia lectora de estudiantes diagnosticados con dislexia, las condiciones desde las que ciertas formas de leer resultan organizadas, interpretadas y reguladas, sin medir desempeños ni verificar indicadores clínicos, entre otras razones porque el objeto no está hecho de eso.</w:t>
       </w:r>
     </w:p>
     <w:p>
@@ -3616,17 +3616,17 @@
         <w:rPr/>
       </w:pPr>
       <w:r>
-        <w:t xml:space="preserve">El diseño es un estudio de casos múltiples con orientación fenomenológica y hermenéutica, en el que el componente de caso conserva la densidad contextual que exige comprender una gramática institucional y encuentra su justificación en el principio hologramático. Lo fenomenológico orienta la reconstrucción de la experiencia vivida. Lo hermenéutico gobierna la lectura de documentos y consignas, tratados aquí como textos que dicen más de lo que enuncian.</w:t>
-      </w:r>
-    </w:p>
-    <w:p>
-      <w:pPr>
-        <w:ind w:firstLine="720"/>
-        <w:jc w:val="both"/>
-        <w:rPr/>
-      </w:pPr>
-      <w:r>
-        <w:t xml:space="preserve">La organización metodológica permanece deliberadamente abierta, porque las dinámicas del aula desbordan cualquier secuencia previsible y la comprensión inicial del problema puede alterarse durante el proceso. Queda excluida de entrada, eso sí, cualquier pretensión de generalización universal sobre la dislexia o de tipología neurocognitiva cerrada.</w:t>
+        <w:t xml:space="preserve">El diseño es un estudio de casos múltiples con orientación fenomenológica y hermenéutica. El componente de caso conserva la densidad contextual que exige comprender una gramática institucional, y encuentra su justificación en el principio hologramático. Lo fenomenológico orienta la reconstrucción de la experiencia vivida. Lo hermenéutico gobierna la lectura de documentos y consignas, tratados aquí como textos que dicen más de lo que enuncian.</w:t>
+      </w:r>
+    </w:p>
+    <w:p>
+      <w:pPr>
+        <w:ind w:firstLine="720"/>
+        <w:jc w:val="both"/>
+        <w:rPr/>
+      </w:pPr>
+      <w:r>
+        <w:t xml:space="preserve">La organización metodológica permanece deliberadamente abierta. Las dinámicas del aula desbordan cualquier secuencia previsible, y la comprensión inicial del problema puede alterarse durante el proceso. Queda excluida de entrada, eso sí, cualquier pretensión de generalización universal sobre la dislexia o de tipología neurocognitiva cerrada.</w:t>
       </w:r>
     </w:p>
     <w:p>
@@ -4188,7 +4188,7 @@
         <w:rPr/>
       </w:pPr>
       <w:r>
-        <w:t xml:space="preserve">Cada una de estas técnicas resulta corta por sí sola frente a un objeto repartido entre la norma escrita, la práctica docente y la vivencia del estudiante. Cada una recoge algo que las otras no alcanzan, y el conjunto está armado para cubrir los tres niveles del sistema.</w:t>
+        <w:t xml:space="preserve">Ninguna de estas técnicas basta por sí sola. El objeto está repartido entre la norma escrita, la práctica docente y la vivencia del estudiante, y cada una recoge algo que las otras no alcanzan, y el conjunto está armado para cubrir los tres niveles del sistema.</w:t>
       </w:r>
     </w:p>
     <w:p>
@@ -4218,7 +4218,7 @@
         <w:rPr/>
       </w:pPr>
       <w:r>
-        <w:t xml:space="preserve">Las rejillas de análisis cumplen una función que la codificación tiende a estropear, que es mantener unidas, mientras se analiza, la temporalidad lectora, la interacción con la consigna, los ritmos de respuesta, las formas de atención y la regulación institucional, todas ellas ligadas a los procesos que acaban tratando una experiencia como error, déficit, lentitud o desajuste. Su diseño admite relaciones que el campo vuelva relevantes y que no estaban previstas.</w:t>
+        <w:t xml:space="preserve">Las rejillas de análisis cumplen una función que la codificación tiende a estropear. Mantienen unidas, mientras se analiza, la temporalidad lectora, la interacción con la consigna, los ritmos de respuesta, las formas de atención y la regulación institucional, todas ellas ligadas a los procesos que acaban tratando una experiencia como error, déficit, lentitud o desajuste. Su diseño admite relaciones que el campo vuelva relevantes y que no estaban previstas.</w:t>
       </w:r>
     </w:p>
     <w:p>
@@ -4238,7 +4238,7 @@
         <w:rPr/>
       </w:pPr>
       <w:r>
-        <w:t xml:space="preserve">La entrevista fenomenológica en profundidad, prevista en dos rondas, cierra el conjunto. La primera reconstruye la experiencia lectora en su desarrollo temporal y corporal a partir de episodios concretos, no de opiniones generales, y la segunda le devuelve al estudiante una interpretación provisional y recoge su reacción, de modo que profundiza y valida en un mismo movimiento.</w:t>
+        <w:t xml:space="preserve">La entrevista fenomenológica en profundidad, prevista en dos rondas, cierra el conjunto. Esa primera ronda reconstruye la experiencia lectora en su desarrollo temporal y corporal a partir de episodios concretos, no de opiniones generales, y la segunda le devuelve al estudiante una interpretación provisional y recoge su reacción, de modo que profundiza y valida en un mismo movimiento.</w:t>
       </w:r>
     </w:p>
     <w:p>
@@ -5243,37 +5243,37 @@
         <w:rPr/>
       </w:pPr>
       <w:r>
-        <w:t xml:space="preserve">Las decisiones que anteceden derivan del problema y no de un modelo metodológico adoptado de antemano. Su validez depende de que sigan sirviéndole, y si dejan de hacerlo se cambian, porque el rigor no consiste aquí en sostener un procedimiento a toda costa, sino en impedir que el procedimiento decida por adelantado qué podrá ser encontrado.</w:t>
-      </w:r>
-    </w:p>
-    <w:p>
-      <w:pPr>
-        <w:ind w:firstLine="720"/>
-        <w:jc w:val="both"/>
-        <w:rPr/>
-      </w:pPr>
-      <w:r>
-        <w:t xml:space="preserve">Lo que se registre será tratado como registro y no como copia transparente de la situación. Un fragmento de observación, una respuesta en entrevista o el enunciado de una consigna son registros que se vuelven evidencia solo cuando se los pone en relación con una pregunta y bajo condiciones que puedan enunciarse, la interpretación constituye un tercer momento y la afirmación que el estudio finalmente sostenga, un cuarto. Confundir esos planos es el modo más rápido de convertir una lectura en un hecho. Cada afirmación de peso quedará por eso acompañada de aquello que la respalda, de la evidencia en que se apoya, de las condiciones bajo las cuales vale y de los límites que la acotan.</w:t>
-      </w:r>
-    </w:p>
-    <w:p>
-      <w:pPr>
-        <w:ind w:firstLine="720"/>
-        <w:jc w:val="both"/>
-        <w:rPr/>
-      </w:pPr>
-      <w:r>
-        <w:t xml:space="preserve">Cuando la evidencia no coincida con lo esperado, no se la descartará como error de campo, porque puede indicar que la categoría es inadecuada, que el instrumento captura otra cosa, que la relación supuesta no existe o que el problema estaba mal formulado. Cuál de esas alternativas corresponde es algo que deberá argumentarse en cada caso, y no resolverse por comodidad.</w:t>
-      </w:r>
-    </w:p>
-    <w:p>
-      <w:pPr>
-        <w:ind w:firstLine="720"/>
-        <w:jc w:val="both"/>
-        <w:rPr/>
-      </w:pPr>
-      <w:r>
-        <w:t xml:space="preserve">Los resultados tienen que poder volver sobre lo que los hizo posibles, de suerte que si el trabajo empírico obliga a revisar el marco teórico, la delimitación del problema o las propias decisiones metodológicas, esa revisión forma parte del resultado y se documenta como tal. Semejante apertura no autoriza el relativismo: toda interpretación deberá estar argumentada, sustentada y expuesta al contraste, y ninguna analogía funcionará como demostración.</w:t>
+        <w:t xml:space="preserve">Las decisiones que anteceden derivan del problema y no de un modelo metodológico adoptado de antemano. Esa validez depende de que sigan sirviéndole, y si dejan de hacerlo se cambian, porque el rigor no consiste aquí en sostener un procedimiento a toda costa, sino en impedir que el procedimiento decida por adelantado qué podrá ser encontrado.</w:t>
+      </w:r>
+    </w:p>
+    <w:p>
+      <w:pPr>
+        <w:ind w:firstLine="720"/>
+        <w:jc w:val="both"/>
+        <w:rPr/>
+      </w:pPr>
+      <w:r>
+        <w:t xml:space="preserve">Lo que se registre será tratado como registro y no como copia transparente de la situación. Un fragmento de observación, una respuesta en entrevista o el enunciado de una consigna son registros que se vuelven evidencia solo cuando se los pone en relación con una pregunta y bajo condiciones que puedan enunciarse, la interpretación constituye un tercer momento y la afirmación que el estudio finalmente sostenga, un cuarto. Confundir esos planos es el modo más rápido de convertir una lectura en un hecho, y cada afirmación de peso quedará por eso acompañada de aquello que la respalda, de la evidencia en que se apoya, de las condiciones bajo las cuales vale y de los límites que la acotan.</w:t>
+      </w:r>
+    </w:p>
+    <w:p>
+      <w:pPr>
+        <w:ind w:firstLine="720"/>
+        <w:jc w:val="both"/>
+        <w:rPr/>
+      </w:pPr>
+      <w:r>
+        <w:t xml:space="preserve">La evidencia que no coincida con lo esperado no se descartará como error de campo. Puede indicar que la categoría es inadecuada, que el instrumento captura otra cosa, que la relación supuesta no existe o que el problema estaba mal formulado. Cuál de esas alternativas corresponde es algo que deberá argumentarse en cada caso, y no resolverse por comodidad.</w:t>
+      </w:r>
+    </w:p>
+    <w:p>
+      <w:pPr>
+        <w:ind w:firstLine="720"/>
+        <w:jc w:val="both"/>
+        <w:rPr/>
+      </w:pPr>
+      <w:r>
+        <w:t xml:space="preserve">Los resultados tienen que poder volver sobre lo que los hizo posibles. Si el trabajo empírico obliga a revisar el marco teórico, la delimitación del problema o las propias decisiones metodológicas, esa revisión forma parte del resultado y se documenta como tal, sin que semejante apertura autorice el relativismo, porque toda interpretación deberá estar argumentada, sustentada y expuesta al contraste, y ninguna analogía funcionará como demostración.</w:t>
       </w:r>
       <w:r>
         <w:lastRenderedPageBreak/>
@@ -5306,7 +5306,7 @@
         <w:rPr/>
       </w:pPr>
       <w:r>
-        <w:t xml:space="preserve">Los cuatro criterios convencionales se traducen aquí en compromisos verificables. La credibilidad descansa en la permanencia prolongada en el campo durante un ciclo completo, en la triangulación y en la validación comunicativa con los participantes. La transferibilidad no se afirma: se ofrece mediante una descripción densa del contexto, y es el lector quien juzga qué resulta aplicable a su escenario. La dependencia queda cubierta por la auditoría del director de tesis sobre una bitácora que registra cada decisión metodológica y su motivo, y la confirmabilidad por la conservación del corpus primario junto con la explicitación de la posición del investigador. A esos cuatro el enfoque obliga a añadir un quinto: la reflexividad, entendida con Morin (1999) como inclusión del observador en lo observado. El diario reflexivo se analiza entonces como fuente. No se archiva como anexo.</w:t>
+        <w:t xml:space="preserve">Los cuatro criterios convencionales se traducen aquí en compromisos verificables. La credibilidad descansa en la permanencia prolongada en el campo durante un ciclo completo, en la triangulación y en la validación comunicativa con los participantes, mientras que la transferibilidad no se afirma sino que se ofrece mediante una descripción densa del contexto, y es el lector quien juzga qué resulta aplicable a su escenario. La dependencia queda cubierta por la auditoría del director de tesis sobre una bitácora que registra cada decisión metodológica y su motivo, y la confirmabilidad por la conservación del corpus primario junto con la explicitación de la posición del investigador. A esos cuatro el enfoque obliga a añadir un quinto: la reflexividad, entendida con Morin (1999) como inclusión del observador en lo observado. El diario reflexivo se analiza entonces como fuente. No se archiva como anexo.</w:t>
       </w:r>
     </w:p>
     <w:p>
@@ -5325,7 +5325,7 @@
         <w:rPr/>
       </w:pPr>
       <w:r>
-        <w:t xml:space="preserve">Una metodología que se declara flexible sin prever cómo cambiar termina siendo rígida en la práctica, de ahí que el diseño fije tres puntos de revisión formal, uno al término de cada fase de campo, para evaluar la pertinencia de las categorías, la suficiencia de las técnicas y la conveniencia de incorporar fuentes nuevas. Cada modificación queda documentada con su justificación, de modo que la adaptación no cueste trazabilidad.</w:t>
+        <w:t xml:space="preserve">Una metodología que se declara flexible sin prever cómo cambiar termina siendo rígida en la práctica. De ahí que el diseño fije tres puntos de revisión formal, uno al término de cada fase de campo, para evaluar la pertinencia de las categorías, la suficiencia de las técnicas y la conveniencia de incorporar fuentes nuevas. Cada modificación queda documentada con su justificación, de modo que la adaptación no cueste trazabilidad.</w:t>
       </w:r>
     </w:p>
     <w:p>
@@ -5344,16 +5344,16 @@
         <w:rPr/>
       </w:pPr>
       <w:r>
-        <w:t xml:space="preserve">El estudio se somete a aprobación del comité de ética institucional, obtiene consentimiento informado de acudientes, docentes y orientadores, y asentimiento de los estudiantes menores de edad. La confidencialidad queda cubierta mediante codificación de identidades y anonimización documental. El retiro puede solicitarse en cualquier momento y sin consecuencia alguna.</w:t>
-      </w:r>
-    </w:p>
-    <w:p>
-      <w:pPr>
-        <w:ind w:firstLine="720"/>
-        <w:jc w:val="both"/>
-      </w:pPr>
-      <w:r>
-        <w:t xml:space="preserve">Investigar sobre estudiantes ya rotulados obliga, sin embargo, a resguardos que van más allá del trámite. Las entrevistas evitan cualquier formulación que refuerce la identidad deficitaria del estudiante y se centran en describir situaciones, no en evaluar capacidades, y los hallazgos institucionales se devuelven a los colegios con ánimo de mejoramiento y no de auditoría, para no exponer a los docentes que abrieron sus aulas. El estudio, en fin, no practica valoración diagnóstica ni interviene en los procesos de evaluación en curso, y cualquier situación que requiera atención profesional se remite a los canales institucionales.</w:t>
+        <w:t xml:space="preserve">El estudio se somete a aprobación del comité de ética institucional. Obtiene consentimiento informado de acudientes, docentes y orientadores, y asentimiento de los estudiantes menores de edad. La confidencialidad queda cubierta mediante codificación de identidades y anonimización documental. El retiro puede solicitarse en cualquier momento y sin consecuencia alguna.</w:t>
+      </w:r>
+    </w:p>
+    <w:p>
+      <w:pPr>
+        <w:ind w:firstLine="720"/>
+        <w:jc w:val="both"/>
+      </w:pPr>
+      <w:r>
+        <w:t xml:space="preserve">Investigar sobre estudiantes ya rotulados obliga, sin embargo, a resguardos que van más allá del trámite. Las entrevistas evitan cualquier formulación que refuerce la identidad deficitaria del estudiante y se centran en describir situaciones, no en evaluar capacidades, y los hallazgos institucionales se devuelven a los colegios con ánimo de mejoramiento y no de auditoría, para no exponer a los docentes que abrieron sus aulas. Este trabajo, en fin, no practica valoración diagnóstica ni interviene en los procesos de evaluación en curso, y cualquier situación que requiera atención profesional se remite a los canales institucionales.</w:t>
       </w:r>
     </w:p>
     <w:p>
@@ -5596,17 +5596,17 @@
         <w:rPr/>
       </w:pPr>
       <w:r>
-        <w:t xml:space="preserve">El problema quedó delimitado sin quedar clausurado, pues está situado en un territorio, en una etapa escolar y en una modalidad de enseñanza, se sostiene con evidencia empírica, teórica y normativa, y se formula como pregunta por una relación cuya forma todavía no se conoce. La delimitación permite investigar sin decidir por adelantado qué habrá de encontrarse, que es a esta altura del trabajo todo lo que puede pedírsele.</w:t>
-      </w:r>
-    </w:p>
-    <w:p>
-      <w:pPr>
-        <w:ind w:firstLine="720"/>
-        <w:jc w:val="both"/>
-        <w:rPr/>
-      </w:pPr>
-      <w:r>
-        <w:t xml:space="preserve">Las categorías tomadas del pensamiento complejo trabajan dentro del diseño y no solo dentro del marco. La recursividad se traduce en un procedimiento de diagramación que puede fallar si las relaciones no la confirman. La tensión entre saberes obliga a una triangulación teórica que exige leer un mismo fragmento desde claves incompatibles, y la multidimensionalidad da forma a las dimensiones que estructuran el protocolo de entrevista. Ninguna de ellas se emplea, en suma, como adjetivo del proyecto, y si el campo no las respalda no llegarán a la versión final.</w:t>
+        <w:t xml:space="preserve">El problema quedó delimitado sin quedar clausurado. Está situado en un territorio, en una etapa escolar y en una modalidad de enseñanza, se sostiene con evidencia empírica, teórica y normativa, y se formula como pregunta por una relación cuya forma todavía no se conoce. La delimitación permite investigar sin decidir por adelantado qué habrá de encontrarse, que es a esta altura del trabajo todo lo que puede pedírsele.</w:t>
+      </w:r>
+    </w:p>
+    <w:p>
+      <w:pPr>
+        <w:ind w:firstLine="720"/>
+        <w:jc w:val="both"/>
+        <w:rPr/>
+      </w:pPr>
+      <w:r>
+        <w:t xml:space="preserve">Las categorías tomadas del pensamiento complejo trabajan dentro del diseño y no solo dentro del marco. La recursividad se traduce en un procedimiento de diagramación que puede fallar si las relaciones no la confirman, la tensión entre saberes obliga a una triangulación teórica que exige leer un mismo fragmento desde claves incompatibles, y la multidimensionalidad da forma a las dimensiones que estructuran el protocolo de entrevista. Ninguna de ellas se emplea, en suma, como adjetivo del proyecto, y si el campo no las respalda no llegarán a la versión final.</w:t>
       </w:r>
     </w:p>
     <w:p>
